--- a/Patent_Worthy_Idea_Datalink_AI.docx
+++ b/Patent_Worthy_Idea_Datalink_AI.docx
@@ -12,7 +12,7 @@
           <w:color w:val="1F3355"/>
           <w:sz w:val="38"/>
         </w:rPr>
-        <w:t>PATENT-WORTHY INVENTION DISCLOSURE</w:t>
+        <w:t>PATENT-WORTHY INVENTION</w:t>
       </w:r>
     </w:p>
     <w:p>
@@ -24,7 +24,7 @@
           <w:b/>
           <w:sz w:val="26"/>
         </w:rPr>
-        <w:t>Datalink AI — Certification-Grade Datalink Attribution Platform (CG-DAP)</w:t>
+        <w:t>Requirements-Anchored In-Service Datalink Conformance &amp; Root-Cause Platform</w:t>
       </w:r>
     </w:p>
     <w:p>
@@ -36,9 +36,9 @@
           <w:i/>
           <w:sz w:val="19"/>
         </w:rPr>
-        <w:t>Prepared after a prior-art review of 44 patent documents and 10 non-patent references</w:t>
+        <w:t>Revision 2 — written around the full scope: uplink, downlink, OS, partition and fault data; live flight-keyed dashboard; and verification of the datalink against its own software and hardware requirements.</w:t>
         <w:br/>
-        <w:t>Date of review: 8 October 2026   |   Status: engineering input for patent counsel</w:t>
+        <w:t>Prior-art basis: 48 patent documents and 15 non-patent references · Review date 8 October 2026 · Engineering input, not a legal opinion</w:t>
       </w:r>
     </w:p>
     <w:p>
@@ -46,7 +46,7 @@
         <w:pStyle w:val="Heading1"/>
       </w:pPr>
       <w:r>
-        <w:t>1. Basis of this document</w:t>
+        <w:t>1. The idea as stated (the scope this document protects)</w:t>
       </w:r>
     </w:p>
     <w:p>
@@ -55,42 +55,7 @@
           <w:b w:val="0"/>
           <w:i w:val="0"/>
         </w:rPr>
-        <w:t>The original proposal was: run datalink infrastructure on a ground server, ingest live CMU/datalink data, find issues, and characterise datalink performance — latency, network issues, OS issues and pilot actions — supported by explainable AI, hybrid deterministic + AI processing, self-learning interference/threat models, and validation and verification toolchains for DO-178C / DO-254 environments.</w:t>
-      </w:r>
-    </w:p>
-    <w:p>
-      <w:r>
-        <w:rPr>
-          <w:b w:val="0"/>
-          <w:i w:val="0"/>
-        </w:rPr>
-        <w:t>A structured prior-art search was then performed (Google Patents including its structured query endpoint, Justia Patents, and public academic and industry literature). 44 patent documents and 10 non-patent references were collected and assessed element by element.</w:t>
-      </w:r>
-    </w:p>
-    <w:p>
-      <w:r>
-        <w:rPr>
-          <w:b w:val="0"/>
-          <w:i w:val="0"/>
-        </w:rPr>
-        <w:t>Finding: the proposal as originally framed is approximately 60–70% anticipated. The single most damaging reference is US 2025/0260475 A1 "Systems and methods for aircraft datalink performance monitoring" (Satcom Direct LLC; priority 9 February 2024; published 14 August 2025; pending), which already claims ground-side real-time monitoring of CPDLC and ADS-C message exchanges, per-leg transmission and receipt timestamps, comparison against the mandated PBCS benchmarks (RCP 240 / RSP 180), identification of the transmission step that is the greatest cause of delay, NOC alerting, datalink reconfiguration, and pilot operational response time (PORT).</w:t>
-      </w:r>
-    </w:p>
-    <w:p>
-      <w:r>
-        <w:rPr>
-          <w:b/>
-          <w:i w:val="0"/>
-        </w:rPr>
-        <w:t>This document therefore does two things: it states plainly what can no longer be claimed, and it defines the invention that remains — one lead invention, one strategic invention, and one portfolio invention — in enough detail to be filed.</w:t>
-      </w:r>
-    </w:p>
-    <w:p>
-      <w:pPr>
-        <w:pStyle w:val="Heading1"/>
-      </w:pPr>
-      <w:r>
-        <w:t>2. What can no longer be claimed (do not spend filing budget here)</w:t>
+        <w:t>The platform runs on the ground and treats data as everything. For each flight it continuously ingests and fuses:</w:t>
       </w:r>
     </w:p>
     <w:tbl>
@@ -101,14 +66,14 @@
         <w:tblLook w:firstColumn="1" w:firstRow="1" w:lastColumn="0" w:lastRow="0" w:noHBand="0" w:noVBand="1" w:val="04A0"/>
       </w:tblPr>
       <w:tblGrid>
-        <w:gridCol w:w="3264"/>
-        <w:gridCol w:w="3264"/>
-        <w:gridCol w:w="3264"/>
+        <w:gridCol w:w="3312"/>
+        <w:gridCol w:w="3312"/>
+        <w:gridCol w:w="3312"/>
       </w:tblGrid>
       <w:tr>
         <w:tc>
           <w:tcPr>
-            <w:tcW w:type="dxa" w:w="3744"/>
+            <w:tcW w:type="dxa" w:w="1944"/>
             <w:shd w:fill="DCE6F1"/>
           </w:tcPr>
           <w:p>
@@ -118,13 +83,13 @@
                 <w:b/>
                 <w:sz w:val="19"/>
               </w:rPr>
-              <w:t>Proposed element</w:t>
+              <w:t>Data source</w:t>
             </w:r>
           </w:p>
         </w:tc>
         <w:tc>
           <w:tcPr>
-            <w:tcW w:type="dxa" w:w="4176"/>
+            <w:tcW w:type="dxa" w:w="4320"/>
             <w:shd w:fill="DCE6F1"/>
           </w:tcPr>
           <w:p>
@@ -134,13 +99,496 @@
                 <w:b/>
                 <w:sz w:val="19"/>
               </w:rPr>
-              <w:t>Anticipated by</w:t>
+              <w:t>What it contains</w:t>
             </w:r>
           </w:p>
         </w:tc>
         <w:tc>
           <w:tcPr>
-            <w:tcW w:type="dxa" w:w="2304"/>
+            <w:tcW w:type="dxa" w:w="3960"/>
+            <w:shd w:fill="DCE6F1"/>
+          </w:tcPr>
+          <w:p>
+            <w:r/>
+            <w:r>
+              <w:rPr>
+                <w:b/>
+                <w:sz w:val="19"/>
+              </w:rPr>
+              <w:t>What it can prove about a requirement</w:t>
+            </w:r>
+          </w:p>
+        </w:tc>
+      </w:tr>
+      <w:tr>
+        <w:tc>
+          <w:tcPr>
+            <w:tcW w:type="dxa" w:w="1944"/>
+          </w:tcPr>
+          <w:p>
+            <w:pPr>
+              <w:spacing w:after="40"/>
+            </w:pPr>
+            <w:r/>
+            <w:r>
+              <w:rPr>
+                <w:sz w:val="19"/>
+              </w:rPr>
+              <w:t>Uplink messages</w:t>
+            </w:r>
+          </w:p>
+        </w:tc>
+        <w:tc>
+          <w:tcPr>
+            <w:tcW w:type="dxa" w:w="4320"/>
+          </w:tcPr>
+          <w:p>
+            <w:pPr>
+              <w:spacing w:after="40"/>
+            </w:pPr>
+            <w:r/>
+            <w:r>
+              <w:rPr>
+                <w:sz w:val="19"/>
+              </w:rPr>
+              <w:t>ATC/ground to aircraft datalink messages (CPDLC, ADS-C requests, operational uplinks, weather, loadable data)</w:t>
+            </w:r>
+          </w:p>
+        </w:tc>
+        <w:tc>
+          <w:tcPr>
+            <w:tcW w:type="dxa" w:w="3960"/>
+          </w:tcPr>
+          <w:p>
+            <w:pPr>
+              <w:spacing w:after="40"/>
+            </w:pPr>
+            <w:r/>
+            <w:r>
+              <w:rPr>
+                <w:sz w:val="19"/>
+              </w:rPr>
+              <w:t>Delivery, ordering, latency, correct handling and display, and whether a response obligation was created</w:t>
+            </w:r>
+          </w:p>
+        </w:tc>
+      </w:tr>
+      <w:tr>
+        <w:tc>
+          <w:tcPr>
+            <w:tcW w:type="dxa" w:w="1944"/>
+          </w:tcPr>
+          <w:p>
+            <w:pPr>
+              <w:spacing w:after="40"/>
+            </w:pPr>
+            <w:r/>
+            <w:r>
+              <w:rPr>
+                <w:sz w:val="19"/>
+              </w:rPr>
+              <w:t>Downlink messages</w:t>
+            </w:r>
+          </w:p>
+        </w:tc>
+        <w:tc>
+          <w:tcPr>
+            <w:tcW w:type="dxa" w:w="4320"/>
+          </w:tcPr>
+          <w:p>
+            <w:pPr>
+              <w:spacing w:after="40"/>
+            </w:pPr>
+            <w:r/>
+            <w:r>
+              <w:rPr>
+                <w:sz w:val="19"/>
+              </w:rPr>
+              <w:t>Aircraft to ground: crew responses, reports, position and event downlinks</w:t>
+            </w:r>
+          </w:p>
+        </w:tc>
+        <w:tc>
+          <w:tcPr>
+            <w:tcW w:type="dxa" w:w="3960"/>
+          </w:tcPr>
+          <w:p>
+            <w:pPr>
+              <w:spacing w:after="40"/>
+            </w:pPr>
+            <w:r/>
+            <w:r>
+              <w:rPr>
+                <w:sz w:val="19"/>
+              </w:rPr>
+              <w:t>Transmission success, content correctness, correct response to an uplink, correct report triggering</w:t>
+            </w:r>
+          </w:p>
+        </w:tc>
+      </w:tr>
+      <w:tr>
+        <w:tc>
+          <w:tcPr>
+            <w:tcW w:type="dxa" w:w="1944"/>
+          </w:tcPr>
+          <w:p>
+            <w:pPr>
+              <w:spacing w:after="40"/>
+            </w:pPr>
+            <w:r/>
+            <w:r>
+              <w:rPr>
+                <w:sz w:val="19"/>
+              </w:rPr>
+              <w:t>OS data</w:t>
+            </w:r>
+          </w:p>
+        </w:tc>
+        <w:tc>
+          <w:tcPr>
+            <w:tcW w:type="dxa" w:w="4320"/>
+          </w:tcPr>
+          <w:p>
+            <w:pPr>
+              <w:spacing w:after="40"/>
+            </w:pPr>
+            <w:r/>
+            <w:r>
+              <w:rPr>
+                <w:sz w:val="19"/>
+              </w:rPr>
+              <w:t>Avionics operating system events: task activation, scheduling, error and health records, resource usage</w:t>
+            </w:r>
+          </w:p>
+        </w:tc>
+        <w:tc>
+          <w:tcPr>
+            <w:tcW w:type="dxa" w:w="3960"/>
+          </w:tcPr>
+          <w:p>
+            <w:pPr>
+              <w:spacing w:after="40"/>
+            </w:pPr>
+            <w:r/>
+            <w:r>
+              <w:rPr>
+                <w:sz w:val="19"/>
+              </w:rPr>
+              <w:t>Timing margin, partition budget adherence, absence of unintended function, fault containment</w:t>
+            </w:r>
+          </w:p>
+        </w:tc>
+      </w:tr>
+      <w:tr>
+        <w:tc>
+          <w:tcPr>
+            <w:tcW w:type="dxa" w:w="1944"/>
+          </w:tcPr>
+          <w:p>
+            <w:pPr>
+              <w:spacing w:after="40"/>
+            </w:pPr>
+            <w:r/>
+            <w:r>
+              <w:rPr>
+                <w:sz w:val="19"/>
+              </w:rPr>
+              <w:t>Partition performance</w:t>
+            </w:r>
+          </w:p>
+        </w:tc>
+        <w:tc>
+          <w:tcPr>
+            <w:tcW w:type="dxa" w:w="4320"/>
+          </w:tcPr>
+          <w:p>
+            <w:pPr>
+              <w:spacing w:after="40"/>
+            </w:pPr>
+            <w:r/>
+            <w:r>
+              <w:rPr>
+                <w:sz w:val="19"/>
+              </w:rPr>
+              <w:t>ARINC-653-style partition execution time, release jitter, overrun events, budget utilisation</w:t>
+            </w:r>
+          </w:p>
+        </w:tc>
+        <w:tc>
+          <w:tcPr>
+            <w:tcW w:type="dxa" w:w="3960"/>
+          </w:tcPr>
+          <w:p>
+            <w:pPr>
+              <w:spacing w:after="40"/>
+            </w:pPr>
+            <w:r/>
+            <w:r>
+              <w:rPr>
+                <w:sz w:val="19"/>
+              </w:rPr>
+              <w:t>Allocated time budget per requirement; whether the communications function stayed inside its certified budget</w:t>
+            </w:r>
+          </w:p>
+        </w:tc>
+      </w:tr>
+      <w:tr>
+        <w:tc>
+          <w:tcPr>
+            <w:tcW w:type="dxa" w:w="1944"/>
+          </w:tcPr>
+          <w:p>
+            <w:pPr>
+              <w:spacing w:after="40"/>
+            </w:pPr>
+            <w:r/>
+            <w:r>
+              <w:rPr>
+                <w:sz w:val="19"/>
+              </w:rPr>
+              <w:t>Fault observations</w:t>
+            </w:r>
+          </w:p>
+        </w:tc>
+        <w:tc>
+          <w:tcPr>
+            <w:tcW w:type="dxa" w:w="4320"/>
+          </w:tcPr>
+          <w:p>
+            <w:pPr>
+              <w:spacing w:after="40"/>
+            </w:pPr>
+            <w:r/>
+            <w:r>
+              <w:rPr>
+                <w:sz w:val="19"/>
+              </w:rPr>
+              <w:t>BITE results, fault flags, CMU/ATSU and radio fault records, maintenance messages</w:t>
+            </w:r>
+          </w:p>
+        </w:tc>
+        <w:tc>
+          <w:tcPr>
+            <w:tcW w:type="dxa" w:w="3960"/>
+          </w:tcPr>
+          <w:p>
+            <w:pPr>
+              <w:spacing w:after="40"/>
+            </w:pPr>
+            <w:r/>
+            <w:r>
+              <w:rPr>
+                <w:sz w:val="19"/>
+              </w:rPr>
+              <w:t>Robustness and fault-detection requirements, fault reporting latency, correct degradation behaviour</w:t>
+            </w:r>
+          </w:p>
+        </w:tc>
+      </w:tr>
+      <w:tr>
+        <w:tc>
+          <w:tcPr>
+            <w:tcW w:type="dxa" w:w="1944"/>
+          </w:tcPr>
+          <w:p>
+            <w:pPr>
+              <w:spacing w:after="40"/>
+            </w:pPr>
+            <w:r/>
+            <w:r>
+              <w:rPr>
+                <w:sz w:val="19"/>
+              </w:rPr>
+              <w:t>Link/RF observations</w:t>
+            </w:r>
+          </w:p>
+        </w:tc>
+        <w:tc>
+          <w:tcPr>
+            <w:tcW w:type="dxa" w:w="4320"/>
+          </w:tcPr>
+          <w:p>
+            <w:pPr>
+              <w:spacing w:after="40"/>
+            </w:pPr>
+            <w:r/>
+            <w:r>
+              <w:rPr>
+                <w:sz w:val="19"/>
+              </w:rPr>
+              <w:t>Frequency, subnetwork, channel occupancy, error counters, link state changes</w:t>
+            </w:r>
+          </w:p>
+        </w:tc>
+        <w:tc>
+          <w:tcPr>
+            <w:tcW w:type="dxa" w:w="3960"/>
+          </w:tcPr>
+          <w:p>
+            <w:pPr>
+              <w:spacing w:after="40"/>
+            </w:pPr>
+            <w:r/>
+            <w:r>
+              <w:rPr>
+                <w:sz w:val="19"/>
+              </w:rPr>
+              <w:t>Interface and link-level requirements, correct subnetwork selection and fallback</w:t>
+            </w:r>
+          </w:p>
+        </w:tc>
+      </w:tr>
+      <w:tr>
+        <w:tc>
+          <w:tcPr>
+            <w:tcW w:type="dxa" w:w="1944"/>
+          </w:tcPr>
+          <w:p>
+            <w:pPr>
+              <w:spacing w:after="40"/>
+            </w:pPr>
+            <w:r/>
+            <w:r>
+              <w:rPr>
+                <w:sz w:val="19"/>
+              </w:rPr>
+              <w:t>Pilot actions</w:t>
+            </w:r>
+          </w:p>
+        </w:tc>
+        <w:tc>
+          <w:tcPr>
+            <w:tcW w:type="dxa" w:w="4320"/>
+          </w:tcPr>
+          <w:p>
+            <w:pPr>
+              <w:spacing w:after="40"/>
+            </w:pPr>
+            <w:r/>
+            <w:r>
+              <w:rPr>
+                <w:sz w:val="19"/>
+              </w:rPr>
+              <w:t>Response, readback, acknowledgement, omission and response latency</w:t>
+            </w:r>
+          </w:p>
+        </w:tc>
+        <w:tc>
+          <w:tcPr>
+            <w:tcW w:type="dxa" w:w="3960"/>
+          </w:tcPr>
+          <w:p>
+            <w:pPr>
+              <w:spacing w:after="40"/>
+            </w:pPr>
+            <w:r/>
+            <w:r>
+              <w:rPr>
+                <w:sz w:val="19"/>
+              </w:rPr>
+              <w:t>Crew-response and human-factors requirement conformance</w:t>
+            </w:r>
+          </w:p>
+        </w:tc>
+      </w:tr>
+    </w:tbl>
+    <w:p>
+      <w:pPr>
+        <w:spacing w:after="40"/>
+      </w:pPr>
+    </w:p>
+    <w:p>
+      <w:r>
+        <w:rPr>
+          <w:b w:val="0"/>
+          <w:i w:val="0"/>
+        </w:rPr>
+        <w:t>Outputs required: a live dashboard that follows which flight is being monitored and updates in real time; and a verdict, against the datalink's own software and hardware requirements, of whether the datalink is working as the requirements say it must.</w:t>
+      </w:r>
+    </w:p>
+    <w:p>
+      <w:pPr>
+        <w:spacing w:before="120" w:after="200"/>
+        <w:ind w:left="216"/>
+        <w:pBdr>
+          <w:top w:val="single" w:sz="8" w:space="6" w:color="1F3355"/>
+          <w:bottom w:val="single" w:sz="8" w:space="6" w:color="1F3355"/>
+          <w:left w:val="single" w:sz="8" w:space="6" w:color="1F3355"/>
+          <w:right w:val="single" w:sz="8" w:space="6" w:color="1F3355"/>
+        </w:pBdr>
+      </w:pPr>
+      <w:r>
+        <w:rPr>
+          <w:b/>
+          <w:sz w:val="22"/>
+        </w:rPr>
+        <w:t>The business question this answers: not "is the datalink slow?" but "is this installed datalink behaving as its certified software and hardware requirements require it to behave, on this flight, right now — and if not, why not?"</w:t>
+      </w:r>
+    </w:p>
+    <w:p>
+      <w:pPr>
+        <w:pStyle w:val="Heading1"/>
+      </w:pPr>
+      <w:r>
+        <w:t>2. Prior-art verdict on the revised scope</w:t>
+      </w:r>
+    </w:p>
+    <w:p>
+      <w:pPr>
+        <w:pStyle w:val="Heading2"/>
+      </w:pPr>
+      <w:r>
+        <w:t>2.1 Still anticipated — do not spend filing budget here</w:t>
+      </w:r>
+    </w:p>
+    <w:tbl>
+      <w:tblPr>
+        <w:tblStyle w:val="TableGrid"/>
+        <w:tblW w:type="auto" w:w="0"/>
+        <w:jc w:val="center"/>
+        <w:tblLook w:firstColumn="1" w:firstRow="1" w:lastColumn="0" w:lastRow="0" w:noHBand="0" w:noVBand="1" w:val="04A0"/>
+      </w:tblPr>
+      <w:tblGrid>
+        <w:gridCol w:w="3312"/>
+        <w:gridCol w:w="3312"/>
+        <w:gridCol w:w="3312"/>
+      </w:tblGrid>
+      <w:tr>
+        <w:tc>
+          <w:tcPr>
+            <w:tcW w:type="dxa" w:w="3384"/>
+            <w:shd w:fill="DCE6F1"/>
+          </w:tcPr>
+          <w:p>
+            <w:r/>
+            <w:r>
+              <w:rPr>
+                <w:b/>
+                <w:sz w:val="19"/>
+              </w:rPr>
+              <w:t>Element</w:t>
+            </w:r>
+          </w:p>
+        </w:tc>
+        <w:tc>
+          <w:tcPr>
+            <w:tcW w:type="dxa" w:w="4464"/>
+            <w:shd w:fill="DCE6F1"/>
+          </w:tcPr>
+          <w:p>
+            <w:r/>
+            <w:r>
+              <w:rPr>
+                <w:b/>
+                <w:sz w:val="19"/>
+              </w:rPr>
+              <w:t>Blocked by</w:t>
+            </w:r>
+          </w:p>
+        </w:tc>
+        <w:tc>
+          <w:tcPr>
+            <w:tcW w:type="dxa" w:w="2376"/>
             <w:shd w:fill="DCE6F1"/>
           </w:tcPr>
           <w:p>
@@ -158,7 +606,7 @@
       <w:tr>
         <w:tc>
           <w:tcPr>
-            <w:tcW w:type="dxa" w:w="3744"/>
+            <w:tcW w:type="dxa" w:w="3384"/>
           </w:tcPr>
           <w:p>
             <w:pPr>
@@ -169,13 +617,13 @@
               <w:rPr>
                 <w:sz w:val="19"/>
               </w:rPr>
-              <w:t>Ground server ingesting live datalink data, dashboard, alerting</w:t>
+              <w:t>Ground server ingesting live datalink data; dashboard; alerting</w:t>
             </w:r>
           </w:p>
         </w:tc>
         <w:tc>
           <w:tcPr>
-            <w:tcW w:type="dxa" w:w="4176"/>
+            <w:tcW w:type="dxa" w:w="4464"/>
           </w:tcPr>
           <w:p>
             <w:pPr>
@@ -186,119 +634,13 @@
               <w:rPr>
                 <w:sz w:val="19"/>
               </w:rPr>
-              <w:t>US2025/0260475A1; EP2040392B1; US9321542B2; US7612716B2</w:t>
+              <w:t>US2025/0260475A1 (Satcom Direct); EP2040392B1; US9321542B2</w:t>
             </w:r>
           </w:p>
         </w:tc>
         <w:tc>
           <w:tcPr>
-            <w:tcW w:type="dxa" w:w="2304"/>
-          </w:tcPr>
-          <w:p>
-            <w:pPr>
-              <w:spacing w:after="40"/>
-            </w:pPr>
-            <w:r/>
-            <w:r>
-              <w:rPr>
-                <w:sz w:val="19"/>
-              </w:rPr>
-              <w:t>Not claimable — anticipated</w:t>
-            </w:r>
-          </w:p>
-        </w:tc>
-      </w:tr>
-      <w:tr>
-        <w:tc>
-          <w:tcPr>
-            <w:tcW w:type="dxa" w:w="3744"/>
-          </w:tcPr>
-          <w:p>
-            <w:pPr>
-              <w:spacing w:after="40"/>
-            </w:pPr>
-            <w:r/>
-            <w:r>
-              <w:rPr>
-                <w:sz w:val="19"/>
-              </w:rPr>
-              <w:t>End-to-end latency measured against a threshold or mandated benchmark</w:t>
-            </w:r>
-          </w:p>
-        </w:tc>
-        <w:tc>
-          <w:tcPr>
-            <w:tcW w:type="dxa" w:w="4176"/>
-          </w:tcPr>
-          <w:p>
-            <w:pPr>
-              <w:spacing w:after="40"/>
-            </w:pPr>
-            <w:r/>
-            <w:r>
-              <w:rPr>
-                <w:sz w:val="19"/>
-              </w:rPr>
-              <w:t>US2025/0260475A1; US8045977B2 / US8200213B2</w:t>
-            </w:r>
-          </w:p>
-        </w:tc>
-        <w:tc>
-          <w:tcPr>
-            <w:tcW w:type="dxa" w:w="2304"/>
-          </w:tcPr>
-          <w:p>
-            <w:pPr>
-              <w:spacing w:after="40"/>
-            </w:pPr>
-            <w:r/>
-            <w:r>
-              <w:rPr>
-                <w:sz w:val="19"/>
-              </w:rPr>
-              <w:t>Not claimable — benchmarks are public standards</w:t>
-            </w:r>
-          </w:p>
-        </w:tc>
-      </w:tr>
-      <w:tr>
-        <w:tc>
-          <w:tcPr>
-            <w:tcW w:type="dxa" w:w="3744"/>
-          </w:tcPr>
-          <w:p>
-            <w:pPr>
-              <w:spacing w:after="40"/>
-            </w:pPr>
-            <w:r/>
-            <w:r>
-              <w:rPr>
-                <w:sz w:val="19"/>
-              </w:rPr>
-              <w:t>Attribution of delay to a network hop / transmission step</w:t>
-            </w:r>
-          </w:p>
-        </w:tc>
-        <w:tc>
-          <w:tcPr>
-            <w:tcW w:type="dxa" w:w="4176"/>
-          </w:tcPr>
-          <w:p>
-            <w:pPr>
-              <w:spacing w:after="40"/>
-            </w:pPr>
-            <w:r/>
-            <w:r>
-              <w:rPr>
-                <w:sz w:val="19"/>
-              </w:rPr>
-              <w:t>US2025/0260475A1 (explicit claim limitation)</w:t>
-            </w:r>
-          </w:p>
-        </w:tc>
-        <w:tc>
-          <w:tcPr>
-            <w:tcW w:type="dxa" w:w="2304"/>
+            <w:tcW w:type="dxa" w:w="2376"/>
           </w:tcPr>
           <w:p>
             <w:pPr>
@@ -317,7 +659,7 @@
       <w:tr>
         <w:tc>
           <w:tcPr>
-            <w:tcW w:type="dxa" w:w="3744"/>
+            <w:tcW w:type="dxa" w:w="3384"/>
           </w:tcPr>
           <w:p>
             <w:pPr>
@@ -328,13 +670,13 @@
               <w:rPr>
                 <w:sz w:val="19"/>
               </w:rPr>
-              <w:t>Monitoring or prompting a pilot response to a datalink message</w:t>
+              <w:t>End-to-end latency versus a benchmark or threshold</w:t>
             </w:r>
           </w:p>
         </w:tc>
         <w:tc>
           <w:tcPr>
-            <w:tcW w:type="dxa" w:w="4176"/>
+            <w:tcW w:type="dxa" w:w="4464"/>
           </w:tcPr>
           <w:p>
             <w:pPr>
@@ -345,13 +687,13 @@
               <w:rPr>
                 <w:sz w:val="19"/>
               </w:rPr>
-              <w:t>US8305208B2; US10971155B2; US2025/0260475A1 (PORT)</w:t>
+              <w:t>US2025/0260475A1; US8045977B2/US8200213B2</w:t>
             </w:r>
           </w:p>
         </w:tc>
         <w:tc>
           <w:tcPr>
-            <w:tcW w:type="dxa" w:w="2304"/>
+            <w:tcW w:type="dxa" w:w="2376"/>
           </w:tcPr>
           <w:p>
             <w:pPr>
@@ -370,7 +712,7 @@
       <w:tr>
         <w:tc>
           <w:tcPr>
-            <w:tcW w:type="dxa" w:w="3744"/>
+            <w:tcW w:type="dxa" w:w="3384"/>
           </w:tcPr>
           <w:p>
             <w:pPr>
@@ -381,13 +723,13 @@
               <w:rPr>
                 <w:sz w:val="19"/>
               </w:rPr>
-              <w:t>"Verify integrity of AI output, then pass it to a certified system"</w:t>
+              <w:t>Attribution of delay to a network hop / transmission step</w:t>
             </w:r>
           </w:p>
         </w:tc>
         <w:tc>
           <w:tcPr>
-            <w:tcW w:type="dxa" w:w="4176"/>
+            <w:tcW w:type="dxa" w:w="4464"/>
           </w:tcPr>
           <w:p>
             <w:pPr>
@@ -398,13 +740,13 @@
               <w:rPr>
                 <w:sz w:val="19"/>
               </w:rPr>
-              <w:t>US10839401B2 / US2018/0211261A1 (Honeywell); EP3651022A1 (GE Aviation)</w:t>
+              <w:t>US2025/0260475A1</w:t>
             </w:r>
           </w:p>
         </w:tc>
         <w:tc>
           <w:tcPr>
-            <w:tcW w:type="dxa" w:w="2304"/>
+            <w:tcW w:type="dxa" w:w="2376"/>
           </w:tcPr>
           <w:p>
             <w:pPr>
@@ -423,7 +765,7 @@
       <w:tr>
         <w:tc>
           <w:tcPr>
-            <w:tcW w:type="dxa" w:w="3744"/>
+            <w:tcW w:type="dxa" w:w="3384"/>
           </w:tcPr>
           <w:p>
             <w:pPr>
@@ -434,13 +776,13 @@
               <w:rPr>
                 <w:sz w:val="19"/>
               </w:rPr>
-              <w:t>Explaining a black-box AI decision with a surrogate model (generic XAI)</w:t>
+              <w:t>Monitoring crew response to a communication and flagging discrepancy</w:t>
             </w:r>
           </w:p>
         </w:tc>
         <w:tc>
           <w:tcPr>
-            <w:tcW w:type="dxa" w:w="4176"/>
+            <w:tcW w:type="dxa" w:w="4464"/>
           </w:tcPr>
           <w:p>
             <w:pPr>
@@ -451,13 +793,172 @@
               <w:rPr>
                 <w:sz w:val="19"/>
               </w:rPr>
-              <w:t>US2020/0167677A1 (IBM)</w:t>
+              <w:t>US9620020B2 (Honeywell); US10971155B2; US8305208B2; US2025/0260475A1 (PORT)</w:t>
             </w:r>
           </w:p>
         </w:tc>
         <w:tc>
           <w:tcPr>
-            <w:tcW w:type="dxa" w:w="2304"/>
+            <w:tcW w:type="dxa" w:w="2376"/>
+          </w:tcPr>
+          <w:p>
+            <w:pPr>
+              <w:spacing w:after="40"/>
+            </w:pPr>
+            <w:r/>
+            <w:r>
+              <w:rPr>
+                <w:sz w:val="19"/>
+              </w:rPr>
+              <w:t>Not claimable broadly</w:t>
+            </w:r>
+          </w:p>
+        </w:tc>
+      </w:tr>
+      <w:tr>
+        <w:tc>
+          <w:tcPr>
+            <w:tcW w:type="dxa" w:w="3384"/>
+          </w:tcPr>
+          <w:p>
+            <w:pPr>
+              <w:spacing w:after="40"/>
+            </w:pPr>
+            <w:r/>
+            <w:r>
+              <w:rPr>
+                <w:sz w:val="19"/>
+              </w:rPr>
+              <w:t>Turning a specification into an executable runtime monitor (generic)</w:t>
+            </w:r>
+          </w:p>
+        </w:tc>
+        <w:tc>
+          <w:tcPr>
+            <w:tcW w:type="dxa" w:w="4464"/>
+          </w:tcPr>
+          <w:p>
+            <w:pPr>
+              <w:spacing w:after="40"/>
+            </w:pPr>
+            <w:r/>
+            <w:r>
+              <w:rPr>
+                <w:sz w:val="19"/>
+              </w:rPr>
+              <w:t>Runtime-verification literature (RTLola / Volocopter 2024); arXiv 2205.04590; US10915422B2 (MathWorks, task-level code checking)</w:t>
+            </w:r>
+          </w:p>
+        </w:tc>
+        <w:tc>
+          <w:tcPr>
+            <w:tcW w:type="dxa" w:w="2376"/>
+          </w:tcPr>
+          <w:p>
+            <w:pPr>
+              <w:spacing w:after="40"/>
+            </w:pPr>
+            <w:r/>
+            <w:r>
+              <w:rPr>
+                <w:sz w:val="19"/>
+              </w:rPr>
+              <w:t>Not claimable generically</w:t>
+            </w:r>
+          </w:p>
+        </w:tc>
+      </w:tr>
+      <w:tr>
+        <w:tc>
+          <w:tcPr>
+            <w:tcW w:type="dxa" w:w="3384"/>
+          </w:tcPr>
+          <w:p>
+            <w:pPr>
+              <w:spacing w:after="40"/>
+            </w:pPr>
+            <w:r/>
+            <w:r>
+              <w:rPr>
+                <w:sz w:val="19"/>
+              </w:rPr>
+              <w:t>Real-time verification of a system against specifications and criteria</w:t>
+            </w:r>
+          </w:p>
+        </w:tc>
+        <w:tc>
+          <w:tcPr>
+            <w:tcW w:type="dxa" w:w="4464"/>
+          </w:tcPr>
+          <w:p>
+            <w:pPr>
+              <w:spacing w:after="40"/>
+            </w:pPr>
+            <w:r/>
+            <w:r>
+              <w:rPr>
+                <w:sz w:val="19"/>
+              </w:rPr>
+              <w:t>NASA TOP2-320 "Near-Real Time Verification and Validation of Autonomous Flight Operations"</w:t>
+            </w:r>
+          </w:p>
+        </w:tc>
+        <w:tc>
+          <w:tcPr>
+            <w:tcW w:type="dxa" w:w="2376"/>
+          </w:tcPr>
+          <w:p>
+            <w:pPr>
+              <w:spacing w:after="40"/>
+            </w:pPr>
+            <w:r/>
+            <w:r>
+              <w:rPr>
+                <w:sz w:val="19"/>
+              </w:rPr>
+              <w:t>High risk — must be narrowed sharply</w:t>
+            </w:r>
+          </w:p>
+        </w:tc>
+      </w:tr>
+      <w:tr>
+        <w:tc>
+          <w:tcPr>
+            <w:tcW w:type="dxa" w:w="3384"/>
+          </w:tcPr>
+          <w:p>
+            <w:pPr>
+              <w:spacing w:after="40"/>
+            </w:pPr>
+            <w:r/>
+            <w:r>
+              <w:rPr>
+                <w:sz w:val="19"/>
+              </w:rPr>
+              <w:t>Digitally twinning a subsystem and using in-service data to infer faults</w:t>
+            </w:r>
+          </w:p>
+        </w:tc>
+        <w:tc>
+          <w:tcPr>
+            <w:tcW w:type="dxa" w:w="4464"/>
+          </w:tcPr>
+          <w:p>
+            <w:pPr>
+              <w:spacing w:after="40"/>
+            </w:pPr>
+            <w:r/>
+            <w:r>
+              <w:rPr>
+                <w:sz w:val="19"/>
+              </w:rPr>
+              <w:t>US20240086595A1; broad digital-twin literature and practice</w:t>
+            </w:r>
+          </w:p>
+        </w:tc>
+        <w:tc>
+          <w:tcPr>
+            <w:tcW w:type="dxa" w:w="2376"/>
           </w:tcPr>
           <w:p>
             <w:pPr>
@@ -473,117 +974,103 @@
           </w:p>
         </w:tc>
       </w:tr>
-      <w:tr>
-        <w:tc>
-          <w:tcPr>
-            <w:tcW w:type="dxa" w:w="3744"/>
-          </w:tcPr>
-          <w:p>
-            <w:pPr>
-              <w:spacing w:after="40"/>
-            </w:pPr>
-            <w:r/>
-            <w:r>
-              <w:rPr>
-                <w:sz w:val="19"/>
-              </w:rPr>
-              <w:t>Hybrid deterministic core + AI fallback architecture (Simplex-style)</w:t>
-            </w:r>
-          </w:p>
-        </w:tc>
-        <w:tc>
-          <w:tcPr>
-            <w:tcW w:type="dxa" w:w="4176"/>
-          </w:tcPr>
-          <w:p>
-            <w:pPr>
-              <w:spacing w:after="40"/>
-            </w:pPr>
-            <w:r/>
-            <w:r>
-              <w:rPr>
-                <w:sz w:val="19"/>
-              </w:rPr>
-              <w:t>Simplex/RTA literature (Sha 2001 onward); US2023/0176577A1 (NVIDIA)</w:t>
-            </w:r>
-          </w:p>
-        </w:tc>
-        <w:tc>
-          <w:tcPr>
-            <w:tcW w:type="dxa" w:w="2304"/>
-          </w:tcPr>
-          <w:p>
-            <w:pPr>
-              <w:spacing w:after="40"/>
-            </w:pPr>
-            <w:r/>
-            <w:r>
-              <w:rPr>
-                <w:sz w:val="19"/>
-              </w:rPr>
-              <w:t>Not claimable as architecture</w:t>
-            </w:r>
-          </w:p>
-        </w:tc>
-      </w:tr>
-      <w:tr>
-        <w:tc>
-          <w:tcPr>
-            <w:tcW w:type="dxa" w:w="3744"/>
-          </w:tcPr>
-          <w:p>
-            <w:pPr>
-              <w:spacing w:after="40"/>
-            </w:pPr>
-            <w:r/>
-            <w:r>
-              <w:rPr>
-                <w:sz w:val="19"/>
-              </w:rPr>
-              <w:t>Cloud-trained ML models served to avionics</w:t>
-            </w:r>
-          </w:p>
-        </w:tc>
-        <w:tc>
-          <w:tcPr>
-            <w:tcW w:type="dxa" w:w="4176"/>
-          </w:tcPr>
-          <w:p>
-            <w:pPr>
-              <w:spacing w:after="40"/>
-            </w:pPr>
-            <w:r/>
-            <w:r>
-              <w:rPr>
-                <w:sz w:val="19"/>
-              </w:rPr>
-              <w:t>US11488063B2 (Honeywell); US12149560B2</w:t>
-            </w:r>
-          </w:p>
-        </w:tc>
-        <w:tc>
-          <w:tcPr>
-            <w:tcW w:type="dxa" w:w="2304"/>
-          </w:tcPr>
-          <w:p>
-            <w:pPr>
-              <w:spacing w:after="40"/>
-            </w:pPr>
-            <w:r/>
-            <w:r>
-              <w:rPr>
-                <w:sz w:val="19"/>
-              </w:rPr>
-              <w:t>Not claimable broadly</w:t>
-            </w:r>
-          </w:p>
-        </w:tc>
-      </w:tr>
     </w:tbl>
     <w:p>
       <w:pPr>
         <w:spacing w:after="40"/>
       </w:pPr>
+    </w:p>
+    <w:p>
+      <w:pPr>
+        <w:pStyle w:val="Heading2"/>
+      </w:pPr>
+      <w:r>
+        <w:t>2.2 New references found on the requirement-verification element</w:t>
+      </w:r>
+    </w:p>
+    <w:p>
+      <w:pPr>
+        <w:pStyle w:val="ListBullet"/>
+      </w:pPr>
+      <w:r>
+        <w:rPr>
+          <w:b/>
+        </w:rPr>
+        <w:t xml:space="preserve">NASA TOP2-320 — "Near-Real Time Verification and Validation of Autonomous Flight Operations": </w:t>
+      </w:r>
+      <w:r>
+        <w:t>NASA technology for standardised data collection and auditing from autonomous systems, with a rule-based or human-in-the-loop verification process that "verifies system criteria, specifications, and data quality requirements", in real time or post-flight, and a validation process that checks data integrity, quantity and quality, determining whether an operation's performance, conformance and compliance are within known variation. This is the closest reference to the new scope and must be designed around. Its domain is autonomous flight operations and UAS traffic management auditing, and its ground truth is operational criteria and data quality — not the installed datalink's own certified DO-178C/DO-254 requirement baseline, and it contains no per-flight requirement-by-requirement verdict, no not-exercised accounting, and no host-OS/partition evidence.</w:t>
+      </w:r>
+    </w:p>
+    <w:p>
+      <w:pPr>
+        <w:pStyle w:val="ListBullet"/>
+      </w:pPr>
+      <w:r>
+        <w:rPr>
+          <w:b/>
+        </w:rPr>
+        <w:t xml:space="preserve">US9620020B2 — "Communication-based monitoring of compliance with aviation regulations and operating procedures" (Honeywell): </w:t>
+      </w:r>
+      <w:r>
+        <w:t>monitors cockpit communication and datalink, extracts key information, compares a request for pilot action against the action actually taken, and confirms whether a communication required by regulation or procedure was performed; the absence of a required communication is also checked. This blocks any broad claim to "compare what was required against what happened, and flag the gap" in aviation. The distinction available to us is the ground truth: regulations and operating procedures, versus the system's own certified software and hardware requirements, verified from fused link, OS, partition and fault evidence rather than from speech.</w:t>
+      </w:r>
+    </w:p>
+    <w:p>
+      <w:pPr>
+        <w:pStyle w:val="ListBullet"/>
+      </w:pPr>
+      <w:r>
+        <w:rPr>
+          <w:b/>
+        </w:rPr>
+        <w:t xml:space="preserve">WO2025146353A1 (Valeo) — "Computer-implemented method to monitor a function of a vehicle": </w:t>
+      </w:r>
+      <w:r>
+        <w:t>supplies function information describing the data flow generated when the function executes, and monitors the function from it. Relevant as prior art for "derive the monitor from a description of the function".</w:t>
+      </w:r>
+    </w:p>
+    <w:p>
+      <w:pPr>
+        <w:pStyle w:val="ListBullet"/>
+      </w:pPr>
+      <w:r>
+        <w:rPr>
+          <w:b/>
+        </w:rPr>
+        <w:t xml:space="preserve">RTLola / Volocopter integration study (arXiv 2404.12035, 2024): </w:t>
+      </w:r>
+      <w:r>
+        <w:t>formally specified monitors integrated into aircraft, used to validate that external components conform to their specifications including delivering data within deadlines, and to validate safety requirements during test flights, with monitors generated from specifications and developed through log-file analysis, software-in-the-loop and hardware-in-the-loop stages. This is the strongest non-patent anticipation of "requirements become runtime monitors on an aircraft", and it must be cited.</w:t>
+      </w:r>
+    </w:p>
+    <w:p>
+      <w:pPr>
+        <w:pStyle w:val="ListBullet"/>
+      </w:pPr>
+      <w:r>
+        <w:rPr>
+          <w:b/>
+        </w:rPr>
+        <w:t xml:space="preserve">Three-valued runtime verification of spoken ATC procedures (2026): </w:t>
+      </w:r>
+      <w:r>
+        <w:t>reports obligations as satisfied, violated, or open — where an open obligation is reported as not-yet-violated until its deadline passes, with each violation linked to the breached obligation and the observations supporting the verdict. This anticipates a tri-state verdict in general; our verdict semantics must therefore be specific and must add the state the literature does not have: NOT-EXERCISED, i.e. the requirement was never triggered on this flight, accumulated across flights into an operational coverage account.</w:t>
+      </w:r>
+    </w:p>
+    <w:p>
+      <w:pPr>
+        <w:pStyle w:val="ListBullet"/>
+      </w:pPr>
+      <w:r>
+        <w:rPr>
+          <w:b/>
+        </w:rPr>
+        <w:t xml:space="preserve">arXiv 2205.04590 — verification framework for certifying learning-based aviation systems: </w:t>
+      </w:r>
+      <w:r>
+        <w:t>an offline specification pool plus online monitoring of satisfaction over partial traces. Prior art for the offline-to-online monitor pipeline.</w:t>
+      </w:r>
     </w:p>
     <w:p>
       <w:pPr>
@@ -595,14 +1082,21 @@
     </w:p>
     <w:p>
       <w:pPr>
-        <w:ind w:left="288"/>
+        <w:spacing w:before="120" w:after="200"/>
+        <w:ind w:left="216"/>
+        <w:pBdr>
+          <w:top w:val="single" w:sz="8" w:space="6" w:color="1F3355"/>
+          <w:bottom w:val="single" w:sz="8" w:space="6" w:color="1F3355"/>
+          <w:left w:val="single" w:sz="8" w:space="6" w:color="1F3355"/>
+          <w:right w:val="single" w:sz="8" w:space="6" w:color="1F3355"/>
+        </w:pBdr>
       </w:pPr>
       <w:r>
         <w:rPr>
           <w:b/>
-          <w:sz w:val="23"/>
+          <w:sz w:val="22"/>
         </w:rPr>
-        <w:t>A ground-based datalink diagnostic platform that resolves a three-way observational confound — ground network versus air-ground link versus aircraft host platform — into one attributed root cause by time-aligning per-leg datalink transaction timing against aircraft host-platform scheduling telemetry under a bounded clock-offset uncertainty, and that makes the attribution admissible as certification evidence by emitting a hash-chained attribution record and deterministically re-executing the attribution to reproduce an identical result.</w:t>
+        <w:t>A ground-based platform that compiles the installed datalink's own controlled software and hardware requirement baseline into executable requirement monitors, evaluates them in near real time against fused uplink, downlink, host-operating-system, partition-performance, fault and crew-action evidence for each individual flight, and issues per requirement one of four verdicts — conforming, non-conforming, not-exercised, or indeterminate — where not-exercised converts in-service operation into an operational coverage account for requirements that were never demonstrated in the field, and where the closed flight produces a signed, ledgered conformance record that doubles as continuing-airworthiness evidence.</w:t>
       </w:r>
     </w:p>
     <w:p>
@@ -611,7 +1105,7 @@
           <w:b/>
           <w:i w:val="0"/>
         </w:rPr>
-        <w:t>Why this survives the prior art:</w:t>
+        <w:t>Why this survives the art found:</w:t>
       </w:r>
     </w:p>
     <w:p>
@@ -622,10 +1116,10 @@
         <w:rPr>
           <w:b/>
         </w:rPr>
-        <w:t xml:space="preserve">It solves a real technical problem, not a business one. </w:t>
+        <w:t xml:space="preserve">The ground truth is unique. </w:t>
       </w:r>
       <w:r>
-        <w:t>Ground congestion, link degradation and an aircraft host-platform stall (partition overrun, comms-application resource starvation, data-link stack or driver fault) all present identically as increased transaction time. Existing monitors observe only the network side, so they misattribute platform faults to the network.</w:t>
+        <w:t>The reference is not a benchmark, not a regulation, and not a generic specification: it is the installed datalink's own certified software and hardware requirements, each carried with an identifier, an acceptance criterion and an evidence class. No reference found verifies an avionics system in service against its own DO-178C and DO-254 requirement baseline.</w:t>
       </w:r>
     </w:p>
     <w:p>
@@ -636,10 +1130,10 @@
         <w:rPr>
           <w:b/>
         </w:rPr>
-        <w:t xml:space="preserve">It is a specific mechanism, not an aim. </w:t>
+        <w:t xml:space="preserve">The verdict set is unique. </w:t>
       </w:r>
       <w:r>
-        <w:t>The claimed subject matter is a correlation and disambiguation procedure with an explicit resolvability condition and a replayable record — not "use AI to find datalink issues".</w:t>
+        <w:t>Conforming, non-conforming, not-exercised and indeterminate, per requirement, per flight. The not-exercised state is the commercially and regulatorily valuable one: today nobody knows which requirements the fleet exercises in service and which have never been demonstrated at all. Litigation and literature give three-valued verification; they do not give operational coverage accounting.</w:t>
       </w:r>
     </w:p>
     <w:p>
@@ -650,10 +1144,10 @@
         <w:rPr>
           <w:b/>
         </w:rPr>
-        <w:t xml:space="preserve">It improves the operation of the network. </w:t>
+        <w:t xml:space="preserve">The fusion is required to make it work. </w:t>
       </w:r>
       <w:r>
-        <w:t>The attribution selects the remediation: a network cause triggers link reconfiguration; a platform cause triggers a maintenance action instead of an unnecessary and disruptive link switch. This is the kind of technical improvement that supports patent eligibility.</w:t>
+        <w:t>A functional requirement needs uplink and downlink message evidence; a timing requirement needs partition and OS telemetry; a robustness requirement needs fault observations. No single source can verify the baseline, which is why the fused pipeline is a technical necessity and not a convenience.</w:t>
       </w:r>
     </w:p>
     <w:p>
@@ -664,16 +1158,32 @@
         <w:rPr>
           <w:b/>
         </w:rPr>
-        <w:t>Nothing found in the prior art attributes a datalink symptom to the aircraft's own platform, and nothing found makes a monitoring output deterministically replayable for audit.</w:t>
+        <w:t xml:space="preserve">The flight is the atomic unit. </w:t>
       </w:r>
-      <w:r/>
+      <w:r>
+        <w:t>A flight begins, opens a conformance session against a specific configuration (software part number, hardware part number, database version, modem, route/airspace), accumulates verdicts, and closes into one signed record. That record is simultaneously an operations artefact and a certification artefact.</w:t>
+      </w:r>
+    </w:p>
+    <w:p>
+      <w:pPr>
+        <w:pStyle w:val="ListBullet"/>
+      </w:pPr>
+      <w:r>
+        <w:rPr>
+          <w:b/>
+        </w:rPr>
+        <w:t xml:space="preserve">Longitudinal margin tracking is a further step. </w:t>
+      </w:r>
+      <w:r>
+        <w:t>Because each requirement has a numeric margin per flight, a requirement whose margin is shrinking across flights is detectable before it actually fails — scheduled maintenance instead of an in-service non-conformance.</w:t>
+      </w:r>
     </w:p>
     <w:p>
       <w:pPr>
         <w:pStyle w:val="Heading1"/>
       </w:pPr>
       <w:r>
-        <w:t>4. Invention 1 (LEAD) — Cross-domain causal disambiguation with deterministic audit replay</w:t>
+        <w:t>4. Invention 1 (LEAD) — Requirements-anchored per-flight conformance verification</w:t>
       </w:r>
     </w:p>
     <w:p>
@@ -682,7 +1192,7 @@
           <w:b w:val="0"/>
           <w:i/>
         </w:rPr>
-        <w:t>Working title: Datalink Root-Cause Disambiguation Engine (DRDE)</w:t>
+        <w:t>Working title: Datalink Requirement Conformance Engine (DRCE)</w:t>
       </w:r>
     </w:p>
     <w:p>
@@ -699,7 +1209,7 @@
           <w:b w:val="0"/>
           <w:i w:val="0"/>
         </w:rPr>
-        <w:t>For a single datalink transaction, the ground network, the air-ground link and the aircraft host platform are observationally confounded: all three produce the same symptom (a slow or failed transaction). State-of-the-art ground monitoring decomposes the transaction into transmission steps and blames the slowest step — a network artifact. Consequently a platform defect (for example an avionics partition overrun during which the CMU cannot service its transmit queue) is reported as, and remediated as, a network problem, and recurs indefinitely.</w:t>
+        <w:t>Design assurance under DO-178C and DO-254 is a development-time activity. Once the datalink is in service, nothing in the fleet verifies that the installed software and hardware continue to satisfy the requirements they were certified against; the operator sees only performance metrics and fault messages, and a certifying authority sees only the frozen development evidence. Two consequences follow. First, a requirement can be violated in service without anyone being able to state which requirement was violated. Second, and less obviously, most requirements are probably never exercised at all on a given flight, and that operational coverage gap is invisible — so no one can say whether a requirement has ever been demonstrated outside the test bench.</w:t>
       </w:r>
     </w:p>
     <w:p>
@@ -715,7 +1225,7 @@
         <w:pStyle w:val="ListNumber"/>
       </w:pPr>
       <w:r>
-        <w:t>Per-transaction delay budget: every leg of the transaction is timestamped (uplink send, ground-station receive, network transit, air-ground link, aircraft receipt, application handling, downlink send, ground receipt) and the measured end-to-end time is allocated across the legs.</w:t>
+        <w:t>Requirements baseline ingest: a controlled baseline for the datalink is imported from the requirements management source — reusable requirement identifiers, software high-level and low-level requirements, hardware requirements, each with an acceptance criterion, a tolerated range or margin, a design assurance level, and a declared evidence class (message flow, timing, resource, fault, interface, or crew action).</w:t>
       </w:r>
     </w:p>
     <w:p>
@@ -723,7 +1233,7 @@
         <w:pStyle w:val="ListNumber"/>
       </w:pPr>
       <w:r>
-        <w:t>Simultaneous host-platform telemetry: for the same aircraft and the same time window, the system acquires aircraft host-platform telemetry through a read-only, non-interfering collection path — partition execution and scheduling statistics of the avionics operating system, processor/memory/queue pressure of the communications application, data-link stack and device-driver error counters, and interface (bus/Ethernet) statistics.</w:t>
+        <w:t>Monitor compilation with retained traceability: each requirement is compiled into an executable monitor bound to its identifier, to its acceptance criterion and to its evidence class, and the binding is preserved so that a verdict can be traced back to the requirement and forward to the observations that produced it, in both directions.</w:t>
       </w:r>
     </w:p>
     <w:p>
@@ -731,7 +1241,7 @@
         <w:pStyle w:val="ListNumber"/>
       </w:pPr>
       <w:r>
-        <w:t>Bounded clock discipline and a resolvability condition: the aircraft-to-ground clock offset is estimated per flight leg and a bound on its uncertainty is propagated. Attribution for a transaction is permitted only when the transaction dwell interval remains distinguishable from the telemetry sampling interval given that bound; otherwise the system outputs an INDETERMINATE cause rather than a guess. (This constraint is deliberately conservative and is the reason the output is usable as evidence.)</w:t>
+        <w:t>Configuration-dependent instantiation: the monitor set is instantiated for the specific aircraft configuration of the flight — communication management unit software and hardware part numbers, loadable database versions, modem and radio type, subnetwork subscription, and route or airspace — so that the correct requirement revision is evaluated, and a requirement affected by a configuration difference is marked rather than silently evaluated against the wrong baseline.</w:t>
       </w:r>
     </w:p>
     <w:p>
@@ -739,7 +1249,7 @@
         <w:pStyle w:val="ListNumber"/>
       </w:pPr>
       <w:r>
-        <w:t>Asymmetric-evidence resolution rule: a platform hypothesis is selected only when a host-platform stall interval overlaps the transaction dwell interval by more than a threshold AND the ground and link legs are within their own per-aircraft baselines; a network hypothesis requires the platform telemetry to be clean across the interval. Requiring both a positive platform indication and a negative network indication — rather than ranking contributions — is the core inventive step.</w:t>
+        <w:t>Evidence fusion and time alignment: uplink and downlink transaction records, host operating-system events, partition execution and overrun telemetry, fault observations, link/RF observations and crew-action events are collected for the flight, time-aligned to a common reference with a propagated clock-offset uncertainty, and supplied to the monitors according to their evidence class.</w:t>
       </w:r>
     </w:p>
     <w:p>
@@ -747,7 +1257,7 @@
         <w:pStyle w:val="ListNumber"/>
       </w:pPr>
       <w:r>
-        <w:t>Per-tail latency fingerprint: a deterministic baseline per aircraft (software load, CMU/ATSU part number, modem type, subscription, route and time-of-day) built from that aircraft's own historical transactions, so the comparison is against the tail's baseline rather than a fleet average. This removes any need for a trained model to achieve attribution, which is what allows the result to be reproduced exactly.</w:t>
+        <w:t>Four-valued verdict per requirement per flight: CONFORMING when the requirement was exercised and the evidence satisfied the acceptance criterion; NON-CONFORMING when the requirement was exercised and the acceptance criterion was violated; NOT-EXERCISED when no observation satisfying the requirement's evidence class occurred during the flight; and INDETERMINATE when the requirement was triggered but the available evidence is insufficient to decide — for example because the dwell interval is not resolvable against the telemetry sampling interval within the clock-offset uncertainty. Indeterminate is an explicit, counted outcome and drives an instrumentation request rather than a guess.</w:t>
       </w:r>
     </w:p>
     <w:p>
@@ -755,7 +1265,7 @@
         <w:pStyle w:val="ListNumber"/>
       </w:pPr>
       <w:r>
-        <w:t>Hash-chained attribution record and deterministic replay: the record contains the delay budget, the correlated telemetry samples, the clock-offset bound, the rule path taken, the declared cause and a content hash over all inputs; each record is chained to its predecessor; and the engine can re-execute the attribution from the stored record and inputs to reproduce an identical result, marking the record verified for audit only when the re-execution matches.</w:t>
+        <w:t>Live flight-keyed conformance state: a session is opened for the flight and a live state is maintained and displayed keyed to that flight, updating as evidence arrives, with drill-down from the flight to the requirement, the acceptance criterion, the verdict, and the raw observations that produced it.</w:t>
       </w:r>
     </w:p>
     <w:p>
@@ -763,7 +1273,15 @@
         <w:pStyle w:val="ListNumber"/>
       </w:pPr>
       <w:r>
-        <w:t>Domain-selected remediation: an alert, a datalink reconfiguration command (terrestrial VHF to satellite or vice versa), or a maintenance action, selected according to the attributed domain.</w:t>
+        <w:t>Per-flight conformance record and ledger: on flight closure the platform emits a record binding the aircraft and configuration identifiers, every requirement identifier with its verdict and margin, the not-exercised and indeterminate lists, the observations relied on, and a content hash; the record is signed and appended to a tamper-evident ledger so that the conformance state of the fleet at any past flight can be reconstructed.</w:t>
+      </w:r>
+    </w:p>
+    <w:p>
+      <w:pPr>
+        <w:pStyle w:val="ListNumber"/>
+      </w:pPr>
+      <w:r>
+        <w:t>Action selection from the verdict: a non-conforming verdict raises an alert and, when it is caused by a platform or link condition rather than a design discrepancy, triggers the corresponding maintenance or link action; an accumulated not-exercised set is reported as an operational coverage gap; an indeterminate verdict raises an instrumentation request.</w:t>
       </w:r>
     </w:p>
     <w:p>
@@ -771,7 +1289,7 @@
         <w:pStyle w:val="Heading2"/>
       </w:pPr>
       <w:r>
-        <w:t>4.3 Why this is novel and not obvious</w:t>
+        <w:t>4.3 The evidence-class map (how each data source earns its place in the claim)</w:t>
       </w:r>
     </w:p>
     <w:tbl>
@@ -782,14 +1300,15 @@
         <w:tblLook w:firstColumn="1" w:firstRow="1" w:lastColumn="0" w:lastRow="0" w:noHBand="0" w:noVBand="1" w:val="04A0"/>
       </w:tblPr>
       <w:tblGrid>
-        <w:gridCol w:w="3264"/>
-        <w:gridCol w:w="3264"/>
-        <w:gridCol w:w="3264"/>
+        <w:gridCol w:w="2484"/>
+        <w:gridCol w:w="2484"/>
+        <w:gridCol w:w="2484"/>
+        <w:gridCol w:w="2484"/>
       </w:tblGrid>
       <w:tr>
         <w:tc>
           <w:tcPr>
-            <w:tcW w:type="dxa" w:w="2592"/>
+            <w:tcW w:type="dxa" w:w="2160"/>
             <w:shd w:fill="DCE6F1"/>
           </w:tcPr>
           <w:p>
@@ -799,13 +1318,525 @@
                 <w:b/>
                 <w:sz w:val="19"/>
               </w:rPr>
-              <w:t>Closest reference</w:t>
+              <w:t>Requirement class</w:t>
             </w:r>
           </w:p>
         </w:tc>
         <w:tc>
           <w:tcPr>
-            <w:tcW w:type="dxa" w:w="4896"/>
+            <w:tcW w:type="dxa" w:w="1800"/>
+            <w:shd w:fill="DCE6F1"/>
+          </w:tcPr>
+          <w:p>
+            <w:r/>
+            <w:r>
+              <w:rPr>
+                <w:b/>
+                <w:sz w:val="19"/>
+              </w:rPr>
+              <w:t>Evidence class required</w:t>
+            </w:r>
+          </w:p>
+        </w:tc>
+        <w:tc>
+          <w:tcPr>
+            <w:tcW w:type="dxa" w:w="2880"/>
+            <w:shd w:fill="DCE6F1"/>
+          </w:tcPr>
+          <w:p>
+            <w:r/>
+            <w:r>
+              <w:rPr>
+                <w:b/>
+                <w:sz w:val="19"/>
+              </w:rPr>
+              <w:t>Primary data used</w:t>
+            </w:r>
+          </w:p>
+        </w:tc>
+        <w:tc>
+          <w:tcPr>
+            <w:tcW w:type="dxa" w:w="3384"/>
+            <w:shd w:fill="DCE6F1"/>
+          </w:tcPr>
+          <w:p>
+            <w:r/>
+            <w:r>
+              <w:rPr>
+                <w:b/>
+                <w:sz w:val="19"/>
+              </w:rPr>
+              <w:t>Example requirement</w:t>
+            </w:r>
+          </w:p>
+        </w:tc>
+      </w:tr>
+      <w:tr>
+        <w:tc>
+          <w:tcPr>
+            <w:tcW w:type="dxa" w:w="2160"/>
+          </w:tcPr>
+          <w:p>
+            <w:pPr>
+              <w:spacing w:after="40"/>
+            </w:pPr>
+            <w:r/>
+            <w:r>
+              <w:rPr>
+                <w:sz w:val="19"/>
+              </w:rPr>
+              <w:t>Functional / message handling</w:t>
+            </w:r>
+          </w:p>
+        </w:tc>
+        <w:tc>
+          <w:tcPr>
+            <w:tcW w:type="dxa" w:w="1800"/>
+          </w:tcPr>
+          <w:p>
+            <w:pPr>
+              <w:spacing w:after="40"/>
+            </w:pPr>
+            <w:r/>
+            <w:r>
+              <w:rPr>
+                <w:sz w:val="19"/>
+              </w:rPr>
+              <w:t>Message flow</w:t>
+            </w:r>
+          </w:p>
+        </w:tc>
+        <w:tc>
+          <w:tcPr>
+            <w:tcW w:type="dxa" w:w="2880"/>
+          </w:tcPr>
+          <w:p>
+            <w:pPr>
+              <w:spacing w:after="40"/>
+            </w:pPr>
+            <w:r/>
+            <w:r>
+              <w:rPr>
+                <w:sz w:val="19"/>
+              </w:rPr>
+              <w:t>Uplink + downlink records, crew actions</w:t>
+            </w:r>
+          </w:p>
+        </w:tc>
+        <w:tc>
+          <w:tcPr>
+            <w:tcW w:type="dxa" w:w="3384"/>
+          </w:tcPr>
+          <w:p>
+            <w:pPr>
+              <w:spacing w:after="40"/>
+            </w:pPr>
+            <w:r/>
+            <w:r>
+              <w:rPr>
+                <w:sz w:val="19"/>
+              </w:rPr>
+              <w:t>A CPDLC uplink requiring crew response shall produce a response of the permitted type</w:t>
+            </w:r>
+          </w:p>
+        </w:tc>
+      </w:tr>
+      <w:tr>
+        <w:tc>
+          <w:tcPr>
+            <w:tcW w:type="dxa" w:w="2160"/>
+          </w:tcPr>
+          <w:p>
+            <w:pPr>
+              <w:spacing w:after="40"/>
+            </w:pPr>
+            <w:r/>
+            <w:r>
+              <w:rPr>
+                <w:sz w:val="19"/>
+              </w:rPr>
+              <w:t>Performance / timing</w:t>
+            </w:r>
+          </w:p>
+        </w:tc>
+        <w:tc>
+          <w:tcPr>
+            <w:tcW w:type="dxa" w:w="1800"/>
+          </w:tcPr>
+          <w:p>
+            <w:pPr>
+              <w:spacing w:after="40"/>
+            </w:pPr>
+            <w:r/>
+            <w:r>
+              <w:rPr>
+                <w:sz w:val="19"/>
+              </w:rPr>
+              <w:t>Timing</w:t>
+            </w:r>
+          </w:p>
+        </w:tc>
+        <w:tc>
+          <w:tcPr>
+            <w:tcW w:type="dxa" w:w="2880"/>
+          </w:tcPr>
+          <w:p>
+            <w:pPr>
+              <w:spacing w:after="40"/>
+            </w:pPr>
+            <w:r/>
+            <w:r>
+              <w:rPr>
+                <w:sz w:val="19"/>
+              </w:rPr>
+              <w:t>Per-leg timestamps, partition telemetry, OS scheduling events</w:t>
+            </w:r>
+          </w:p>
+        </w:tc>
+        <w:tc>
+          <w:tcPr>
+            <w:tcW w:type="dxa" w:w="3384"/>
+          </w:tcPr>
+          <w:p>
+            <w:pPr>
+              <w:spacing w:after="40"/>
+            </w:pPr>
+            <w:r/>
+            <w:r>
+              <w:rPr>
+                <w:sz w:val="19"/>
+              </w:rPr>
+              <w:t>The communications function shall complete handling within its allocated time budget</w:t>
+            </w:r>
+          </w:p>
+        </w:tc>
+      </w:tr>
+      <w:tr>
+        <w:tc>
+          <w:tcPr>
+            <w:tcW w:type="dxa" w:w="2160"/>
+          </w:tcPr>
+          <w:p>
+            <w:pPr>
+              <w:spacing w:after="40"/>
+            </w:pPr>
+            <w:r/>
+            <w:r>
+              <w:rPr>
+                <w:sz w:val="19"/>
+              </w:rPr>
+              <w:t>Resource / capacity</w:t>
+            </w:r>
+          </w:p>
+        </w:tc>
+        <w:tc>
+          <w:tcPr>
+            <w:tcW w:type="dxa" w:w="1800"/>
+          </w:tcPr>
+          <w:p>
+            <w:pPr>
+              <w:spacing w:after="40"/>
+            </w:pPr>
+            <w:r/>
+            <w:r>
+              <w:rPr>
+                <w:sz w:val="19"/>
+              </w:rPr>
+              <w:t>Resource</w:t>
+            </w:r>
+          </w:p>
+        </w:tc>
+        <w:tc>
+          <w:tcPr>
+            <w:tcW w:type="dxa" w:w="2880"/>
+          </w:tcPr>
+          <w:p>
+            <w:pPr>
+              <w:spacing w:after="40"/>
+            </w:pPr>
+            <w:r/>
+            <w:r>
+              <w:rPr>
+                <w:sz w:val="19"/>
+              </w:rPr>
+              <w:t>Partition budget utilisation, OS memory and CPU telemetry</w:t>
+            </w:r>
+          </w:p>
+        </w:tc>
+        <w:tc>
+          <w:tcPr>
+            <w:tcW w:type="dxa" w:w="3384"/>
+          </w:tcPr>
+          <w:p>
+            <w:pPr>
+              <w:spacing w:after="40"/>
+            </w:pPr>
+            <w:r/>
+            <w:r>
+              <w:rPr>
+                <w:sz w:val="19"/>
+              </w:rPr>
+              <w:t>The communications partition shall remain within its allocated execution budget</w:t>
+            </w:r>
+          </w:p>
+        </w:tc>
+      </w:tr>
+      <w:tr>
+        <w:tc>
+          <w:tcPr>
+            <w:tcW w:type="dxa" w:w="2160"/>
+          </w:tcPr>
+          <w:p>
+            <w:pPr>
+              <w:spacing w:after="40"/>
+            </w:pPr>
+            <w:r/>
+            <w:r>
+              <w:rPr>
+                <w:sz w:val="19"/>
+              </w:rPr>
+              <w:t>Robustness</w:t>
+            </w:r>
+          </w:p>
+        </w:tc>
+        <w:tc>
+          <w:tcPr>
+            <w:tcW w:type="dxa" w:w="1800"/>
+          </w:tcPr>
+          <w:p>
+            <w:pPr>
+              <w:spacing w:after="40"/>
+            </w:pPr>
+            <w:r/>
+            <w:r>
+              <w:rPr>
+                <w:sz w:val="19"/>
+              </w:rPr>
+              <w:t>Fault</w:t>
+            </w:r>
+          </w:p>
+        </w:tc>
+        <w:tc>
+          <w:tcPr>
+            <w:tcW w:type="dxa" w:w="2880"/>
+          </w:tcPr>
+          <w:p>
+            <w:pPr>
+              <w:spacing w:after="40"/>
+            </w:pPr>
+            <w:r/>
+            <w:r>
+              <w:rPr>
+                <w:sz w:val="19"/>
+              </w:rPr>
+              <w:t>Fault observations, BITE results, error counters</w:t>
+            </w:r>
+          </w:p>
+        </w:tc>
+        <w:tc>
+          <w:tcPr>
+            <w:tcW w:type="dxa" w:w="3384"/>
+          </w:tcPr>
+          <w:p>
+            <w:pPr>
+              <w:spacing w:after="40"/>
+            </w:pPr>
+            <w:r/>
+            <w:r>
+              <w:rPr>
+                <w:sz w:val="19"/>
+              </w:rPr>
+              <w:t>On loss of a subnetwork the system shall report and degrade within the required time</w:t>
+            </w:r>
+          </w:p>
+        </w:tc>
+      </w:tr>
+      <w:tr>
+        <w:tc>
+          <w:tcPr>
+            <w:tcW w:type="dxa" w:w="2160"/>
+          </w:tcPr>
+          <w:p>
+            <w:pPr>
+              <w:spacing w:after="40"/>
+            </w:pPr>
+            <w:r/>
+            <w:r>
+              <w:rPr>
+                <w:sz w:val="19"/>
+              </w:rPr>
+              <w:t>Interface / hardware</w:t>
+            </w:r>
+          </w:p>
+        </w:tc>
+        <w:tc>
+          <w:tcPr>
+            <w:tcW w:type="dxa" w:w="1800"/>
+          </w:tcPr>
+          <w:p>
+            <w:pPr>
+              <w:spacing w:after="40"/>
+            </w:pPr>
+            <w:r/>
+            <w:r>
+              <w:rPr>
+                <w:sz w:val="19"/>
+              </w:rPr>
+              <w:t>Interface</w:t>
+            </w:r>
+          </w:p>
+        </w:tc>
+        <w:tc>
+          <w:tcPr>
+            <w:tcW w:type="dxa" w:w="2880"/>
+          </w:tcPr>
+          <w:p>
+            <w:pPr>
+              <w:spacing w:after="40"/>
+            </w:pPr>
+            <w:r/>
+            <w:r>
+              <w:rPr>
+                <w:sz w:val="19"/>
+              </w:rPr>
+              <w:t>Radio state, subnetwork selection, bus and link counters</w:t>
+            </w:r>
+          </w:p>
+        </w:tc>
+        <w:tc>
+          <w:tcPr>
+            <w:tcW w:type="dxa" w:w="3384"/>
+          </w:tcPr>
+          <w:p>
+            <w:pPr>
+              <w:spacing w:after="40"/>
+            </w:pPr>
+            <w:r/>
+            <w:r>
+              <w:rPr>
+                <w:sz w:val="19"/>
+              </w:rPr>
+              <w:t>The system shall select and maintain the required subnetwork under the stated conditions</w:t>
+            </w:r>
+          </w:p>
+        </w:tc>
+      </w:tr>
+      <w:tr>
+        <w:tc>
+          <w:tcPr>
+            <w:tcW w:type="dxa" w:w="2160"/>
+          </w:tcPr>
+          <w:p>
+            <w:pPr>
+              <w:spacing w:after="40"/>
+            </w:pPr>
+            <w:r/>
+            <w:r>
+              <w:rPr>
+                <w:sz w:val="19"/>
+              </w:rPr>
+              <w:t>Human factors / crew</w:t>
+            </w:r>
+          </w:p>
+        </w:tc>
+        <w:tc>
+          <w:tcPr>
+            <w:tcW w:type="dxa" w:w="1800"/>
+          </w:tcPr>
+          <w:p>
+            <w:pPr>
+              <w:spacing w:after="40"/>
+            </w:pPr>
+            <w:r/>
+            <w:r>
+              <w:rPr>
+                <w:sz w:val="19"/>
+              </w:rPr>
+              <w:t>Crew action</w:t>
+            </w:r>
+          </w:p>
+        </w:tc>
+        <w:tc>
+          <w:tcPr>
+            <w:tcW w:type="dxa" w:w="2880"/>
+          </w:tcPr>
+          <w:p>
+            <w:pPr>
+              <w:spacing w:after="40"/>
+            </w:pPr>
+            <w:r/>
+            <w:r>
+              <w:rPr>
+                <w:sz w:val="19"/>
+              </w:rPr>
+              <w:t>Crew response events and timing</w:t>
+            </w:r>
+          </w:p>
+        </w:tc>
+        <w:tc>
+          <w:tcPr>
+            <w:tcW w:type="dxa" w:w="3384"/>
+          </w:tcPr>
+          <w:p>
+            <w:pPr>
+              <w:spacing w:after="40"/>
+            </w:pPr>
+            <w:r/>
+            <w:r>
+              <w:rPr>
+                <w:sz w:val="19"/>
+              </w:rPr>
+              <w:t>A crew response obligation shall be discharged within the specified interval</w:t>
+            </w:r>
+          </w:p>
+        </w:tc>
+      </w:tr>
+    </w:tbl>
+    <w:p>
+      <w:pPr>
+        <w:spacing w:after="40"/>
+      </w:pPr>
+    </w:p>
+    <w:p>
+      <w:pPr>
+        <w:pStyle w:val="Heading2"/>
+      </w:pPr>
+      <w:r>
+        <w:t>4.4 Why this is novel and not obvious</w:t>
+      </w:r>
+    </w:p>
+    <w:tbl>
+      <w:tblPr>
+        <w:tblStyle w:val="TableGrid"/>
+        <w:tblW w:type="auto" w:w="0"/>
+        <w:jc w:val="center"/>
+        <w:tblLook w:firstColumn="1" w:firstRow="1" w:lastColumn="0" w:lastRow="0" w:noHBand="0" w:noVBand="1" w:val="04A0"/>
+      </w:tblPr>
+      <w:tblGrid>
+        <w:gridCol w:w="3312"/>
+        <w:gridCol w:w="3312"/>
+        <w:gridCol w:w="3312"/>
+      </w:tblGrid>
+      <w:tr>
+        <w:tc>
+          <w:tcPr>
+            <w:tcW w:type="dxa" w:w="2304"/>
+            <w:shd w:fill="DCE6F1"/>
+          </w:tcPr>
+          <w:p>
+            <w:r/>
+            <w:r>
+              <w:rPr>
+                <w:b/>
+                <w:sz w:val="19"/>
+              </w:rPr>
+              <w:t>Reference</w:t>
+            </w:r>
+          </w:p>
+        </w:tc>
+        <w:tc>
+          <w:tcPr>
+            <w:tcW w:type="dxa" w:w="4392"/>
             <w:shd w:fill="DCE6F1"/>
           </w:tcPr>
           <w:p>
@@ -821,7 +1852,7 @@
         </w:tc>
         <w:tc>
           <w:tcPr>
-            <w:tcW w:type="dxa" w:w="2736"/>
+            <w:tcW w:type="dxa" w:w="3528"/>
             <w:shd w:fill="DCE6F1"/>
           </w:tcPr>
           <w:p>
@@ -831,7 +1862,7 @@
                 <w:b/>
                 <w:sz w:val="19"/>
               </w:rPr>
-              <w:t>What it does not have</w:t>
+              <w:t>Why our combination is not disclosed</w:t>
             </w:r>
           </w:p>
         </w:tc>
@@ -839,7 +1870,113 @@
       <w:tr>
         <w:tc>
           <w:tcPr>
-            <w:tcW w:type="dxa" w:w="2592"/>
+            <w:tcW w:type="dxa" w:w="2304"/>
+          </w:tcPr>
+          <w:p>
+            <w:pPr>
+              <w:spacing w:after="40"/>
+            </w:pPr>
+            <w:r/>
+            <w:r>
+              <w:rPr>
+                <w:sz w:val="19"/>
+              </w:rPr>
+              <w:t>NASA TOP2-320</w:t>
+            </w:r>
+          </w:p>
+        </w:tc>
+        <w:tc>
+          <w:tcPr>
+            <w:tcW w:type="dxa" w:w="4392"/>
+          </w:tcPr>
+          <w:p>
+            <w:pPr>
+              <w:spacing w:after="40"/>
+            </w:pPr>
+            <w:r/>
+            <w:r>
+              <w:rPr>
+                <w:sz w:val="19"/>
+              </w:rPr>
+              <w:t>Near-real-time and post-flight verification and validation of autonomous flight operations against system criteria, specifications and data quality requirements, with rule-based or human-in-the-loop verification and compliance within known variation</w:t>
+            </w:r>
+          </w:p>
+        </w:tc>
+        <w:tc>
+          <w:tcPr>
+            <w:tcW w:type="dxa" w:w="3528"/>
+          </w:tcPr>
+          <w:p>
+            <w:pPr>
+              <w:spacing w:after="40"/>
+            </w:pPr>
+            <w:r/>
+            <w:r>
+              <w:rPr>
+                <w:sz w:val="19"/>
+              </w:rPr>
+              <w:t>Ground truth is operational criteria and data quality for traffic-management auditing, not the installed datalink's certified SW/HW requirement baseline; no per-requirement verdicts; no not-exercised coverage accounting; no host-OS/partition or fault-evidence fusion; no per-flight signed conformance record</w:t>
+            </w:r>
+          </w:p>
+        </w:tc>
+      </w:tr>
+      <w:tr>
+        <w:tc>
+          <w:tcPr>
+            <w:tcW w:type="dxa" w:w="2304"/>
+          </w:tcPr>
+          <w:p>
+            <w:pPr>
+              <w:spacing w:after="40"/>
+            </w:pPr>
+            <w:r/>
+            <w:r>
+              <w:rPr>
+                <w:sz w:val="19"/>
+              </w:rPr>
+              <w:t>US9620020B2 (Honeywell)</w:t>
+            </w:r>
+          </w:p>
+        </w:tc>
+        <w:tc>
+          <w:tcPr>
+            <w:tcW w:type="dxa" w:w="4392"/>
+          </w:tcPr>
+          <w:p>
+            <w:pPr>
+              <w:spacing w:after="40"/>
+            </w:pPr>
+            <w:r/>
+            <w:r>
+              <w:rPr>
+                <w:sz w:val="19"/>
+              </w:rPr>
+              <w:t>Monitors cockpit communication and datalink, extracts key information, compares required pilot action against action taken, and confirms whether a required communication occurred</w:t>
+            </w:r>
+          </w:p>
+        </w:tc>
+        <w:tc>
+          <w:tcPr>
+            <w:tcW w:type="dxa" w:w="3528"/>
+          </w:tcPr>
+          <w:p>
+            <w:pPr>
+              <w:spacing w:after="40"/>
+            </w:pPr>
+            <w:r/>
+            <w:r>
+              <w:rPr>
+                <w:sz w:val="19"/>
+              </w:rPr>
+              <w:t>Ground truth is regulations and operating procedures, and the evidence is speech and communication content; ours is the system's own SW/HW requirements verified from fused message, OS, partition and fault evidence</w:t>
+            </w:r>
+          </w:p>
+        </w:tc>
+      </w:tr>
+      <w:tr>
+        <w:tc>
+          <w:tcPr>
+            <w:tcW w:type="dxa" w:w="2304"/>
           </w:tcPr>
           <w:p>
             <w:pPr>
@@ -856,7 +1993,7 @@
         </w:tc>
         <w:tc>
           <w:tcPr>
-            <w:tcW w:type="dxa" w:w="4896"/>
+            <w:tcW w:type="dxa" w:w="4392"/>
           </w:tcPr>
           <w:p>
             <w:pPr>
@@ -867,13 +2004,13 @@
               <w:rPr>
                 <w:sz w:val="19"/>
               </w:rPr>
-              <w:t>Real-time ground monitoring of CPDLC/ADS-C; per-step timestamps; benchmark comparison; greatest-delay step; NOC alert; link reconfiguration; PORT</w:t>
+              <w:t>Ground-side real-time datalink performance monitoring against mandated benchmarks, with per-step timing, greatest-delay-step attribution, alerting and link reconfiguration</w:t>
             </w:r>
           </w:p>
         </w:tc>
         <w:tc>
           <w:tcPr>
-            <w:tcW w:type="dxa" w:w="2736"/>
+            <w:tcW w:type="dxa" w:w="3528"/>
           </w:tcPr>
           <w:p>
             <w:pPr>
@@ -884,7 +2021,7 @@
               <w:rPr>
                 <w:sz w:val="19"/>
               </w:rPr>
-              <w:t>No aircraft host-platform telemetry; no clock-offset uncertainty bound; no resolvability/indeterminate output; no deterministic replay; remediation is always network-side</w:t>
+              <w:t>Benchmark performance versus requirement conformance; no requirement identifiers, no acceptance criteria, no not-exercised state, no hardware requirements, no flight-keyed evidence record</w:t>
             </w:r>
           </w:p>
         </w:tc>
@@ -892,7 +2029,7 @@
       <w:tr>
         <w:tc>
           <w:tcPr>
-            <w:tcW w:type="dxa" w:w="2592"/>
+            <w:tcW w:type="dxa" w:w="2304"/>
           </w:tcPr>
           <w:p>
             <w:pPr>
@@ -903,13 +2040,13 @@
               <w:rPr>
                 <w:sz w:val="19"/>
               </w:rPr>
-              <w:t>US8045977B2 / US8200213B2 (Honeywell)</w:t>
+              <w:t>Runtime-verification literature (RTLola/Volocopter; three-valued ATC monitoring; learning-based aviation verification)</w:t>
             </w:r>
           </w:p>
         </w:tc>
         <w:tc>
           <w:tcPr>
-            <w:tcW w:type="dxa" w:w="4896"/>
+            <w:tcW w:type="dxa" w:w="4392"/>
           </w:tcPr>
           <w:p>
             <w:pPr>
@@ -920,13 +2057,13 @@
               <w:rPr>
                 <w:sz w:val="19"/>
               </w:rPr>
-              <w:t>Measures round-trip time and channel occupancy in a CMU; delays low-priority messages under congestion</w:t>
+              <w:t>Monitoring specifications compiled into runtime monitors; three-valued obligation semantics; offline specification pools with online monitoring</w:t>
             </w:r>
           </w:p>
         </w:tc>
         <w:tc>
           <w:tcPr>
-            <w:tcW w:type="dxa" w:w="2736"/>
+            <w:tcW w:type="dxa" w:w="3528"/>
           </w:tcPr>
           <w:p>
             <w:pPr>
@@ -937,7 +2074,7 @@
               <w:rPr>
                 <w:sz w:val="19"/>
               </w:rPr>
-              <w:t>No multi-domain attribution; remedy is message prioritisation only</w:t>
+              <w:t>Established for safety obligations, deadlines and procedures; not applied to a certified datalink SW/HW requirement baseline per flight, and without operational coverage accounting or a ledgered per-flight artefact</w:t>
             </w:r>
           </w:p>
         </w:tc>
@@ -945,7 +2082,7 @@
       <w:tr>
         <w:tc>
           <w:tcPr>
-            <w:tcW w:type="dxa" w:w="2592"/>
+            <w:tcW w:type="dxa" w:w="2304"/>
           </w:tcPr>
           <w:p>
             <w:pPr>
@@ -956,13 +2093,13 @@
               <w:rPr>
                 <w:sz w:val="19"/>
               </w:rPr>
-              <w:t>US11150885B2 (Transportation IP); BR102012028497A2 (GE)</w:t>
+              <w:t>US10839401B2 / EP3651022A1 (certification qualification)</w:t>
             </w:r>
           </w:p>
         </w:tc>
         <w:tc>
           <w:tcPr>
-            <w:tcW w:type="dxa" w:w="4896"/>
+            <w:tcW w:type="dxa" w:w="4392"/>
           </w:tcPr>
           <w:p>
             <w:pPr>
@@ -973,13 +2110,13 @@
               <w:rPr>
                 <w:sz w:val="19"/>
               </w:rPr>
-              <w:t>Remote software management and integrity-data aggregation across subsystems that include a CMU</w:t>
+              <w:t>Qualifying data from an unqualified system; verifying an unqualified component against a qualified reference set</w:t>
             </w:r>
           </w:p>
         </w:tc>
         <w:tc>
           <w:tcPr>
-            <w:tcW w:type="dxa" w:w="2736"/>
+            <w:tcW w:type="dxa" w:w="3528"/>
           </w:tcPr>
           <w:p>
             <w:pPr>
@@ -990,60 +2127,7 @@
               <w:rPr>
                 <w:sz w:val="19"/>
               </w:rPr>
-              <w:t>No correlation of platform state to link-level latency symptoms; no attribution at all</w:t>
-            </w:r>
-          </w:p>
-        </w:tc>
-      </w:tr>
-      <w:tr>
-        <w:tc>
-          <w:tcPr>
-            <w:tcW w:type="dxa" w:w="2592"/>
-          </w:tcPr>
-          <w:p>
-            <w:pPr>
-              <w:spacing w:after="40"/>
-            </w:pPr>
-            <w:r/>
-            <w:r>
-              <w:rPr>
-                <w:sz w:val="19"/>
-              </w:rPr>
-              <w:t>US9321542B2 (aircraft diagnostics)</w:t>
-            </w:r>
-          </w:p>
-        </w:tc>
-        <w:tc>
-          <w:tcPr>
-            <w:tcW w:type="dxa" w:w="4896"/>
-          </w:tcPr>
-          <w:p>
-            <w:pPr>
-              <w:spacing w:after="40"/>
-            </w:pPr>
-            <w:r/>
-            <w:r>
-              <w:rPr>
-                <w:sz w:val="19"/>
-              </w:rPr>
-              <w:t>Fleet-wide ground learning of non-predetermined troubleshooting procedures, redistributed to aircraft</w:t>
-            </w:r>
-          </w:p>
-        </w:tc>
-        <w:tc>
-          <w:tcPr>
-            <w:tcW w:type="dxa" w:w="2736"/>
-          </w:tcPr>
-          <w:p>
-            <w:pPr>
-              <w:spacing w:after="40"/>
-            </w:pPr>
-            <w:r/>
-            <w:r>
-              <w:rPr>
-                <w:sz w:val="19"/>
-              </w:rPr>
-              <w:t>No per-transaction causal attribution; no replay; no bounded-uncertainty decision</w:t>
+              <w:t>Different problem: admitting a component's output. Ours evaluates an installed system's requirement conformance from operational evidence and produces the evidence artefact itself</w:t>
             </w:r>
           </w:p>
         </w:tc>
@@ -1058,87 +2142,9 @@
       <w:r>
         <w:rPr>
           <w:b w:val="0"/>
-          <w:i w:val="0"/>
+          <w:i/>
         </w:rPr>
-        <w:t>Non-obviousness rests on the counter-intuitive step: given recurring datalink slowness, the natural engineering response is to measure the network harder (more probes, more hops, more granular thresholds). This invention instead introduces a second, unrelated telemetry domain and a condition that restricts when an answer may be given at all. A skilled person optimising an existing network monitor would not arrive at a host-platform stall-overlap test, nor at deliberately declining to answer.</w:t>
-      </w:r>
-    </w:p>
-    <w:p>
-      <w:pPr>
-        <w:pStyle w:val="Heading2"/>
-      </w:pPr>
-      <w:r>
-        <w:t>4.4 Detailed embodiment (enablement notes)</w:t>
-      </w:r>
-    </w:p>
-    <w:p>
-      <w:pPr>
-        <w:pStyle w:val="ListBullet"/>
-      </w:pPr>
-      <w:r>
-        <w:rPr>
-          <w:b/>
-        </w:rPr>
-        <w:t xml:space="preserve">Transaction sources: </w:t>
-      </w:r>
-      <w:r>
-        <w:t>CMU/ATSU transaction records for ACARS, CPDLC and ADS-C obtained from ground service provider feeds, together with ground-station and network telemetry from CSP/ANSP interfaces.</w:t>
-      </w:r>
-    </w:p>
-    <w:p>
-      <w:pPr>
-        <w:pStyle w:val="ListBullet"/>
-      </w:pPr>
-      <w:r>
-        <w:rPr>
-          <w:b/>
-        </w:rPr>
-        <w:t xml:space="preserve">Aircraft telemetry: </w:t>
-      </w:r>
-      <w:r>
-        <w:t>read-only collection from the communications LRU or through an aircraft interface device; no write access to any certified function — a deliberate design choice that keeps the airborne side unchanged and therefore certifiable.</w:t>
-      </w:r>
-    </w:p>
-    <w:p>
-      <w:pPr>
-        <w:pStyle w:val="ListBullet"/>
-      </w:pPr>
-      <w:r>
-        <w:rPr>
-          <w:b/>
-        </w:rPr>
-        <w:t xml:space="preserve">Time reference: </w:t>
-      </w:r>
-      <w:r>
-        <w:t>GNSS-disciplined ground clocks; offset estimation by round-trip timing messages with the aircraft; per-leg offset and drift state maintained with an uncertainty bound.</w:t>
-      </w:r>
-    </w:p>
-    <w:p>
-      <w:pPr>
-        <w:pStyle w:val="ListBullet"/>
-      </w:pPr>
-      <w:r>
-        <w:rPr>
-          <w:b/>
-        </w:rPr>
-        <w:t xml:space="preserve">Compute: </w:t>
-      </w:r>
-      <w:r>
-        <w:t>a stream processor for delay budgets; a per-tail fingerprint store; a rule engine executing the asymmetric-evidence rules; an append-only hash-chained ledger; a replay service that re-executes an attribution from a stored record.</w:t>
-      </w:r>
-    </w:p>
-    <w:p>
-      <w:pPr>
-        <w:pStyle w:val="ListBullet"/>
-      </w:pPr>
-      <w:r>
-        <w:rPr>
-          <w:b/>
-        </w:rPr>
-        <w:t xml:space="preserve">Outputs: </w:t>
-      </w:r>
-      <w:r>
-        <w:t>attribution record (JSON), operator view linking symptom to cause and evidence, remediation command or maintenance work order, and an evidence bundle for compliance or certification submissions.</w:t>
+        <w:t>The non-obvious step is the decision to treat the requirement baseline — not a performance benchmark — as the ground truth for a live monitor, and to admit a not-exercised outcome as a first-class, reportable result rather than a missing value. Engineers monitoring a datalink in service naturally measure traffic and link quality; re-deriving the certified requirement set as the comparison basis, and reporting what the fleet has never demonstrated, runs counter to that practice.</w:t>
       </w:r>
     </w:p>
     <w:p>
@@ -1167,7 +2173,7 @@
         <w:rPr>
           <w:sz w:val="20"/>
         </w:rPr>
-        <w:t>A datalink diagnostic system comprising at least one ground-based server having a processor and memory storing instructions that, when executed, cause the system to: receive a stream of aircraft datalink transaction records, each record identifying a transaction between a ground station and an aircraft communication management unit and comprising per-leg transmission and reception timestamps; receive aircraft host-platform telemetry for the aircraft associated with the transaction, the telemetry comprising at least one of partition scheduling statistics of an avionics operating system, resource utilisation of a communications application, data-link stack error counters, or device-driver fault records; compute a transaction delay budget by allocating measured delay to each leg of the transaction; estimate a clock offset between the aircraft and the ground-based server for a flight leg and propagate an uncertainty bound of the clock offset; determine, from the uncertainty bound, that a dwell interval of the transaction is resolvable against a sampling interval of the host-platform telemetry, and in response to a determination that the dwell interval is not resolvable, record an indeterminate cause without attributing the delay; in response to a determination that the dwell interval is resolvable, correlate the host-platform telemetry with the delay budget over a time window aligned to the transaction by a common time reference to determine an attribution selecting between a ground-network cause, an air-ground link cause and an aircraft host-platform cause, wherein the aircraft host-platform cause is selected only when a host-platform stall interval overlaps the dwell interval by more than a first threshold and the ground-network and air-ground link legs are within respective per-aircraft baselines, and the ground-network cause or the air-ground link cause is selected only when the host-platform telemetry indicates absence of a stall during the time window; generate an attribution record comprising the attribution, the correlated telemetry, the uncertainty bound, an indication of a rule path taken, and a content hash over inputs used to determine the attribution; chain the attribution record to a previously generated attribution record; re-execute the attribution from the stored attribution record and the content hash to produce a re-executed attribution, and mark the attribution record as verified for audit when the re-executed attribution matches the attribution; and cause at least one of an alert, a datalink reconfiguration command, or a maintenance action based on the attribution.</w:t>
+        <w:t>A datalink conformance system comprising at least one ground-based server including a processor and memory storing instructions that, when executed, cause the system to: ingest a controlled requirements baseline for an aircraft datalink, the baseline comprising a plurality of software requirements and hardware requirements, each of the plurality of requirements having a requirement identifier, an acceptance criterion and an associated evidence class; compile each of the plurality of requirements into an executable requirement monitor bound to the requirement identifier, the acceptance criterion and the associated evidence class; open a conformance session for a flight of a specified aircraft and instantiate the requirement monitors according to configuration identifiers of the aircraft comprising at least a software part number and a hardware part number of a communication management unit; ingest, for the flight, transaction records of uplink messages and downlink messages, host-platform telemetry comprising operating-system events and partition performance data, and fault observations; time-align the ingested records, telemetry and observations to a common time reference with a propagated clock-offset uncertainty; evaluate each instantiated requirement monitor against the time-aligned records, telemetry and observations to produce, per requirement, a verdict selected from the group consisting of conforming, non-conforming, not-exercised and indeterminate, wherein conforming and non-conforming are produced when an observation satisfying the associated evidence class satisfied or violated the acceptance criterion respectively, not-exercised is produced when no observation satisfying the associated evidence class occurred during the flight, and indeterminate is produced when an observation satisfying the associated evidence class occurred but is insufficient to satisfy or violate the acceptance criterion within the propagated clock-offset uncertainty; maintain and display a live conformance state keyed to the flight that is updated as the records, telemetry and observations are ingested, the live conformance state being navigable from the flight to a requirement, to its acceptance criterion, and to the observations relied on for its verdict; and on closure of the flight, generate a conformance record binding the configuration identifiers, each requirement identifier with its verdict, a list of requirements having the not-exercised verdict and a list of requirements having the indeterminate verdict, and a content hash over the records, telemetry and observations relied on, sign the conformance record, and append the conformance record to an append-only ledger.</w:t>
       </w:r>
     </w:p>
     <w:p>
@@ -1176,7 +2182,7 @@
           <w:b/>
           <w:i w:val="0"/>
         </w:rPr>
-        <w:t>Dependent claims to pursue:</w:t>
+        <w:t>Dependent claims to pursue (each is a commercially valuable narrow position):</w:t>
       </w:r>
     </w:p>
     <w:p>
@@ -1184,7 +2190,7 @@
         <w:pStyle w:val="ListBullet"/>
       </w:pPr>
       <w:r>
-        <w:t>The system of claim 1, wherein the per-aircraft baseline is a deterministic fingerprint computed from at least one of a software load identifier, a part number of the communication management unit, a modem type, a service subscription, a route and a time of day for the aircraft.</w:t>
+        <w:t>The system of claim 1, wherein a requirement of the plurality of requirements has an associated design assurance level under a software or hardware assurance standard, and the conformance record is exported in a form mapped to objectives of that standard.</w:t>
       </w:r>
     </w:p>
     <w:p>
@@ -1192,7 +2198,7 @@
         <w:pStyle w:val="ListBullet"/>
       </w:pPr>
       <w:r>
-        <w:t>The system of claim 1, wherein the common time reference is established by exchanging timing messages with the communication management unit and computing a per-flight-leg offset and drift.</w:t>
+        <w:t>The system of claim 1, wherein the requirements baseline is imported from a requirements management system in a traceability interchange format, and bidirectional traceability is retained between the requirement identifier, the requirement monitor, a verification case of a development life cycle, and the observations relied on.</w:t>
       </w:r>
     </w:p>
     <w:p>
@@ -1200,7 +2206,7 @@
         <w:pStyle w:val="ListBullet"/>
       </w:pPr>
       <w:r>
-        <w:t>The system of claim 1, wherein the host-platform telemetry comprises partition timing of an ARINC-653-style partitioned operating system and the aircraft host-platform cause is selected when a partition overrun interval overlaps the dwell interval.</w:t>
+        <w:t>The system of claim 1, wherein a hardware requirement of the plurality of requirements specifies a timing margin, a memory utilisation limit or a bus loading limit, and the corresponding requirement monitor evaluates a measured value against the specified limit.</w:t>
       </w:r>
     </w:p>
     <w:p>
@@ -1208,7 +2214,7 @@
         <w:pStyle w:val="ListBullet"/>
       </w:pPr>
       <w:r>
-        <w:t>The system of claim 1, wherein the datalink reconfiguration command switches subsequent transactions from a terrestrial VHF subnetwork to a satellite subnetwork or from the satellite subnetwork to the terrestrial VHF subnetwork.</w:t>
+        <w:t>The system of claim 1, wherein a not-exercised verdict produced for a requirement across a plurality of flights is accumulated into an operational coverage account, and the operational coverage account is used to at least one of select a test case for the requirement and record in-service exercise of the requirement.</w:t>
       </w:r>
     </w:p>
     <w:p>
@@ -1216,7 +2222,7 @@
         <w:pStyle w:val="ListBullet"/>
       </w:pPr>
       <w:r>
-        <w:t>The system of claim 1, wherein the transaction is a CPDLC or ADS-C exchange and the delay budget is decomposed into a technical component and a pilot operational response component, and the attribution further distinguishes a human-origin delay from a host-platform-origin delay.</w:t>
+        <w:t>The system of claim 1, wherein a margin between a measured value and the acceptance criterion is recorded for each conforming verdict, and a decreasing trend of the margin across a plurality of flights causes a maintenance action to be issued for the requirement before the requirement becomes non-conforming.</w:t>
       </w:r>
     </w:p>
     <w:p>
@@ -1224,7 +2230,23 @@
         <w:pStyle w:val="ListBullet"/>
       </w:pPr>
       <w:r>
-        <w:t>The system of claim 1, wherein the attribution record is chained by a cryptographic hash to form an append-only audit trail and the re-execution is performed by a third party from a supplied verification recipe.</w:t>
+        <w:t>The system of claim 1, wherein a non-conforming verdict is caused to be attributed to a cause selected from a ground-network cause, an air-ground link cause and an aircraft host-platform cause, and the selected cause determines whether a link reconfiguration or a maintenance action is issued.</w:t>
+      </w:r>
+    </w:p>
+    <w:p>
+      <w:pPr>
+        <w:pStyle w:val="ListBullet"/>
+      </w:pPr>
+      <w:r>
+        <w:t>The system of claim 1, wherein a configuration identifier differing from a certified configuration baseline causes an affected requirement to be marked as not evaluated against the baseline rather than being evaluated.</w:t>
+      </w:r>
+    </w:p>
+    <w:p>
+      <w:pPr>
+        <w:pStyle w:val="ListBullet"/>
+      </w:pPr>
+      <w:r>
+        <w:t>The system of claim 1, wherein the conformance record is chained to a previously appended conformance record by a cryptographic hash, and the conformance state of a fleet at a selected past flight is reconstructed from the append-only ledger.</w:t>
       </w:r>
     </w:p>
     <w:p>
@@ -1232,24 +2254,7 @@
         <w:pStyle w:val="Heading1"/>
       </w:pPr>
       <w:r>
-        <w:t>5. Invention 2 (STRATEGIC) — Certification admission controller with objective-mapped evidence ledger</w:t>
-      </w:r>
-    </w:p>
-    <w:p>
-      <w:r>
-        <w:rPr>
-          <w:b w:val="0"/>
-          <w:i/>
-        </w:rPr>
-        <w:t>Working title: Certified AI Admission Controller (CAAC)</w:t>
-      </w:r>
-    </w:p>
-    <w:p>
-      <w:pPr>
-        <w:pStyle w:val="Heading2"/>
-      </w:pPr>
-      <w:r>
-        <w:t>5.1 Technical problem</w:t>
+        <w:t>5. Invention 2 — Operational coverage account and predictive non-conformance</w:t>
       </w:r>
     </w:p>
     <w:p>
@@ -1258,63 +2263,7 @@
           <w:b w:val="0"/>
           <w:i w:val="0"/>
         </w:rPr>
-        <w:t>AI cannot enter a path that must satisfy DO-178C or DO-254 because its output is unbounded and cannot be traced to certification objectives, and because a system that changes behaviour at run time is difficult to qualify. The generic remedy — "verify the integrity of data from an unqualified system, then qualify it" — is already patented (US10839401B2, EP3651022A1), so the invention must lie in a different verification basis and in what the system produces.</w:t>
-      </w:r>
-    </w:p>
-    <w:p>
-      <w:pPr>
-        <w:pStyle w:val="Heading2"/>
-      </w:pPr>
-      <w:r>
-        <w:t>5.2 Inventive mechanism</w:t>
-      </w:r>
-    </w:p>
-    <w:p>
-      <w:pPr>
-        <w:pStyle w:val="ListNumber"/>
-      </w:pPr>
-      <w:r>
-        <w:t>Dual path: a deterministic diagnostic path computes the datalink fault classification from rules and thresholds and always operates; a separate advisory path computes a candidate diagnosis with a machine-learning model. The AI is never the sole source of an operational output.</w:t>
-      </w:r>
-    </w:p>
-    <w:p>
-      <w:pPr>
-        <w:pStyle w:val="ListNumber"/>
-      </w:pPr>
-      <w:r>
-        <w:t>A behavioural admission gate with three independent tests applied to the candidate diagnosis: an out-of-distribution score of the model input against a declared operational design domain; a calibrated uncertainty measure of the model output against a threshold; and a robustness perturbation test of the input. The gate is a statistical and behavioural test, not a comparison against a previously-qualified reference set.</w:t>
-      </w:r>
-    </w:p>
-    <w:p>
-      <w:pPr>
-        <w:pStyle w:val="ListNumber"/>
-      </w:pPr>
-      <w:r>
-        <w:t>Admission and rejection both recorded: when the gate passes, the AI diagnosis is admitted and tagged as AI-assisted with the deterministic result retained alongside it; when the gate fails, only the deterministic result is output and a rejection record is written. Rejections are treated as evidence of correct system behaviour, not as failures.</w:t>
-      </w:r>
-    </w:p>
-    <w:p>
-      <w:pPr>
-        <w:pStyle w:val="ListNumber"/>
-      </w:pPr>
-      <w:r>
-        <w:t>Evidence record: an append-only, tamper-evident record binding an identifier and hash of the model and version, a hash of the input window, the gate inputs and decision, an explanation artifact generated for the admitted diagnosis together with a fidelity score of that explanation against the model output, and an identifier of a certification objective of a software or hardware assurance standard to which the record is mapped.</w:t>
-      </w:r>
-    </w:p>
-    <w:p>
-      <w:pPr>
-        <w:pStyle w:val="ListNumber"/>
-      </w:pPr>
-      <w:r>
-        <w:t>Automated objective-by-objective bundle: on request, the system aggregates evidence records by objective identifier into a compliance matrix, together with a verification recipe that allows a third party to re-derive each record independently.</w:t>
-      </w:r>
-    </w:p>
-    <w:p>
-      <w:pPr>
-        <w:pStyle w:val="Heading2"/>
-      </w:pPr>
-      <w:r>
-        <w:t>5.3 Why this is novel</w:t>
+        <w:t>This is the claim family to file alongside the lead if budget allows, because it monetises the part of the data no one else collects.</w:t>
       </w:r>
     </w:p>
     <w:p>
@@ -1325,10 +2274,10 @@
         <w:rPr>
           <w:b/>
         </w:rPr>
-        <w:t xml:space="preserve">US10839401B2 / US2018/0211261A1 (Honeywell): </w:t>
+        <w:t xml:space="preserve">Operational coverage account: </w:t>
       </w:r>
       <w:r>
-        <w:t>claims verifying integrity of data from an unqualified system and providing qualified data to a qualified system — silent on how integrity is verified and produces no certification artifacts, gate rejections, or replay recipe.</w:t>
+        <w:t>the union, across flights, of requirements exercised and requirements never exercised, per aircraft, per software load and per route or airspace. It answers, for the first time with evidence, which parts of the certified requirement set have actually been demonstrated in service, and it converts flight hours into verification credit.</w:t>
       </w:r>
     </w:p>
     <w:p>
@@ -1339,10 +2288,10 @@
         <w:rPr>
           <w:b/>
         </w:rPr>
-        <w:t xml:space="preserve">EP3651022A1 / CN111176978A (GE Aviation Systems): </w:t>
+        <w:t xml:space="preserve">Predictive non-conformance: </w:t>
       </w:r>
       <w:r>
-        <w:t>verification by comparison against a previously-qualified set of communications — a reference-comparison scheme, not a statistical/behavioural admission test.</w:t>
+        <w:t>per requirement, the margin between the measured value and the acceptance criterion forms a time series per aircraft. A statistically significant downward trend triggers a maintenance action, a component replacement or an inspection before the requirement is ever violated in service.</w:t>
       </w:r>
     </w:p>
     <w:p>
@@ -1353,116 +2302,10 @@
         <w:rPr>
           <w:b/>
         </w:rPr>
-        <w:t xml:space="preserve">US11580009B2 (Northrop Grumman): </w:t>
+        <w:t xml:space="preserve">Discrimination value: </w:t>
       </w:r>
       <w:r>
-        <w:t>evaluates code defect and acceptability for use within a certification framework, but does not address machine-learning model assurance or runtime admission of AI outputs.</w:t>
-      </w:r>
-    </w:p>
-    <w:p>
-      <w:pPr>
-        <w:pStyle w:val="ListBullet"/>
-      </w:pPr>
-      <w:r>
-        <w:rPr>
-          <w:b/>
-        </w:rPr>
-        <w:t xml:space="preserve">US2020/0167677A1 (IBM): </w:t>
-      </w:r>
-      <w:r>
-        <w:t>explains a neural network by training a surrogate and returning its decision path — it produces an explanation, not a certification artifact bound to an objective, and no admission decision.</w:t>
-      </w:r>
-    </w:p>
-    <w:p>
-      <w:pPr>
-        <w:pStyle w:val="ListBullet"/>
-      </w:pPr>
-      <w:r>
-        <w:rPr>
-          <w:b/>
-        </w:rPr>
-        <w:t xml:space="preserve">Literature (EASA CoDANN I/II, NASA NTRS 20210019093/20210025705, AMLAS): </w:t>
-      </w:r>
-      <w:r>
-        <w:t>describe assurance approaches but are not implemented as a system that admits or rejects an AI output at run time and emits objective-linked evidence.</w:t>
-      </w:r>
-    </w:p>
-    <w:p>
-      <w:pPr>
-        <w:pStyle w:val="Heading2"/>
-      </w:pPr>
-      <w:r>
-        <w:t>5.4 Draft claim 1 (method)</w:t>
-      </w:r>
-    </w:p>
-    <w:p>
-      <w:pPr>
-        <w:spacing w:after="160"/>
-        <w:ind w:left="403"/>
-        <w:pBdr>
-          <w:left w:val="single" w:sz="18" w:space="6" w:color="1F3355"/>
-        </w:pBdr>
-      </w:pPr>
-      <w:r>
-        <w:rPr>
-          <w:b/>
-        </w:rPr>
-        <w:t xml:space="preserve">1. </w:t>
-      </w:r>
-      <w:r>
-        <w:rPr>
-          <w:sz w:val="20"/>
-        </w:rPr>
-        <w:t>A computer-implemented method of operating an AI-assisted diagnostic function for aircraft datalink, comprising: operating a deterministic diagnostic path that computes a fault classification from datalink transaction records using rules and thresholds without a machine-learning model; operating an advisory path in which a machine-learning model produces a candidate diagnosis for a transaction; applying an admission gate to the candidate diagnosis, the admission gate comprising an out-of-distribution score of an input of the model against a declared operational design domain, a calibrated uncertainty measure of an output of the model against an uncertainty threshold, and a robustness perturbation test of the input; admitting the candidate diagnosis to an operational output only when the admission gate passes, and otherwise outputting the fault classification from the deterministic diagnostic path and recording a gate rejection; writing an evidence record into an append-only store, the evidence record binding a model identifier and model version hash, a hash of an input window, the out-of-distribution score, the calibrated uncertainty measure, a result of the robustness perturbation test, the admission decision, an explanation artifact generated for the admitted candidate diagnosis and a fidelity score of the explanation artifact against the output of the model, and an identifier of a certification objective of a software or hardware assurance standard; and generating, on request, a certification evidence bundle comprising a plurality of evidence records aggregated by the identifier of the certification objective and a verification recipe configured to re-derive each of the plurality of evidence records.</w:t>
-      </w:r>
-    </w:p>
-    <w:p>
-      <w:r>
-        <w:rPr>
-          <w:b/>
-          <w:i w:val="0"/>
-        </w:rPr>
-        <w:t>Dependent claims to pursue:</w:t>
-      </w:r>
-    </w:p>
-    <w:p>
-      <w:pPr>
-        <w:pStyle w:val="ListBullet"/>
-      </w:pPr>
-      <w:r>
-        <w:t>The method of claim 1, wherein the certification objective identifier maps to an objective of DO-178C, DO-254 or DO-330, and the bundle is formatted as an objective-by-objective compliance matrix.</w:t>
-      </w:r>
-    </w:p>
-    <w:p>
-      <w:pPr>
-        <w:pStyle w:val="ListBullet"/>
-      </w:pPr>
-      <w:r>
-        <w:t>The method of claim 1, wherein the explanation artifact is a surrogate-model decision path and the fidelity score is stored in the evidence record.</w:t>
-      </w:r>
-    </w:p>
-    <w:p>
-      <w:pPr>
-        <w:pStyle w:val="ListBullet"/>
-      </w:pPr>
-      <w:r>
-        <w:t>The method of claim 1, further comprising executing a tool-qualification regression against the admission gate and including a result of the regression in the bundle.</w:t>
-      </w:r>
-    </w:p>
-    <w:p>
-      <w:pPr>
-        <w:pStyle w:val="ListBullet"/>
-      </w:pPr>
-      <w:r>
-        <w:t>The method of claim 1, wherein the append-only store is hash-chained, and the verification recipe enables a third party to reproduce each evidence record and each admission decision.</w:t>
-      </w:r>
-    </w:p>
-    <w:p>
-      <w:pPr>
-        <w:pStyle w:val="ListBullet"/>
-      </w:pPr>
-      <w:r>
-        <w:t>The method of claim 1, wherein the deterministic diagnostic path is unchanged by the machine-learning model, such that the deterministic diagnostic path remains independent of the model for a design-assurance demonstration.</w:t>
+        <w:t>a requirement that is frequently not-exercised and a requirement whose margin is shrinking are different problems needing different actions; the platform distinguishes them automatically, which no existing monitoring output does.</w:t>
       </w:r>
     </w:p>
     <w:p>
@@ -1470,106 +2313,7 @@
         <w:pStyle w:val="Heading1"/>
       </w:pPr>
       <w:r>
-        <w:t>6. Invention 3 (PORTFOLIO) — Safety-gated ground-learned advisory threat models</w:t>
-      </w:r>
-    </w:p>
-    <w:p>
-      <w:r>
-        <w:rPr>
-          <w:b w:val="0"/>
-          <w:i/>
-        </w:rPr>
-        <w:t>Working title: Gated Advisory Threat Model Distribution (GATMD)</w:t>
-      </w:r>
-    </w:p>
-    <w:p>
-      <w:pPr>
-        <w:pStyle w:val="Heading2"/>
-      </w:pPr>
-      <w:r>
-        <w:t>6.1 Technical problem</w:t>
-      </w:r>
-    </w:p>
-    <w:p>
-      <w:r>
-        <w:rPr>
-          <w:b w:val="0"/>
-          <w:i w:val="0"/>
-        </w:rPr>
-        <w:t>Interference and spoofing patterns change continuously, but adaptive or self-modifying software on the aircraft is close to uncertifiable: a model that learns in service cannot be frozen, traced to requirements, or covered by structural-coverage arguments. The industry therefore cannot exploit fleet-scale learning without breaking its certification basis.</w:t>
-      </w:r>
-    </w:p>
-    <w:p>
-      <w:pPr>
-        <w:pStyle w:val="Heading2"/>
-      </w:pPr>
-      <w:r>
-        <w:t>6.2 Inventive mechanism</w:t>
-      </w:r>
-    </w:p>
-    <w:p>
-      <w:pPr>
-        <w:pStyle w:val="ListNumber"/>
-      </w:pPr>
-      <w:r>
-        <w:t>Ground aggregation of datalink radio-frequency, transaction-quality and interference observations from a plurality of aircraft, with per-aircraft provenance retained.</w:t>
-      </w:r>
-    </w:p>
-    <w:p>
-      <w:pPr>
-        <w:pStyle w:val="ListNumber"/>
-      </w:pPr>
-      <w:r>
-        <w:t>Training or updating a threat signature model configured to classify interference or spoofing phenomena affecting aeronautical datalink.</w:t>
-      </w:r>
-    </w:p>
-    <w:p>
-      <w:pPr>
-        <w:pStyle w:val="ListNumber"/>
-      </w:pPr>
-      <w:r>
-        <w:t>Envelope validation: an updated model is accepted only if it stays inside a certified operational envelope and passes a frozen regression corpus in which the model must reproduce deterministic reference outputs within a tolerance — a counterfactual regression harness. Updates that fail are rejected and the rejection is recorded.</w:t>
-      </w:r>
-    </w:p>
-    <w:p>
-      <w:pPr>
-        <w:pStyle w:val="ListNumber"/>
-      </w:pPr>
-      <w:r>
-        <w:t>Advisory-only distribution: an accepted update is distributed to aircraft as signed advisory threat data only, without modifying any airborne software subject to a design-assurance standard; the aircraft-side decision function that consumes the advisory data is certified and deterministic and independently decides whether to act.</w:t>
-      </w:r>
-    </w:p>
-    <w:p>
-      <w:pPr>
-        <w:pStyle w:val="ListNumber"/>
-      </w:pPr>
-      <w:r>
-        <w:t>Provenance, applicability predicate and roll-back: each distribution records which aircraft received which model version under which applicability predicate, enabling roll-back to a prior accepted model and audit of the fleet state at any past time.</w:t>
-      </w:r>
-    </w:p>
-    <w:p>
-      <w:pPr>
-        <w:pStyle w:val="Heading2"/>
-      </w:pPr>
-      <w:r>
-        <w:t>6.3 Why this is novel</w:t>
-      </w:r>
-    </w:p>
-    <w:p>
-      <w:r>
-        <w:rPr>
-          <w:b w:val="0"/>
-          <w:i w:val="0"/>
-        </w:rPr>
-        <w:t>US11212015B2 (The Aerospace Corporation) claims in-line machine-learning interference suppression; US11488063B2 (Honeywell) claims training models in a cloud/SaaS platform and serving them to connected avionics; CN121887829A (COMAC) claims airborne security-event log analysis with isolation control signals; US12149560B2 claims avionics cyber-attack detection. None of them discloses the combination of an envelope-validated, frozen-regression-gated update loop that distributes models as advisory data only, with an applicability predicate and fleet-state roll-back, leaving the consuming airborne logic certified and unchanged. The regulatory reality — that this advisory-only structure is the only form a certification authority is likely to accept — is itself evidence that the combination is not an obvious engineering choice.</w:t>
-      </w:r>
-    </w:p>
-    <w:p>
-      <w:pPr>
-        <w:pStyle w:val="Heading1"/>
-      </w:pPr>
-      <w:r>
-        <w:t>7. Claim strategy — what to file, in what order</w:t>
+        <w:t>6. Related inventions retained from the first review (background, lower priority)</w:t>
       </w:r>
     </w:p>
     <w:tbl>
@@ -1580,11 +2324,246 @@
         <w:tblLook w:firstColumn="1" w:firstRow="1" w:lastColumn="0" w:lastRow="0" w:noHBand="0" w:noVBand="1" w:val="04A0"/>
       </w:tblPr>
       <w:tblGrid>
-        <w:gridCol w:w="1958"/>
-        <w:gridCol w:w="1958"/>
-        <w:gridCol w:w="1958"/>
-        <w:gridCol w:w="1958"/>
-        <w:gridCol w:w="1958"/>
+        <w:gridCol w:w="3312"/>
+        <w:gridCol w:w="3312"/>
+        <w:gridCol w:w="3312"/>
+      </w:tblGrid>
+      <w:tr>
+        <w:tc>
+          <w:tcPr>
+            <w:tcW w:type="dxa" w:w="2160"/>
+            <w:shd w:fill="DCE6F1"/>
+          </w:tcPr>
+          <w:p>
+            <w:r/>
+            <w:r>
+              <w:rPr>
+                <w:b/>
+                <w:sz w:val="19"/>
+              </w:rPr>
+              <w:t>Invention</w:t>
+            </w:r>
+          </w:p>
+        </w:tc>
+        <w:tc>
+          <w:tcPr>
+            <w:tcW w:type="dxa" w:w="4320"/>
+            <w:shd w:fill="DCE6F1"/>
+          </w:tcPr>
+          <w:p>
+            <w:r/>
+            <w:r>
+              <w:rPr>
+                <w:b/>
+                <w:sz w:val="19"/>
+              </w:rPr>
+              <w:t>One-line description</w:t>
+            </w:r>
+          </w:p>
+        </w:tc>
+        <w:tc>
+          <w:tcPr>
+            <w:tcW w:type="dxa" w:w="3744"/>
+            <w:shd w:fill="DCE6F1"/>
+          </w:tcPr>
+          <w:p>
+            <w:r/>
+            <w:r>
+              <w:rPr>
+                <w:b/>
+                <w:sz w:val="19"/>
+              </w:rPr>
+              <w:t>Status relative to revised scope</w:t>
+            </w:r>
+          </w:p>
+        </w:tc>
+      </w:tr>
+      <w:tr>
+        <w:tc>
+          <w:tcPr>
+            <w:tcW w:type="dxa" w:w="2160"/>
+          </w:tcPr>
+          <w:p>
+            <w:pPr>
+              <w:spacing w:after="40"/>
+            </w:pPr>
+            <w:r/>
+            <w:r>
+              <w:rPr>
+                <w:sz w:val="19"/>
+              </w:rPr>
+              <w:t>Cross-domain causal attribution</w:t>
+            </w:r>
+          </w:p>
+        </w:tc>
+        <w:tc>
+          <w:tcPr>
+            <w:tcW w:type="dxa" w:w="4320"/>
+          </w:tcPr>
+          <w:p>
+            <w:pPr>
+              <w:spacing w:after="40"/>
+            </w:pPr>
+            <w:r/>
+            <w:r>
+              <w:rPr>
+                <w:sz w:val="19"/>
+              </w:rPr>
+              <w:t>Attribute a datalink symptom to ground network, air-ground link or aircraft host platform using host-OS/partition telemetry with deterministic replay</w:t>
+            </w:r>
+          </w:p>
+        </w:tc>
+        <w:tc>
+          <w:tcPr>
+            <w:tcW w:type="dxa" w:w="3744"/>
+          </w:tcPr>
+          <w:p>
+            <w:pPr>
+              <w:spacing w:after="40"/>
+            </w:pPr>
+            <w:r/>
+            <w:r>
+              <w:rPr>
+                <w:sz w:val="19"/>
+              </w:rPr>
+              <w:t>Now becomes the cause-attribution step that explains a non-conforming verdict (dependent claim of Invention 1, and independently claimable)</w:t>
+            </w:r>
+          </w:p>
+        </w:tc>
+      </w:tr>
+      <w:tr>
+        <w:tc>
+          <w:tcPr>
+            <w:tcW w:type="dxa" w:w="2160"/>
+          </w:tcPr>
+          <w:p>
+            <w:pPr>
+              <w:spacing w:after="40"/>
+            </w:pPr>
+            <w:r/>
+            <w:r>
+              <w:rPr>
+                <w:sz w:val="19"/>
+              </w:rPr>
+              <w:t>Certification admission controller</w:t>
+            </w:r>
+          </w:p>
+        </w:tc>
+        <w:tc>
+          <w:tcPr>
+            <w:tcW w:type="dxa" w:w="4320"/>
+          </w:tcPr>
+          <w:p>
+            <w:pPr>
+              <w:spacing w:after="40"/>
+            </w:pPr>
+            <w:r/>
+            <w:r>
+              <w:rPr>
+                <w:sz w:val="19"/>
+              </w:rPr>
+              <w:t>AI advisory path admitted only through an out-of-distribution, calibrated-uncertainty and robustness gate, with objective-mapped evidence records</w:t>
+            </w:r>
+          </w:p>
+        </w:tc>
+        <w:tc>
+          <w:tcPr>
+            <w:tcW w:type="dxa" w:w="3744"/>
+          </w:tcPr>
+          <w:p>
+            <w:pPr>
+              <w:spacing w:after="40"/>
+            </w:pPr>
+            <w:r/>
+            <w:r>
+              <w:rPr>
+                <w:sz w:val="19"/>
+              </w:rPr>
+              <w:t>Retained; independent claim family if AI diagnosis is placed in the operational path</w:t>
+            </w:r>
+          </w:p>
+        </w:tc>
+      </w:tr>
+      <w:tr>
+        <w:tc>
+          <w:tcPr>
+            <w:tcW w:type="dxa" w:w="2160"/>
+          </w:tcPr>
+          <w:p>
+            <w:pPr>
+              <w:spacing w:after="40"/>
+            </w:pPr>
+            <w:r/>
+            <w:r>
+              <w:rPr>
+                <w:sz w:val="19"/>
+              </w:rPr>
+              <w:t>Ground-learned, safety-gated advisory threat models</w:t>
+            </w:r>
+          </w:p>
+        </w:tc>
+        <w:tc>
+          <w:tcPr>
+            <w:tcW w:type="dxa" w:w="4320"/>
+          </w:tcPr>
+          <w:p>
+            <w:pPr>
+              <w:spacing w:after="40"/>
+            </w:pPr>
+            <w:r/>
+            <w:r>
+              <w:rPr>
+                <w:sz w:val="19"/>
+              </w:rPr>
+              <w:t>Interference/threat models learned on the ground, validated against a certified envelope and frozen regression corpus, distributed as signed advisory data only, with roll-back</w:t>
+            </w:r>
+          </w:p>
+        </w:tc>
+        <w:tc>
+          <w:tcPr>
+            <w:tcW w:type="dxa" w:w="3744"/>
+          </w:tcPr>
+          <w:p>
+            <w:pPr>
+              <w:spacing w:after="40"/>
+            </w:pPr>
+            <w:r/>
+            <w:r>
+              <w:rPr>
+                <w:sz w:val="19"/>
+              </w:rPr>
+              <w:t>Retained; file separately</w:t>
+            </w:r>
+          </w:p>
+        </w:tc>
+      </w:tr>
+    </w:tbl>
+    <w:p>
+      <w:pPr>
+        <w:spacing w:after="40"/>
+      </w:pPr>
+    </w:p>
+    <w:p>
+      <w:pPr>
+        <w:pStyle w:val="Heading1"/>
+      </w:pPr>
+      <w:r>
+        <w:t>7. Filing strategy</w:t>
+      </w:r>
+    </w:p>
+    <w:tbl>
+      <w:tblPr>
+        <w:tblStyle w:val="TableGrid"/>
+        <w:tblW w:type="auto" w:w="0"/>
+        <w:jc w:val="center"/>
+        <w:tblLook w:firstColumn="1" w:firstRow="1" w:lastColumn="0" w:lastRow="0" w:noHBand="0" w:noVBand="1" w:val="04A0"/>
+      </w:tblPr>
+      <w:tblGrid>
+        <w:gridCol w:w="1987"/>
+        <w:gridCol w:w="1987"/>
+        <w:gridCol w:w="1987"/>
+        <w:gridCol w:w="1987"/>
+        <w:gridCol w:w="1987"/>
       </w:tblGrid>
       <w:tr>
         <w:tc>
@@ -1605,7 +2584,7 @@
         </w:tc>
         <w:tc>
           <w:tcPr>
-            <w:tcW w:type="dxa" w:w="2160"/>
+            <w:tcW w:type="dxa" w:w="2016"/>
             <w:shd w:fill="DCE6F1"/>
           </w:tcPr>
           <w:p>
@@ -1621,7 +2600,7 @@
         </w:tc>
         <w:tc>
           <w:tcPr>
-            <w:tcW w:type="dxa" w:w="2160"/>
+            <w:tcW w:type="dxa" w:w="4464"/>
             <w:shd w:fill="DCE6F1"/>
           </w:tcPr>
           <w:p>
@@ -1637,7 +2616,7 @@
         </w:tc>
         <w:tc>
           <w:tcPr>
-            <w:tcW w:type="dxa" w:w="4464"/>
+            <w:tcW w:type="dxa" w:w="2016"/>
             <w:shd w:fill="DCE6F1"/>
           </w:tcPr>
           <w:p>
@@ -1647,13 +2626,13 @@
                 <w:b/>
                 <w:sz w:val="19"/>
               </w:rPr>
-              <w:t>Why this order</w:t>
+              <w:t>Timing</w:t>
             </w:r>
           </w:p>
         </w:tc>
         <w:tc>
           <w:tcPr>
-            <w:tcW w:type="dxa" w:w="2160"/>
+            <w:tcW w:type="dxa" w:w="1440"/>
             <w:shd w:fill="DCE6F1"/>
           </w:tcPr>
           <w:p>
@@ -1688,7 +2667,7 @@
         </w:tc>
         <w:tc>
           <w:tcPr>
-            <w:tcW w:type="dxa" w:w="2160"/>
+            <w:tcW w:type="dxa" w:w="2016"/>
           </w:tcPr>
           <w:p>
             <w:pPr>
@@ -1705,23 +2684,6 @@
         </w:tc>
         <w:tc>
           <w:tcPr>
-            <w:tcW w:type="dxa" w:w="2160"/>
-          </w:tcPr>
-          <w:p>
-            <w:pPr>
-              <w:spacing w:after="40"/>
-            </w:pPr>
-            <w:r/>
-            <w:r>
-              <w:rPr>
-                <w:sz w:val="19"/>
-              </w:rPr>
-              <w:t>Invention 1 (lead)</w:t>
-            </w:r>
-          </w:p>
-        </w:tc>
-        <w:tc>
-          <w:tcPr>
             <w:tcW w:type="dxa" w:w="4464"/>
           </w:tcPr>
           <w:p>
@@ -1733,13 +2695,13 @@
               <w:rPr>
                 <w:sz w:val="19"/>
               </w:rPr>
-              <w:t>Easiest to enable today; secures the priority date immediately; supports a product demo and partner conversations</w:t>
+              <w:t>Invention 1 claim 1 as drafted, plus the dependent claims</w:t>
             </w:r>
           </w:p>
         </w:tc>
         <w:tc>
           <w:tcPr>
-            <w:tcW w:type="dxa" w:w="2160"/>
+            <w:tcW w:type="dxa" w:w="2016"/>
           </w:tcPr>
           <w:p>
             <w:pPr>
@@ -1750,7 +2712,24 @@
               <w:rPr>
                 <w:sz w:val="19"/>
               </w:rPr>
-              <w:t>USD 2–6k, file within 2–4 weeks</w:t>
+              <w:t>Within 2–4 weeks — before any further public presentation</w:t>
+            </w:r>
+          </w:p>
+        </w:tc>
+        <w:tc>
+          <w:tcPr>
+            <w:tcW w:type="dxa" w:w="1440"/>
+          </w:tcPr>
+          <w:p>
+            <w:pPr>
+              <w:spacing w:after="40"/>
+            </w:pPr>
+            <w:r/>
+            <w:r>
+              <w:rPr>
+                <w:sz w:val="19"/>
+              </w:rPr>
+              <w:t>USD 2–6k</w:t>
             </w:r>
           </w:p>
         </w:tc>
@@ -1775,7 +2754,7 @@
         </w:tc>
         <w:tc>
           <w:tcPr>
-            <w:tcW w:type="dxa" w:w="2160"/>
+            <w:tcW w:type="dxa" w:w="2016"/>
           </w:tcPr>
           <w:p>
             <w:pPr>
@@ -1786,24 +2765,7 @@
               <w:rPr>
                 <w:sz w:val="19"/>
               </w:rPr>
-              <w:t>Non-provisional / PCT (within 12 months)</w:t>
-            </w:r>
-          </w:p>
-        </w:tc>
-        <w:tc>
-          <w:tcPr>
-            <w:tcW w:type="dxa" w:w="2160"/>
-          </w:tcPr>
-          <w:p>
-            <w:pPr>
-              <w:spacing w:after="40"/>
-            </w:pPr>
-            <w:r/>
-            <w:r>
-              <w:rPr>
-                <w:sz w:val="19"/>
-              </w:rPr>
-              <w:t>Inventions 1 + 2</w:t>
+              <w:t>Non-provisional / PCT</w:t>
             </w:r>
           </w:p>
         </w:tc>
@@ -1820,13 +2782,30 @@
               <w:rPr>
                 <w:sz w:val="19"/>
               </w:rPr>
-              <w:t>The strategic value sits here; it needs the frozen gate design and evidence schema to satisfy written description</w:t>
+              <w:t>Inventions 1 and 2, with the frozen requirement-monitor design, verdict semantics and conformance-record schema</w:t>
             </w:r>
           </w:p>
         </w:tc>
         <w:tc>
           <w:tcPr>
-            <w:tcW w:type="dxa" w:w="2160"/>
+            <w:tcW w:type="dxa" w:w="2016"/>
+          </w:tcPr>
+          <w:p>
+            <w:pPr>
+              <w:spacing w:after="40"/>
+            </w:pPr>
+            <w:r/>
+            <w:r>
+              <w:rPr>
+                <w:sz w:val="19"/>
+              </w:rPr>
+              <w:t>Within 12 months of the provisional</w:t>
+            </w:r>
+          </w:p>
+        </w:tc>
+        <w:tc>
+          <w:tcPr>
+            <w:tcW w:type="dxa" w:w="1440"/>
           </w:tcPr>
           <w:p>
             <w:pPr>
@@ -1862,7 +2841,7 @@
         </w:tc>
         <w:tc>
           <w:tcPr>
-            <w:tcW w:type="dxa" w:w="2160"/>
+            <w:tcW w:type="dxa" w:w="2016"/>
           </w:tcPr>
           <w:p>
             <w:pPr>
@@ -1879,23 +2858,6 @@
         </w:tc>
         <w:tc>
           <w:tcPr>
-            <w:tcW w:type="dxa" w:w="2160"/>
-          </w:tcPr>
-          <w:p>
-            <w:pPr>
-              <w:spacing w:after="40"/>
-            </w:pPr>
-            <w:r/>
-            <w:r>
-              <w:rPr>
-                <w:sz w:val="19"/>
-              </w:rPr>
-              <w:t>Invention 3</w:t>
-            </w:r>
-          </w:p>
-        </w:tc>
-        <w:tc>
-          <w:tcPr>
             <w:tcW w:type="dxa" w:w="4464"/>
           </w:tcPr>
           <w:p>
@@ -1907,13 +2869,30 @@
               <w:rPr>
                 <w:sz w:val="19"/>
               </w:rPr>
-              <w:t>File once the frozen regression corpus and envelope definition exist</w:t>
+              <w:t>Admission-gated AI and the gated advisory threat models</w:t>
             </w:r>
           </w:p>
         </w:tc>
         <w:tc>
           <w:tcPr>
-            <w:tcW w:type="dxa" w:w="2160"/>
+            <w:tcW w:type="dxa" w:w="2016"/>
+          </w:tcPr>
+          <w:p>
+            <w:pPr>
+              <w:spacing w:after="40"/>
+            </w:pPr>
+            <w:r/>
+            <w:r>
+              <w:rPr>
+                <w:sz w:val="19"/>
+              </w:rPr>
+              <w:t>When the gate design is frozen</w:t>
+            </w:r>
+          </w:p>
+        </w:tc>
+        <w:tc>
+          <w:tcPr>
+            <w:tcW w:type="dxa" w:w="1440"/>
           </w:tcPr>
           <w:p>
             <w:pPr>
@@ -1941,7 +2920,7 @@
           <w:b w:val="0"/>
           <w:i/>
         </w:rPr>
-        <w:t>Unifying position for all three: the platform never modifies certified airborne software and never places AI in the sole operational path; it earns trust by producing evidence rather than by asserting accuracy. That single design principle is what makes the portfolio both novel and sellable to an airworthiness authority.</w:t>
+        <w:t>Unifying position: the platform never modifies certified airborne software, never places AI in the sole operational path, and produces evidence rather than asserting accuracy. That is what makes it both defensible against the art above and acceptable to an airworthiness authority.</w:t>
       </w:r>
     </w:p>
     <w:p>
@@ -1957,7 +2936,7 @@
         <w:pStyle w:val="ListNumber"/>
       </w:pPr>
       <w:r>
-        <w:t>A bench test bed: one communications LRU or a datalink protocol simulator, a host-platform telemetry tap, a controllable interference source, and a ground-side ingest service.</w:t>
+        <w:t>Demonstrate the requirement-to-monitor pipeline on a real, sanitised requirements extract: take a subset of datalink requirements in a requirements-management export, compile them into monitors, and show the trace from requirement identifier to monitor to observation.</w:t>
       </w:r>
     </w:p>
     <w:p>
@@ -1965,7 +2944,7 @@
         <w:pStyle w:val="ListNumber"/>
       </w:pPr>
       <w:r>
-        <w:t>The headline numbers for the specification: over N transactions, the percentage exceeding the benchmark; of those, the proportion attributed to the aircraft host platform and the rule path used; the percentage of transactions declared indeterminate under the resolvability condition; and a replay run in which 100% of attributions are reproduced identically.</w:t>
+        <w:t>Produce the headline numbers for the specification over a defined set of flights: how many requirements were conforming, non-conforming, not-exercised and indeterminate; which single requirement accounted for the largest number of non-conformances; and what proportion of the baseline was never exercised.</w:t>
       </w:r>
     </w:p>
     <w:p>
@@ -1973,7 +2952,7 @@
         <w:pStyle w:val="ListNumber"/>
       </w:pPr>
       <w:r>
-        <w:t>A frozen evidence-record schema (JSON) and the objective-mapping table. Put both in the specification text: they are the enablement insurance for Invention 2.</w:t>
+        <w:t>Freeze the four verdict definitions and the acceptance-criterion representation, and document two borderline cases (one that resolves as conforming, one that resolves as indeterminate) with the clock-offset arithmetic.</w:t>
       </w:r>
     </w:p>
     <w:p>
@@ -1981,7 +2960,7 @@
         <w:pStyle w:val="ListNumber"/>
       </w:pPr>
       <w:r>
-        <w:t>A written clock-offset methodology, including how the uncertainty bound is computed and what happens at the boundary. Examiners and certifiers both probe this.</w:t>
+        <w:t>Freeze the conformance-record schema as a JSON example and put it in the specification text: it is the enablement insurance for the whole claim family.</w:t>
       </w:r>
     </w:p>
     <w:p>
@@ -1989,7 +2968,15 @@
         <w:pStyle w:val="ListNumber"/>
       </w:pPr>
       <w:r>
-        <w:t>A one-page prior-art acknowledgement: the twelve references in the appendix, each with the sentence that distinguishes this invention from it.</w:t>
+        <w:t>Demonstrate one predictive case: a requirement whose margin degraded across successive flights and triggered a maintenance action before any violation.</w:t>
+      </w:r>
+    </w:p>
+    <w:p>
+      <w:pPr>
+        <w:pStyle w:val="ListNumber"/>
+      </w:pPr>
+      <w:r>
+        <w:t>Prepare the prior-art acknowledgement listing the references in the appendix, each with the single sentence that distinguishes the invention from it.</w:t>
       </w:r>
     </w:p>
     <w:p>
@@ -1997,7 +2984,7 @@
         <w:pStyle w:val="Heading1"/>
       </w:pPr>
       <w:r>
-        <w:t>9. Risks to manage before filing</w:t>
+        <w:t>9. Risks to manage</w:t>
       </w:r>
     </w:p>
     <w:tbl>
@@ -2008,14 +2995,14 @@
         <w:tblLook w:firstColumn="1" w:firstRow="1" w:lastColumn="0" w:lastRow="0" w:noHBand="0" w:noVBand="1" w:val="04A0"/>
       </w:tblPr>
       <w:tblGrid>
-        <w:gridCol w:w="3264"/>
-        <w:gridCol w:w="3264"/>
-        <w:gridCol w:w="3264"/>
+        <w:gridCol w:w="3312"/>
+        <w:gridCol w:w="3312"/>
+        <w:gridCol w:w="3312"/>
       </w:tblGrid>
       <w:tr>
         <w:tc>
           <w:tcPr>
-            <w:tcW w:type="dxa" w:w="2160"/>
+            <w:tcW w:type="dxa" w:w="1944"/>
             <w:shd w:fill="DCE6F1"/>
           </w:tcPr>
           <w:p>
@@ -2031,7 +3018,7 @@
         </w:tc>
         <w:tc>
           <w:tcPr>
-            <w:tcW w:type="dxa" w:w="5184"/>
+            <w:tcW w:type="dxa" w:w="5112"/>
             <w:shd w:fill="DCE6F1"/>
           </w:tcPr>
           <w:p>
@@ -2047,7 +3034,7 @@
         </w:tc>
         <w:tc>
           <w:tcPr>
-            <w:tcW w:type="dxa" w:w="2592"/>
+            <w:tcW w:type="dxa" w:w="3168"/>
             <w:shd w:fill="DCE6F1"/>
           </w:tcPr>
           <w:p>
@@ -2065,7 +3052,166 @@
       <w:tr>
         <w:tc>
           <w:tcPr>
-            <w:tcW w:type="dxa" w:w="2160"/>
+            <w:tcW w:type="dxa" w:w="1944"/>
+          </w:tcPr>
+          <w:p>
+            <w:pPr>
+              <w:spacing w:after="40"/>
+            </w:pPr>
+            <w:r/>
+            <w:r>
+              <w:rPr>
+                <w:sz w:val="19"/>
+              </w:rPr>
+              <w:t>NASA TOP2-320</w:t>
+            </w:r>
+          </w:p>
+        </w:tc>
+        <w:tc>
+          <w:tcPr>
+            <w:tcW w:type="dxa" w:w="5112"/>
+          </w:tcPr>
+          <w:p>
+            <w:pPr>
+              <w:spacing w:after="40"/>
+            </w:pPr>
+            <w:r/>
+            <w:r>
+              <w:rPr>
+                <w:sz w:val="19"/>
+              </w:rPr>
+              <w:t>The closest reference on the new scope: real-time and post-flight verification against criteria, specifications and data-quality requirements for autonomous operations. A broad independent claim to "verify an aircraft system against its requirements in real time" is exposed.</w:t>
+            </w:r>
+          </w:p>
+        </w:tc>
+        <w:tc>
+          <w:tcPr>
+            <w:tcW w:type="dxa" w:w="3168"/>
+          </w:tcPr>
+          <w:p>
+            <w:pPr>
+              <w:spacing w:after="40"/>
+            </w:pPr>
+            <w:r/>
+            <w:r>
+              <w:rPr>
+                <w:sz w:val="19"/>
+              </w:rPr>
+              <w:t>Keep the claim tied to the datalink SW/HW requirement baseline, per-requirement four-valued verdicts, not-exercised coverage accounting, and the flight-keyed signed record</w:t>
+            </w:r>
+          </w:p>
+        </w:tc>
+      </w:tr>
+      <w:tr>
+        <w:tc>
+          <w:tcPr>
+            <w:tcW w:type="dxa" w:w="1944"/>
+          </w:tcPr>
+          <w:p>
+            <w:pPr>
+              <w:spacing w:after="40"/>
+            </w:pPr>
+            <w:r/>
+            <w:r>
+              <w:rPr>
+                <w:sz w:val="19"/>
+              </w:rPr>
+              <w:t>US9620020B2</w:t>
+            </w:r>
+          </w:p>
+        </w:tc>
+        <w:tc>
+          <w:tcPr>
+            <w:tcW w:type="dxa" w:w="5112"/>
+          </w:tcPr>
+          <w:p>
+            <w:pPr>
+              <w:spacing w:after="40"/>
+            </w:pPr>
+            <w:r/>
+            <w:r>
+              <w:rPr>
+                <w:sz w:val="19"/>
+              </w:rPr>
+              <w:t>Broadly covers comparing what was required against what happened and flagging the gap, from communication evidence.</w:t>
+            </w:r>
+          </w:p>
+        </w:tc>
+        <w:tc>
+          <w:tcPr>
+            <w:tcW w:type="dxa" w:w="3168"/>
+          </w:tcPr>
+          <w:p>
+            <w:pPr>
+              <w:spacing w:after="40"/>
+            </w:pPr>
+            <w:r/>
+            <w:r>
+              <w:rPr>
+                <w:sz w:val="19"/>
+              </w:rPr>
+              <w:t>Ground the claim in system requirements and in OS/partition/fault evidence, not in communication content alone</w:t>
+            </w:r>
+          </w:p>
+        </w:tc>
+      </w:tr>
+      <w:tr>
+        <w:tc>
+          <w:tcPr>
+            <w:tcW w:type="dxa" w:w="1944"/>
+          </w:tcPr>
+          <w:p>
+            <w:pPr>
+              <w:spacing w:after="40"/>
+            </w:pPr>
+            <w:r/>
+            <w:r>
+              <w:rPr>
+                <w:sz w:val="19"/>
+              </w:rPr>
+              <w:t>Runtime-verification literature</w:t>
+            </w:r>
+          </w:p>
+        </w:tc>
+        <w:tc>
+          <w:tcPr>
+            <w:tcW w:type="dxa" w:w="5112"/>
+          </w:tcPr>
+          <w:p>
+            <w:pPr>
+              <w:spacing w:after="40"/>
+            </w:pPr>
+            <w:r/>
+            <w:r>
+              <w:rPr>
+                <w:sz w:val="19"/>
+              </w:rPr>
+              <w:t>Monitor generation from specifications and multi-valued verdicts are published in the open literature.</w:t>
+            </w:r>
+          </w:p>
+        </w:tc>
+        <w:tc>
+          <w:tcPr>
+            <w:tcW w:type="dxa" w:w="3168"/>
+          </w:tcPr>
+          <w:p>
+            <w:pPr>
+              <w:spacing w:after="40"/>
+            </w:pPr>
+            <w:r/>
+            <w:r>
+              <w:rPr>
+                <w:sz w:val="19"/>
+              </w:rPr>
+              <w:t>Do not claim monitor generation generically; claim the avionics datalink baseline, the four verdicts including not-exercised, and the flight artefact</w:t>
+            </w:r>
+          </w:p>
+        </w:tc>
+      </w:tr>
+      <w:tr>
+        <w:tc>
+          <w:tcPr>
+            <w:tcW w:type="dxa" w:w="1944"/>
           </w:tcPr>
           <w:p>
             <w:pPr>
@@ -2082,7 +3228,7 @@
         </w:tc>
         <w:tc>
           <w:tcPr>
-            <w:tcW w:type="dxa" w:w="5184"/>
+            <w:tcW w:type="dxa" w:w="5112"/>
           </w:tcPr>
           <w:p>
             <w:pPr>
@@ -2093,13 +3239,13 @@
               <w:rPr>
                 <w:sz w:val="19"/>
               </w:rPr>
-              <w:t>"Collect data, analyse, display" is abstract. Keep the remediation step and the resolvability condition inside claim 1 so the claim recites an improvement in the operation of the network.</w:t>
+              <w:t>"Collect data and display it" is abstract. Keep the action selection, the ledger, and the not-exercised coverage account inside claim 1.</w:t>
             </w:r>
           </w:p>
         </w:tc>
         <w:tc>
           <w:tcPr>
-            <w:tcW w:type="dxa" w:w="2592"/>
+            <w:tcW w:type="dxa" w:w="3168"/>
           </w:tcPr>
           <w:p>
             <w:pPr>
@@ -2110,7 +3256,7 @@
               <w:rPr>
                 <w:sz w:val="19"/>
               </w:rPr>
-              <w:t>Draft as in sections 4.5 and 5.4</w:t>
+              <w:t>Draft as in section 4.5</w:t>
             </w:r>
           </w:p>
         </w:tc>
@@ -2118,7 +3264,7 @@
       <w:tr>
         <w:tc>
           <w:tcPr>
-            <w:tcW w:type="dxa" w:w="2160"/>
+            <w:tcW w:type="dxa" w:w="1944"/>
           </w:tcPr>
           <w:p>
             <w:pPr>
@@ -2129,13 +3275,13 @@
               <w:rPr>
                 <w:sz w:val="19"/>
               </w:rPr>
-              <w:t>Written description / enablement</w:t>
+              <w:t>Written description</w:t>
             </w:r>
           </w:p>
         </w:tc>
         <w:tc>
           <w:tcPr>
-            <w:tcW w:type="dxa" w:w="5184"/>
+            <w:tcW w:type="dxa" w:w="5112"/>
           </w:tcPr>
           <w:p>
             <w:pPr>
@@ -2146,13 +3292,13 @@
               <w:rPr>
                 <w:sz w:val="19"/>
               </w:rPr>
-              <w:t>"Explainable AI for avionics" and "hybrid deterministic + AI" are aims, not designs. Freeze the gate algorithm, the record schema, thresholds and one worked numeric example.</w:t>
+              <w:t>"Verify the datalink against its requirements" needs a concrete acceptance-criterion representation and at least one worked example per verdict state.</w:t>
             </w:r>
           </w:p>
         </w:tc>
         <w:tc>
           <w:tcPr>
-            <w:tcW w:type="dxa" w:w="2592"/>
+            <w:tcW w:type="dxa" w:w="3168"/>
           </w:tcPr>
           <w:p>
             <w:pPr>
@@ -2163,7 +3309,7 @@
               <w:rPr>
                 <w:sz w:val="19"/>
               </w:rPr>
-              <w:t>Complete section 8 items 2–4 before the non-provisional</w:t>
+              <w:t>Complete section 8 items 1–4 before the non-provisional</w:t>
             </w:r>
           </w:p>
         </w:tc>
@@ -2171,7 +3317,7 @@
       <w:tr>
         <w:tc>
           <w:tcPr>
-            <w:tcW w:type="dxa" w:w="2160"/>
+            <w:tcW w:type="dxa" w:w="1944"/>
           </w:tcPr>
           <w:p>
             <w:pPr>
@@ -2188,7 +3334,7 @@
         </w:tc>
         <w:tc>
           <w:tcPr>
-            <w:tcW w:type="dxa" w:w="5184"/>
+            <w:tcW w:type="dxa" w:w="5112"/>
           </w:tcPr>
           <w:p>
             <w:pPr>
@@ -2199,13 +3345,13 @@
               <w:rPr>
                 <w:sz w:val="19"/>
               </w:rPr>
-              <w:t>US has a 12-month grace period; most other jurisdictions (EP, IN, CN) have essentially absolute novelty. If the concept was presented publicly, the calendar changes immediately.</w:t>
+              <w:t>US: 12-month grace period. EP/IN/CN: effectively absolute novelty.</w:t>
             </w:r>
           </w:p>
         </w:tc>
         <w:tc>
           <w:tcPr>
-            <w:tcW w:type="dxa" w:w="2592"/>
+            <w:tcW w:type="dxa" w:w="3168"/>
           </w:tcPr>
           <w:p>
             <w:pPr>
@@ -2216,7 +3362,7 @@
               <w:rPr>
                 <w:sz w:val="19"/>
               </w:rPr>
-              <w:t>Confirm the dates of any conference, slide deck or recording BEFORE filing</w:t>
+              <w:t>Confirm dates of every presentation before filing</w:t>
             </w:r>
           </w:p>
         </w:tc>
@@ -2224,7 +3370,7 @@
       <w:tr>
         <w:tc>
           <w:tcPr>
-            <w:tcW w:type="dxa" w:w="2160"/>
+            <w:tcW w:type="dxa" w:w="1944"/>
           </w:tcPr>
           <w:p>
             <w:pPr>
@@ -2235,13 +3381,13 @@
               <w:rPr>
                 <w:sz w:val="19"/>
               </w:rPr>
-              <w:t>Freedom to operate</w:t>
+              <w:t>Data rights and export control</w:t>
             </w:r>
           </w:p>
         </w:tc>
         <w:tc>
           <w:tcPr>
-            <w:tcW w:type="dxa" w:w="5184"/>
+            <w:tcW w:type="dxa" w:w="5112"/>
           </w:tcPr>
           <w:p>
             <w:pPr>
@@ -2252,13 +3398,13 @@
               <w:rPr>
                 <w:sz w:val="19"/>
               </w:rPr>
-              <w:t>US2025/0260475A1 is pending and its claims can still move; Satcom Direct already sells a PBCS monitoring module.</w:t>
+              <w:t>Fusing aircraft OS/fault data across a fleet, and any interference model, raises data-rights, contractual and export-control questions.</w:t>
             </w:r>
           </w:p>
         </w:tc>
         <w:tc>
           <w:tcPr>
-            <w:tcW w:type="dxa" w:w="2592"/>
+            <w:tcW w:type="dxa" w:w="3168"/>
           </w:tcPr>
           <w:p>
             <w:pPr>
@@ -2269,60 +3415,7 @@
               <w:rPr>
                 <w:sz w:val="19"/>
               </w:rPr>
-              <w:t>Re-run an FTO review when a product specification is frozen</w:t>
-            </w:r>
-          </w:p>
-        </w:tc>
-      </w:tr>
-      <w:tr>
-        <w:tc>
-          <w:tcPr>
-            <w:tcW w:type="dxa" w:w="2160"/>
-          </w:tcPr>
-          <w:p>
-            <w:pPr>
-              <w:spacing w:after="40"/>
-            </w:pPr>
-            <w:r/>
-            <w:r>
-              <w:rPr>
-                <w:sz w:val="19"/>
-              </w:rPr>
-              <w:t>Inventorship and ownership</w:t>
-            </w:r>
-          </w:p>
-        </w:tc>
-        <w:tc>
-          <w:tcPr>
-            <w:tcW w:type="dxa" w:w="5184"/>
-          </w:tcPr>
-          <w:p>
-            <w:pPr>
-              <w:spacing w:after="40"/>
-            </w:pPr>
-            <w:r/>
-            <w:r>
-              <w:rPr>
-                <w:sz w:val="19"/>
-              </w:rPr>
-              <w:t>Three distinct inventive contributions across possibly multiple parties (airline, OEM, CSP, university).</w:t>
-            </w:r>
-          </w:p>
-        </w:tc>
-        <w:tc>
-          <w:tcPr>
-            <w:tcW w:type="dxa" w:w="2592"/>
-          </w:tcPr>
-          <w:p>
-            <w:pPr>
-              <w:spacing w:after="40"/>
-            </w:pPr>
-            <w:r/>
-            <w:r>
-              <w:rPr>
-                <w:sz w:val="19"/>
-              </w:rPr>
-              <w:t>Record contributions per element contemporaneously; settle assignments before filing</w:t>
+              <w:t>Address in the disclosure as legal questions to be cleared, not engineering ones</w:t>
             </w:r>
           </w:p>
         </w:tc>
@@ -2349,7 +3442,7 @@
         <w:rPr>
           <w:i/>
         </w:rPr>
-        <w:t>Please prepare a provisional application directed to a ground-based aircraft datalink diagnostic system that correlates per-leg datalink transaction timing with aircraft host-platform telemetry — including partition scheduling and communications-application resource telemetry — under a bounded clock-offset uncertainty, applies a resolvability condition that yields an indeterminate result when the transaction cannot be resolved against the telemetry, selects a cause using an asymmetric-evidence rule requiring both a positive platform indication and an absence of network indication, and emits a hash-chained attribution record that can be deterministically re-executed for audit. A second independent claim family should cover a behavioural admission gate for an advisory AI diagnosis with an objective-mapped evidence ledger. The closest art is US 2025/0260475 A1 (Satcom Direct), US 10,839,401 B2 (Honeywell) and EP 3 651 022 A1 (GE Aviation); the differentiating limitations as to each are set out in the attached claim charts.</w:t>
+        <w:t>Please prepare a provisional application directed to a ground-based datalink conformance system that ingests the installed datalink's controlled software and hardware requirements baseline, compiles each requirement with its identifier, acceptance criterion and evidence class into an executable requirement monitor, evaluates the monitors against fused and time-aligned uplink, downlink, host-operating-system, partition-performance, fault and crew-action evidence for each flight, and issues per requirement one of four verdicts — conforming, non-conforming, not-exercised and indeterminate — where not-exercised accumulates into an operational coverage account for requirements never demonstrated in service, and where flight closure produces a signed, hash-chained conformance record usable as continuing-airworthiness evidence. The closest art is NASA TOP2-320, US 9,620,020 B2 (Honeywell), US 2025/0260475 A1 (Satcom Direct) and the runtime-verification literature; the differentiating limitations as to each are set out in the attached tables.</w:t>
       </w:r>
     </w:p>
     <w:p>
@@ -2362,7 +3455,7 @@
         <w:pStyle w:val="Heading1"/>
       </w:pPr>
       <w:r>
-        <w:t>Appendix A — The twelve references that matter</w:t>
+        <w:t>Appendix A — References that matter for this revision</w:t>
       </w:r>
     </w:p>
     <w:tbl>
@@ -2373,16 +3466,16 @@
         <w:tblLook w:firstColumn="1" w:firstRow="1" w:lastColumn="0" w:lastRow="0" w:noHBand="0" w:noVBand="1" w:val="04A0"/>
       </w:tblPr>
       <w:tblGrid>
-        <w:gridCol w:w="1958"/>
-        <w:gridCol w:w="1958"/>
-        <w:gridCol w:w="1958"/>
-        <w:gridCol w:w="1958"/>
-        <w:gridCol w:w="1958"/>
+        <w:gridCol w:w="1987"/>
+        <w:gridCol w:w="1987"/>
+        <w:gridCol w:w="1987"/>
+        <w:gridCol w:w="1987"/>
+        <w:gridCol w:w="1987"/>
       </w:tblGrid>
       <w:tr>
         <w:tc>
           <w:tcPr>
-            <w:tcW w:type="dxa" w:w="504"/>
+            <w:tcW w:type="dxa" w:w="432"/>
             <w:shd w:fill="DCE6F1"/>
           </w:tcPr>
           <w:p>
@@ -2390,7 +3483,7 @@
             <w:r>
               <w:rPr>
                 <w:b/>
-                <w:sz w:val="19"/>
+                <w:sz w:val="18"/>
               </w:rPr>
               <w:t>#</w:t>
             </w:r>
@@ -2398,7 +3491,7 @@
         </w:tc>
         <w:tc>
           <w:tcPr>
-            <w:tcW w:type="dxa" w:w="2520"/>
+            <w:tcW w:type="dxa" w:w="3384"/>
             <w:shd w:fill="DCE6F1"/>
           </w:tcPr>
           <w:p>
@@ -2406,7 +3499,7 @@
             <w:r>
               <w:rPr>
                 <w:b/>
-                <w:sz w:val="19"/>
+                <w:sz w:val="18"/>
               </w:rPr>
               <w:t>Reference</w:t>
             </w:r>
@@ -2414,7 +3507,7 @@
         </w:tc>
         <w:tc>
           <w:tcPr>
-            <w:tcW w:type="dxa" w:w="1800"/>
+            <w:tcW w:type="dxa" w:w="1656"/>
             <w:shd w:fill="DCE6F1"/>
           </w:tcPr>
           <w:p>
@@ -2422,15 +3515,15 @@
             <w:r>
               <w:rPr>
                 <w:b/>
-                <w:sz w:val="19"/>
+                <w:sz w:val="18"/>
               </w:rPr>
-              <w:t>Assignee / owner</w:t>
+              <w:t>Owner</w:t>
             </w:r>
           </w:p>
         </w:tc>
         <w:tc>
           <w:tcPr>
-            <w:tcW w:type="dxa" w:w="1440"/>
+            <w:tcW w:type="dxa" w:w="1368"/>
             <w:shd w:fill="DCE6F1"/>
           </w:tcPr>
           <w:p>
@@ -2438,7 +3531,7 @@
             <w:r>
               <w:rPr>
                 <w:b/>
-                <w:sz w:val="19"/>
+                <w:sz w:val="18"/>
               </w:rPr>
               <w:t>Date</w:t>
             </w:r>
@@ -2446,7 +3539,7 @@
         </w:tc>
         <w:tc>
           <w:tcPr>
-            <w:tcW w:type="dxa" w:w="4392"/>
+            <w:tcW w:type="dxa" w:w="4176"/>
             <w:shd w:fill="DCE6F1"/>
           </w:tcPr>
           <w:p>
@@ -2454,7 +3547,7 @@
             <w:r>
               <w:rPr>
                 <w:b/>
-                <w:sz w:val="19"/>
+                <w:sz w:val="18"/>
               </w:rPr>
               <w:t>Why it matters</w:t>
             </w:r>
@@ -2464,7 +3557,7 @@
       <w:tr>
         <w:tc>
           <w:tcPr>
-            <w:tcW w:type="dxa" w:w="504"/>
+            <w:tcW w:type="dxa" w:w="432"/>
           </w:tcPr>
           <w:p>
             <w:pPr>
@@ -2473,7 +3566,7 @@
             <w:r/>
             <w:r>
               <w:rPr>
-                <w:sz w:val="19"/>
+                <w:sz w:val="18"/>
               </w:rPr>
               <w:t>1</w:t>
             </w:r>
@@ -2481,7 +3574,7 @@
         </w:tc>
         <w:tc>
           <w:tcPr>
-            <w:tcW w:type="dxa" w:w="2520"/>
+            <w:tcW w:type="dxa" w:w="3384"/>
           </w:tcPr>
           <w:p>
             <w:pPr>
@@ -2490,7 +3583,7 @@
             <w:r/>
             <w:r>
               <w:rPr>
-                <w:sz w:val="19"/>
+                <w:sz w:val="18"/>
               </w:rPr>
               <w:t>US 2025/0260475 A1</w:t>
             </w:r>
@@ -2498,7 +3591,7 @@
         </w:tc>
         <w:tc>
           <w:tcPr>
-            <w:tcW w:type="dxa" w:w="1800"/>
+            <w:tcW w:type="dxa" w:w="1656"/>
           </w:tcPr>
           <w:p>
             <w:pPr>
@@ -2507,7 +3600,7 @@
             <w:r/>
             <w:r>
               <w:rPr>
-                <w:sz w:val="19"/>
+                <w:sz w:val="18"/>
               </w:rPr>
               <w:t>Satcom Direct LLC</w:t>
             </w:r>
@@ -2515,7 +3608,7 @@
         </w:tc>
         <w:tc>
           <w:tcPr>
-            <w:tcW w:type="dxa" w:w="1440"/>
+            <w:tcW w:type="dxa" w:w="1368"/>
           </w:tcPr>
           <w:p>
             <w:pPr>
@@ -2524,7 +3617,7 @@
             <w:r/>
             <w:r>
               <w:rPr>
-                <w:sz w:val="19"/>
+                <w:sz w:val="18"/>
               </w:rPr>
               <w:t>Priority 2024-02-09</w:t>
             </w:r>
@@ -2532,7 +3625,7 @@
         </w:tc>
         <w:tc>
           <w:tcPr>
-            <w:tcW w:type="dxa" w:w="4392"/>
+            <w:tcW w:type="dxa" w:w="4176"/>
           </w:tcPr>
           <w:p>
             <w:pPr>
@@ -2541,9 +3634,9 @@
             <w:r/>
             <w:r>
               <w:rPr>
-                <w:sz w:val="19"/>
+                <w:sz w:val="18"/>
               </w:rPr>
-              <w:t>Closest art. Anticipates ground monitoring, latency, hop attribution, alerts, link reconfiguration and pilot response time.</w:t>
+              <w:t>Closest art on the monitoring half: real-time datalink performance monitoring, per-step timing, benchmark comparison, greatest-delay attribution, alerts, link reconfiguration, pilot response time</w:t>
             </w:r>
           </w:p>
         </w:tc>
@@ -2551,7 +3644,7 @@
       <w:tr>
         <w:tc>
           <w:tcPr>
-            <w:tcW w:type="dxa" w:w="504"/>
+            <w:tcW w:type="dxa" w:w="432"/>
           </w:tcPr>
           <w:p>
             <w:pPr>
@@ -2560,7 +3653,7 @@
             <w:r/>
             <w:r>
               <w:rPr>
-                <w:sz w:val="19"/>
+                <w:sz w:val="18"/>
               </w:rPr>
               <w:t>2</w:t>
             </w:r>
@@ -2568,7 +3661,7 @@
         </w:tc>
         <w:tc>
           <w:tcPr>
-            <w:tcW w:type="dxa" w:w="2520"/>
+            <w:tcW w:type="dxa" w:w="3384"/>
           </w:tcPr>
           <w:p>
             <w:pPr>
@@ -2577,15 +3670,15 @@
             <w:r/>
             <w:r>
               <w:rPr>
-                <w:sz w:val="19"/>
+                <w:sz w:val="18"/>
               </w:rPr>
-              <w:t>US 8045977 B2 / US 8200213 B2</w:t>
+              <w:t>NASA TOP2-320 "Near-Real Time Verification and Validation of Autonomous Flight Operations"</w:t>
             </w:r>
           </w:p>
         </w:tc>
         <w:tc>
           <w:tcPr>
-            <w:tcW w:type="dxa" w:w="1800"/>
+            <w:tcW w:type="dxa" w:w="1656"/>
           </w:tcPr>
           <w:p>
             <w:pPr>
@@ -2594,15 +3687,15 @@
             <w:r/>
             <w:r>
               <w:rPr>
-                <w:sz w:val="19"/>
+                <w:sz w:val="18"/>
               </w:rPr>
-              <w:t>Honeywell</w:t>
+              <w:t>NASA</w:t>
             </w:r>
           </w:p>
         </w:tc>
         <w:tc>
           <w:tcPr>
-            <w:tcW w:type="dxa" w:w="1440"/>
+            <w:tcW w:type="dxa" w:w="1368"/>
           </w:tcPr>
           <w:p>
             <w:pPr>
@@ -2611,15 +3704,15 @@
             <w:r/>
             <w:r>
               <w:rPr>
-                <w:sz w:val="19"/>
+                <w:sz w:val="18"/>
               </w:rPr>
-              <w:t>2011 / 2012</w:t>
+              <w:t>Tech sheet 2024</w:t>
             </w:r>
           </w:p>
         </w:tc>
         <w:tc>
           <w:tcPr>
-            <w:tcW w:type="dxa" w:w="4392"/>
+            <w:tcW w:type="dxa" w:w="4176"/>
           </w:tcPr>
           <w:p>
             <w:pPr>
@@ -2628,9 +3721,9 @@
             <w:r/>
             <w:r>
               <w:rPr>
-                <w:sz w:val="19"/>
+                <w:sz w:val="18"/>
               </w:rPr>
-              <w:t>Round-trip time and channel occupancy monitoring in a CMU.</w:t>
+              <w:t>Closest art on the verification half: near-real-time and post-flight verification against system criteria, specifications and data-quality requirements for autonomous operations</w:t>
             </w:r>
           </w:p>
         </w:tc>
@@ -2638,7 +3731,7 @@
       <w:tr>
         <w:tc>
           <w:tcPr>
-            <w:tcW w:type="dxa" w:w="504"/>
+            <w:tcW w:type="dxa" w:w="432"/>
           </w:tcPr>
           <w:p>
             <w:pPr>
@@ -2647,7 +3740,7 @@
             <w:r/>
             <w:r>
               <w:rPr>
-                <w:sz w:val="19"/>
+                <w:sz w:val="18"/>
               </w:rPr>
               <w:t>3</w:t>
             </w:r>
@@ -2655,7 +3748,7 @@
         </w:tc>
         <w:tc>
           <w:tcPr>
-            <w:tcW w:type="dxa" w:w="2520"/>
+            <w:tcW w:type="dxa" w:w="3384"/>
           </w:tcPr>
           <w:p>
             <w:pPr>
@@ -2664,15 +3757,15 @@
             <w:r/>
             <w:r>
               <w:rPr>
-                <w:sz w:val="19"/>
+                <w:sz w:val="18"/>
               </w:rPr>
-              <w:t>US 7729263 B2 / US 8284674 B2</w:t>
+              <w:t>US 9,620,020 B2</w:t>
             </w:r>
           </w:p>
         </w:tc>
         <w:tc>
           <w:tcPr>
-            <w:tcW w:type="dxa" w:w="1800"/>
+            <w:tcW w:type="dxa" w:w="1656"/>
           </w:tcPr>
           <w:p>
             <w:pPr>
@@ -2681,7 +3774,7 @@
             <w:r/>
             <w:r>
               <w:rPr>
-                <w:sz w:val="19"/>
+                <w:sz w:val="18"/>
               </w:rPr>
               <w:t>Honeywell</w:t>
             </w:r>
@@ -2689,7 +3782,7 @@
         </w:tc>
         <w:tc>
           <w:tcPr>
-            <w:tcW w:type="dxa" w:w="1440"/>
+            <w:tcW w:type="dxa" w:w="1368"/>
           </w:tcPr>
           <w:p>
             <w:pPr>
@@ -2698,15 +3791,15 @@
             <w:r/>
             <w:r>
               <w:rPr>
-                <w:sz w:val="19"/>
+                <w:sz w:val="18"/>
               </w:rPr>
-              <w:t>2008 / 2012</w:t>
+              <w:t>Granted</w:t>
             </w:r>
           </w:p>
         </w:tc>
         <w:tc>
           <w:tcPr>
-            <w:tcW w:type="dxa" w:w="4392"/>
+            <w:tcW w:type="dxa" w:w="4176"/>
           </w:tcPr>
           <w:p>
             <w:pPr>
@@ -2715,9 +3808,9 @@
             <w:r/>
             <w:r>
               <w:rPr>
-                <w:sz w:val="19"/>
+                <w:sz w:val="18"/>
               </w:rPr>
-              <w:t>CMU network selection and routing rules based on aircraft state.</w:t>
+              <w:t>Communication-based monitoring of compliance with aviation regulations and operating procedures; compares required pilot action against action taken</w:t>
             </w:r>
           </w:p>
         </w:tc>
@@ -2725,7 +3818,7 @@
       <w:tr>
         <w:tc>
           <w:tcPr>
-            <w:tcW w:type="dxa" w:w="504"/>
+            <w:tcW w:type="dxa" w:w="432"/>
           </w:tcPr>
           <w:p>
             <w:pPr>
@@ -2734,7 +3827,7 @@
             <w:r/>
             <w:r>
               <w:rPr>
-                <w:sz w:val="19"/>
+                <w:sz w:val="18"/>
               </w:rPr>
               <w:t>4</w:t>
             </w:r>
@@ -2742,7 +3835,7 @@
         </w:tc>
         <w:tc>
           <w:tcPr>
-            <w:tcW w:type="dxa" w:w="2520"/>
+            <w:tcW w:type="dxa" w:w="3384"/>
           </w:tcPr>
           <w:p>
             <w:pPr>
@@ -2751,15 +3844,15 @@
             <w:r/>
             <w:r>
               <w:rPr>
-                <w:sz w:val="19"/>
+                <w:sz w:val="18"/>
               </w:rPr>
-              <w:t>US 7027812 B2</w:t>
+              <w:t>WO 2025/146353 A1</w:t>
             </w:r>
           </w:p>
         </w:tc>
         <w:tc>
           <w:tcPr>
-            <w:tcW w:type="dxa" w:w="1800"/>
+            <w:tcW w:type="dxa" w:w="1656"/>
           </w:tcPr>
           <w:p>
             <w:pPr>
@@ -2768,15 +3861,15 @@
             <w:r/>
             <w:r>
               <w:rPr>
-                <w:sz w:val="19"/>
+                <w:sz w:val="18"/>
               </w:rPr>
-              <w:t>Honeywell</w:t>
+              <w:t>Valeo Schalter und Sensoren GmbH</w:t>
             </w:r>
           </w:p>
         </w:tc>
         <w:tc>
           <w:tcPr>
-            <w:tcW w:type="dxa" w:w="1440"/>
+            <w:tcW w:type="dxa" w:w="1368"/>
           </w:tcPr>
           <w:p>
             <w:pPr>
@@ -2785,15 +3878,15 @@
             <w:r/>
             <w:r>
               <w:rPr>
-                <w:sz w:val="19"/>
+                <w:sz w:val="18"/>
               </w:rPr>
-              <w:t>2006</w:t>
+              <w:t>Priority 2024-01-04</w:t>
             </w:r>
           </w:p>
         </w:tc>
         <w:tc>
           <w:tcPr>
-            <w:tcW w:type="dxa" w:w="4392"/>
+            <w:tcW w:type="dxa" w:w="4176"/>
           </w:tcPr>
           <w:p>
             <w:pPr>
@@ -2802,9 +3895,9 @@
             <w:r/>
             <w:r>
               <w:rPr>
-                <w:sz w:val="19"/>
+                <w:sz w:val="18"/>
               </w:rPr>
-              <w:t>Channel selection by zone load and preference tables.</w:t>
+              <w:t>Monitors a vehicle function from function information describing the data flow generated during execution</w:t>
             </w:r>
           </w:p>
         </w:tc>
@@ -2812,7 +3905,7 @@
       <w:tr>
         <w:tc>
           <w:tcPr>
-            <w:tcW w:type="dxa" w:w="504"/>
+            <w:tcW w:type="dxa" w:w="432"/>
           </w:tcPr>
           <w:p>
             <w:pPr>
@@ -2821,7 +3914,7 @@
             <w:r/>
             <w:r>
               <w:rPr>
-                <w:sz w:val="19"/>
+                <w:sz w:val="18"/>
               </w:rPr>
               <w:t>5</w:t>
             </w:r>
@@ -2829,7 +3922,7 @@
         </w:tc>
         <w:tc>
           <w:tcPr>
-            <w:tcW w:type="dxa" w:w="2520"/>
+            <w:tcW w:type="dxa" w:w="3384"/>
           </w:tcPr>
           <w:p>
             <w:pPr>
@@ -2838,15 +3931,15 @@
             <w:r/>
             <w:r>
               <w:rPr>
-                <w:sz w:val="19"/>
+                <w:sz w:val="18"/>
               </w:rPr>
-              <w:t>EP 2040392 B1</w:t>
+              <w:t>US 10,839,401 B2 / US 2018/0211261 A1</w:t>
             </w:r>
           </w:p>
         </w:tc>
         <w:tc>
           <w:tcPr>
-            <w:tcW w:type="dxa" w:w="1800"/>
+            <w:tcW w:type="dxa" w:w="1656"/>
           </w:tcPr>
           <w:p>
             <w:pPr>
@@ -2855,15 +3948,15 @@
             <w:r/>
             <w:r>
               <w:rPr>
-                <w:sz w:val="19"/>
+                <w:sz w:val="18"/>
               </w:rPr>
-              <w:t>n/v</w:t>
+              <w:t>Honeywell</w:t>
             </w:r>
           </w:p>
         </w:tc>
         <w:tc>
           <w:tcPr>
-            <w:tcW w:type="dxa" w:w="1440"/>
+            <w:tcW w:type="dxa" w:w="1368"/>
           </w:tcPr>
           <w:p>
             <w:pPr>
@@ -2872,15 +3965,15 @@
             <w:r/>
             <w:r>
               <w:rPr>
-                <w:sz w:val="19"/>
+                <w:sz w:val="18"/>
               </w:rPr>
-              <w:t>Granted</w:t>
+              <w:t>Priority 2017 (IN)</w:t>
             </w:r>
           </w:p>
         </w:tc>
         <w:tc>
           <w:tcPr>
-            <w:tcW w:type="dxa" w:w="4392"/>
+            <w:tcW w:type="dxa" w:w="4176"/>
           </w:tcPr>
           <w:p>
             <w:pPr>
@@ -2889,9 +3982,9 @@
             <w:r/>
             <w:r>
               <w:rPr>
-                <w:sz w:val="19"/>
+                <w:sz w:val="18"/>
               </w:rPr>
-              <w:t>Ground server evaluates downlinked aircraft data for abnormal events.</w:t>
+              <w:t>Qualifying data automatically generated from an unqualified system</w:t>
             </w:r>
           </w:p>
         </w:tc>
@@ -2899,7 +3992,7 @@
       <w:tr>
         <w:tc>
           <w:tcPr>
-            <w:tcW w:type="dxa" w:w="504"/>
+            <w:tcW w:type="dxa" w:w="432"/>
           </w:tcPr>
           <w:p>
             <w:pPr>
@@ -2908,7 +4001,7 @@
             <w:r/>
             <w:r>
               <w:rPr>
-                <w:sz w:val="19"/>
+                <w:sz w:val="18"/>
               </w:rPr>
               <w:t>6</w:t>
             </w:r>
@@ -2916,7 +4009,7 @@
         </w:tc>
         <w:tc>
           <w:tcPr>
-            <w:tcW w:type="dxa" w:w="2520"/>
+            <w:tcW w:type="dxa" w:w="3384"/>
           </w:tcPr>
           <w:p>
             <w:pPr>
@@ -2925,15 +4018,15 @@
             <w:r/>
             <w:r>
               <w:rPr>
-                <w:sz w:val="19"/>
+                <w:sz w:val="18"/>
               </w:rPr>
-              <w:t>US 9321542 B2</w:t>
+              <w:t>EP 3 651 022 A1 / CN 111 176 978 A</w:t>
             </w:r>
           </w:p>
         </w:tc>
         <w:tc>
           <w:tcPr>
-            <w:tcW w:type="dxa" w:w="1800"/>
+            <w:tcW w:type="dxa" w:w="1656"/>
           </w:tcPr>
           <w:p>
             <w:pPr>
@@ -2942,15 +4035,15 @@
             <w:r/>
             <w:r>
               <w:rPr>
-                <w:sz w:val="19"/>
+                <w:sz w:val="18"/>
               </w:rPr>
-              <w:t>n/v</w:t>
+              <w:t>GE Aviation Systems</w:t>
             </w:r>
           </w:p>
         </w:tc>
         <w:tc>
           <w:tcPr>
-            <w:tcW w:type="dxa" w:w="1440"/>
+            <w:tcW w:type="dxa" w:w="1368"/>
           </w:tcPr>
           <w:p>
             <w:pPr>
@@ -2959,15 +4052,15 @@
             <w:r/>
             <w:r>
               <w:rPr>
-                <w:sz w:val="19"/>
+                <w:sz w:val="18"/>
               </w:rPr>
-              <w:t>2016</w:t>
+              <w:t>2018</w:t>
             </w:r>
           </w:p>
         </w:tc>
         <w:tc>
           <w:tcPr>
-            <w:tcW w:type="dxa" w:w="4392"/>
+            <w:tcW w:type="dxa" w:w="4176"/>
           </w:tcPr>
           <w:p>
             <w:pPr>
@@ -2976,9 +4069,9 @@
             <w:r/>
             <w:r>
               <w:rPr>
-                <w:sz w:val="19"/>
+                <w:sz w:val="18"/>
               </w:rPr>
-              <w:t>Fleet-wide ground learning of troubleshooting procedures pushed back to aircraft.</w:t>
+              <w:t>Verifying an unqualified component against a previously-qualified set of communications</w:t>
             </w:r>
           </w:p>
         </w:tc>
@@ -2986,7 +4079,7 @@
       <w:tr>
         <w:tc>
           <w:tcPr>
-            <w:tcW w:type="dxa" w:w="504"/>
+            <w:tcW w:type="dxa" w:w="432"/>
           </w:tcPr>
           <w:p>
             <w:pPr>
@@ -2995,7 +4088,7 @@
             <w:r/>
             <w:r>
               <w:rPr>
-                <w:sz w:val="19"/>
+                <w:sz w:val="18"/>
               </w:rPr>
               <w:t>7</w:t>
             </w:r>
@@ -3003,7 +4096,7 @@
         </w:tc>
         <w:tc>
           <w:tcPr>
-            <w:tcW w:type="dxa" w:w="2520"/>
+            <w:tcW w:type="dxa" w:w="3384"/>
           </w:tcPr>
           <w:p>
             <w:pPr>
@@ -3012,15 +4105,15 @@
             <w:r/>
             <w:r>
               <w:rPr>
-                <w:sz w:val="19"/>
+                <w:sz w:val="18"/>
               </w:rPr>
-              <w:t>US 2019/0222298 A1</w:t>
+              <w:t>US 10,915,422 B2</w:t>
             </w:r>
           </w:p>
         </w:tc>
         <w:tc>
           <w:tcPr>
-            <w:tcW w:type="dxa" w:w="1800"/>
+            <w:tcW w:type="dxa" w:w="1656"/>
           </w:tcPr>
           <w:p>
             <w:pPr>
@@ -3029,15 +4122,15 @@
             <w:r/>
             <w:r>
               <w:rPr>
-                <w:sz w:val="19"/>
+                <w:sz w:val="18"/>
               </w:rPr>
-              <w:t>n/v</w:t>
+              <w:t>The MathWorks, Inc.</w:t>
             </w:r>
           </w:p>
         </w:tc>
         <w:tc>
           <w:tcPr>
-            <w:tcW w:type="dxa" w:w="1440"/>
+            <w:tcW w:type="dxa" w:w="1368"/>
           </w:tcPr>
           <w:p>
             <w:pPr>
@@ -3046,15 +4139,15 @@
             <w:r/>
             <w:r>
               <w:rPr>
-                <w:sz w:val="19"/>
+                <w:sz w:val="18"/>
               </w:rPr>
-              <w:t>2019</w:t>
+              <w:t>2017</w:t>
             </w:r>
           </w:p>
         </w:tc>
         <w:tc>
           <w:tcPr>
-            <w:tcW w:type="dxa" w:w="4392"/>
+            <w:tcW w:type="dxa" w:w="4176"/>
           </w:tcPr>
           <w:p>
             <w:pPr>
@@ -3063,9 +4156,9 @@
             <w:r/>
             <w:r>
               <w:rPr>
-                <w:sz w:val="19"/>
+                <w:sz w:val="18"/>
               </w:rPr>
-              <w:t>CMU interface with LINK TEST and a current fault list.</w:t>
+              <w:t>Automatic setting of multitasking configurations for a code-checking system — task and interrupt-level checking of implementation code</w:t>
             </w:r>
           </w:p>
         </w:tc>
@@ -3073,7 +4166,7 @@
       <w:tr>
         <w:tc>
           <w:tcPr>
-            <w:tcW w:type="dxa" w:w="504"/>
+            <w:tcW w:type="dxa" w:w="432"/>
           </w:tcPr>
           <w:p>
             <w:pPr>
@@ -3082,7 +4175,7 @@
             <w:r/>
             <w:r>
               <w:rPr>
-                <w:sz w:val="19"/>
+                <w:sz w:val="18"/>
               </w:rPr>
               <w:t>8</w:t>
             </w:r>
@@ -3090,7 +4183,7 @@
         </w:tc>
         <w:tc>
           <w:tcPr>
-            <w:tcW w:type="dxa" w:w="2520"/>
+            <w:tcW w:type="dxa" w:w="3384"/>
           </w:tcPr>
           <w:p>
             <w:pPr>
@@ -3099,15 +4192,15 @@
             <w:r/>
             <w:r>
               <w:rPr>
-                <w:sz w:val="19"/>
+                <w:sz w:val="18"/>
               </w:rPr>
-              <w:t>CN 106516159 A</w:t>
+              <w:t>US 9,321,542 B2</w:t>
             </w:r>
           </w:p>
         </w:tc>
         <w:tc>
           <w:tcPr>
-            <w:tcW w:type="dxa" w:w="1800"/>
+            <w:tcW w:type="dxa" w:w="1656"/>
           </w:tcPr>
           <w:p>
             <w:pPr>
@@ -3116,15 +4209,15 @@
             <w:r/>
             <w:r>
               <w:rPr>
-                <w:sz w:val="19"/>
+                <w:sz w:val="18"/>
               </w:rPr>
-              <w:t>CETC Avionics</w:t>
+              <w:t>n/a</w:t>
             </w:r>
           </w:p>
         </w:tc>
         <w:tc>
           <w:tcPr>
-            <w:tcW w:type="dxa" w:w="1440"/>
+            <w:tcW w:type="dxa" w:w="1368"/>
           </w:tcPr>
           <w:p>
             <w:pPr>
@@ -3133,15 +4226,15 @@
             <w:r/>
             <w:r>
               <w:rPr>
-                <w:sz w:val="19"/>
+                <w:sz w:val="18"/>
               </w:rPr>
-              <w:t>2017</w:t>
+              <w:t>2016</w:t>
             </w:r>
           </w:p>
         </w:tc>
         <w:tc>
           <w:tcPr>
-            <w:tcW w:type="dxa" w:w="4392"/>
+            <w:tcW w:type="dxa" w:w="4176"/>
           </w:tcPr>
           <w:p>
             <w:pPr>
@@ -3150,9 +4243,9 @@
             <w:r/>
             <w:r>
               <w:rPr>
-                <w:sz w:val="19"/>
+                <w:sz w:val="18"/>
               </w:rPr>
-              <w:t>ACARS/CMU malfunction diagnosis and health management.</w:t>
+              <w:t>Fleet-wide ground analysis of aircraft systems data with updated troubleshooting procedures redistributed to aircraft</w:t>
             </w:r>
           </w:p>
         </w:tc>
@@ -3160,7 +4253,7 @@
       <w:tr>
         <w:tc>
           <w:tcPr>
-            <w:tcW w:type="dxa" w:w="504"/>
+            <w:tcW w:type="dxa" w:w="432"/>
           </w:tcPr>
           <w:p>
             <w:pPr>
@@ -3169,7 +4262,7 @@
             <w:r/>
             <w:r>
               <w:rPr>
-                <w:sz w:val="19"/>
+                <w:sz w:val="18"/>
               </w:rPr>
               <w:t>9</w:t>
             </w:r>
@@ -3177,7 +4270,7 @@
         </w:tc>
         <w:tc>
           <w:tcPr>
-            <w:tcW w:type="dxa" w:w="2520"/>
+            <w:tcW w:type="dxa" w:w="3384"/>
           </w:tcPr>
           <w:p>
             <w:pPr>
@@ -3186,15 +4279,15 @@
             <w:r/>
             <w:r>
               <w:rPr>
-                <w:sz w:val="19"/>
+                <w:sz w:val="18"/>
               </w:rPr>
-              <w:t>US 10,839,401 B2 / US 2018/0211261 A1</w:t>
+              <w:t>EP 2 040 392 B1</w:t>
             </w:r>
           </w:p>
         </w:tc>
         <w:tc>
           <w:tcPr>
-            <w:tcW w:type="dxa" w:w="1800"/>
+            <w:tcW w:type="dxa" w:w="1656"/>
           </w:tcPr>
           <w:p>
             <w:pPr>
@@ -3203,15 +4296,15 @@
             <w:r/>
             <w:r>
               <w:rPr>
-                <w:sz w:val="19"/>
+                <w:sz w:val="18"/>
               </w:rPr>
-              <w:t>Honeywell</w:t>
+              <w:t>n/a</w:t>
             </w:r>
           </w:p>
         </w:tc>
         <w:tc>
           <w:tcPr>
-            <w:tcW w:type="dxa" w:w="1440"/>
+            <w:tcW w:type="dxa" w:w="1368"/>
           </w:tcPr>
           <w:p>
             <w:pPr>
@@ -3220,15 +4313,15 @@
             <w:r/>
             <w:r>
               <w:rPr>
-                <w:sz w:val="19"/>
+                <w:sz w:val="18"/>
               </w:rPr>
-              <w:t>2017 (IN priority)</w:t>
+              <w:t>Granted</w:t>
             </w:r>
           </w:p>
         </w:tc>
         <w:tc>
           <w:tcPr>
-            <w:tcW w:type="dxa" w:w="4392"/>
+            <w:tcW w:type="dxa" w:w="4176"/>
           </w:tcPr>
           <w:p>
             <w:pPr>
@@ -3237,9 +4330,9 @@
             <w:r/>
             <w:r>
               <w:rPr>
-                <w:sz w:val="19"/>
+                <w:sz w:val="18"/>
               </w:rPr>
-              <w:t>Qualifying data from an unqualified system for a qualified system — blocks generic certifiable-AI claims.</w:t>
+              <w:t>Ground server evaluates downlinked aircraft data for abnormal operational events</w:t>
             </w:r>
           </w:p>
         </w:tc>
@@ -3247,7 +4340,7 @@
       <w:tr>
         <w:tc>
           <w:tcPr>
-            <w:tcW w:type="dxa" w:w="504"/>
+            <w:tcW w:type="dxa" w:w="432"/>
           </w:tcPr>
           <w:p>
             <w:pPr>
@@ -3256,7 +4349,7 @@
             <w:r/>
             <w:r>
               <w:rPr>
-                <w:sz w:val="19"/>
+                <w:sz w:val="18"/>
               </w:rPr>
               <w:t>10</w:t>
             </w:r>
@@ -3264,7 +4357,7 @@
         </w:tc>
         <w:tc>
           <w:tcPr>
-            <w:tcW w:type="dxa" w:w="2520"/>
+            <w:tcW w:type="dxa" w:w="3384"/>
           </w:tcPr>
           <w:p>
             <w:pPr>
@@ -3273,15 +4366,15 @@
             <w:r/>
             <w:r>
               <w:rPr>
-                <w:sz w:val="19"/>
+                <w:sz w:val="18"/>
               </w:rPr>
-              <w:t>EP 3 651 022 A1 / CN 111 176 978 A</w:t>
+              <w:t>US 8,045,977 B2 / US 8,200,213 B2</w:t>
             </w:r>
           </w:p>
         </w:tc>
         <w:tc>
           <w:tcPr>
-            <w:tcW w:type="dxa" w:w="1800"/>
+            <w:tcW w:type="dxa" w:w="1656"/>
           </w:tcPr>
           <w:p>
             <w:pPr>
@@ -3290,15 +4383,15 @@
             <w:r/>
             <w:r>
               <w:rPr>
-                <w:sz w:val="19"/>
+                <w:sz w:val="18"/>
               </w:rPr>
-              <w:t>GE Aviation Systems</w:t>
+              <w:t>Honeywell</w:t>
             </w:r>
           </w:p>
         </w:tc>
         <w:tc>
           <w:tcPr>
-            <w:tcW w:type="dxa" w:w="1440"/>
+            <w:tcW w:type="dxa" w:w="1368"/>
           </w:tcPr>
           <w:p>
             <w:pPr>
@@ -3307,15 +4400,15 @@
             <w:r/>
             <w:r>
               <w:rPr>
-                <w:sz w:val="19"/>
+                <w:sz w:val="18"/>
               </w:rPr>
-              <w:t>2018</w:t>
+              <w:t>2011 / 2012</w:t>
             </w:r>
           </w:p>
         </w:tc>
         <w:tc>
           <w:tcPr>
-            <w:tcW w:type="dxa" w:w="4392"/>
+            <w:tcW w:type="dxa" w:w="4176"/>
           </w:tcPr>
           <w:p>
             <w:pPr>
@@ -3324,9 +4417,9 @@
             <w:r/>
             <w:r>
               <w:rPr>
-                <w:sz w:val="19"/>
+                <w:sz w:val="18"/>
               </w:rPr>
-              <w:t>Verifying an unqualified component against a qualified reference set.</w:t>
+              <w:t>Round-trip time and channel occupancy monitoring within a CMU</w:t>
             </w:r>
           </w:p>
         </w:tc>
@@ -3334,7 +4427,7 @@
       <w:tr>
         <w:tc>
           <w:tcPr>
-            <w:tcW w:type="dxa" w:w="504"/>
+            <w:tcW w:type="dxa" w:w="432"/>
           </w:tcPr>
           <w:p>
             <w:pPr>
@@ -3343,7 +4436,7 @@
             <w:r/>
             <w:r>
               <w:rPr>
-                <w:sz w:val="19"/>
+                <w:sz w:val="18"/>
               </w:rPr>
               <w:t>11</w:t>
             </w:r>
@@ -3351,7 +4444,7 @@
         </w:tc>
         <w:tc>
           <w:tcPr>
-            <w:tcW w:type="dxa" w:w="2520"/>
+            <w:tcW w:type="dxa" w:w="3384"/>
           </w:tcPr>
           <w:p>
             <w:pPr>
@@ -3360,15 +4453,15 @@
             <w:r/>
             <w:r>
               <w:rPr>
-                <w:sz w:val="19"/>
+                <w:sz w:val="18"/>
               </w:rPr>
-              <w:t>US 2020/0167677 A1</w:t>
+              <w:t>US 2019/0222298 A1</w:t>
             </w:r>
           </w:p>
         </w:tc>
         <w:tc>
           <w:tcPr>
-            <w:tcW w:type="dxa" w:w="1800"/>
+            <w:tcW w:type="dxa" w:w="1656"/>
           </w:tcPr>
           <w:p>
             <w:pPr>
@@ -3377,15 +4470,15 @@
             <w:r/>
             <w:r>
               <w:rPr>
-                <w:sz w:val="19"/>
+                <w:sz w:val="18"/>
               </w:rPr>
-              <w:t>IBM</w:t>
+              <w:t>n/a</w:t>
             </w:r>
           </w:p>
         </w:tc>
         <w:tc>
           <w:tcPr>
-            <w:tcW w:type="dxa" w:w="1440"/>
+            <w:tcW w:type="dxa" w:w="1368"/>
           </w:tcPr>
           <w:p>
             <w:pPr>
@@ -3394,15 +4487,15 @@
             <w:r/>
             <w:r>
               <w:rPr>
-                <w:sz w:val="19"/>
+                <w:sz w:val="18"/>
               </w:rPr>
-              <w:t>2020</w:t>
+              <w:t>2019</w:t>
             </w:r>
           </w:p>
         </w:tc>
         <w:tc>
           <w:tcPr>
-            <w:tcW w:type="dxa" w:w="4392"/>
+            <w:tcW w:type="dxa" w:w="4176"/>
           </w:tcPr>
           <w:p>
             <w:pPr>
@@ -3411,9 +4504,9 @@
             <w:r/>
             <w:r>
               <w:rPr>
-                <w:sz w:val="19"/>
+                <w:sz w:val="18"/>
               </w:rPr>
-              <w:t>Surrogate-model explanation of neural networks — blocks generic XAI claims.</w:t>
+              <w:t>CMU interface device exposing a link test and a current fault list</w:t>
             </w:r>
           </w:p>
         </w:tc>
@@ -3421,7 +4514,7 @@
       <w:tr>
         <w:tc>
           <w:tcPr>
-            <w:tcW w:type="dxa" w:w="504"/>
+            <w:tcW w:type="dxa" w:w="432"/>
           </w:tcPr>
           <w:p>
             <w:pPr>
@@ -3430,7 +4523,7 @@
             <w:r/>
             <w:r>
               <w:rPr>
-                <w:sz w:val="19"/>
+                <w:sz w:val="18"/>
               </w:rPr>
               <w:t>12</w:t>
             </w:r>
@@ -3438,7 +4531,7 @@
         </w:tc>
         <w:tc>
           <w:tcPr>
-            <w:tcW w:type="dxa" w:w="2520"/>
+            <w:tcW w:type="dxa" w:w="3384"/>
           </w:tcPr>
           <w:p>
             <w:pPr>
@@ -3447,15 +4540,15 @@
             <w:r/>
             <w:r>
               <w:rPr>
-                <w:sz w:val="19"/>
+                <w:sz w:val="18"/>
               </w:rPr>
-              <w:t>US 11,488,063 B2</w:t>
+              <w:t>US 10,971,155 B2 / US 8,305,208 B2</w:t>
             </w:r>
           </w:p>
         </w:tc>
         <w:tc>
           <w:tcPr>
-            <w:tcW w:type="dxa" w:w="1800"/>
+            <w:tcW w:type="dxa" w:w="1656"/>
           </w:tcPr>
           <w:p>
             <w:pPr>
@@ -3464,7 +4557,7 @@
             <w:r/>
             <w:r>
               <w:rPr>
-                <w:sz w:val="19"/>
+                <w:sz w:val="18"/>
               </w:rPr>
               <w:t>Honeywell</w:t>
             </w:r>
@@ -3472,7 +4565,7 @@
         </w:tc>
         <w:tc>
           <w:tcPr>
-            <w:tcW w:type="dxa" w:w="1440"/>
+            <w:tcW w:type="dxa" w:w="1368"/>
           </w:tcPr>
           <w:p>
             <w:pPr>
@@ -3481,15 +4574,15 @@
             <w:r/>
             <w:r>
               <w:rPr>
-                <w:sz w:val="19"/>
+                <w:sz w:val="18"/>
               </w:rPr>
-              <w:t>2019</w:t>
+              <w:t>2021 / granted</w:t>
             </w:r>
           </w:p>
         </w:tc>
         <w:tc>
           <w:tcPr>
-            <w:tcW w:type="dxa" w:w="4392"/>
+            <w:tcW w:type="dxa" w:w="4176"/>
           </w:tcPr>
           <w:p>
             <w:pPr>
@@ -3498,9 +4591,270 @@
             <w:r/>
             <w:r>
               <w:rPr>
-                <w:sz w:val="19"/>
+                <w:sz w:val="18"/>
               </w:rPr>
-              <w:t>Cloud-trained machine-learning models served to connected avionics.</w:t>
+              <w:t>Monitoring expected crew callouts and prompting responses to uplink messages</w:t>
+            </w:r>
+          </w:p>
+        </w:tc>
+      </w:tr>
+      <w:tr>
+        <w:tc>
+          <w:tcPr>
+            <w:tcW w:type="dxa" w:w="432"/>
+          </w:tcPr>
+          <w:p>
+            <w:pPr>
+              <w:spacing w:after="40"/>
+            </w:pPr>
+            <w:r/>
+            <w:r>
+              <w:rPr>
+                <w:sz w:val="18"/>
+              </w:rPr>
+              <w:t>13</w:t>
+            </w:r>
+          </w:p>
+        </w:tc>
+        <w:tc>
+          <w:tcPr>
+            <w:tcW w:type="dxa" w:w="3384"/>
+          </w:tcPr>
+          <w:p>
+            <w:pPr>
+              <w:spacing w:after="40"/>
+            </w:pPr>
+            <w:r/>
+            <w:r>
+              <w:rPr>
+                <w:sz w:val="18"/>
+              </w:rPr>
+              <w:t>US 2024/0086595 A1</w:t>
+            </w:r>
+          </w:p>
+        </w:tc>
+        <w:tc>
+          <w:tcPr>
+            <w:tcW w:type="dxa" w:w="1656"/>
+          </w:tcPr>
+          <w:p>
+            <w:pPr>
+              <w:spacing w:after="40"/>
+            </w:pPr>
+            <w:r/>
+            <w:r>
+              <w:rPr>
+                <w:sz w:val="18"/>
+              </w:rPr>
+              <w:t>n/a</w:t>
+            </w:r>
+          </w:p>
+        </w:tc>
+        <w:tc>
+          <w:tcPr>
+            <w:tcW w:type="dxa" w:w="1368"/>
+          </w:tcPr>
+          <w:p>
+            <w:pPr>
+              <w:spacing w:after="40"/>
+            </w:pPr>
+            <w:r/>
+            <w:r>
+              <w:rPr>
+                <w:sz w:val="18"/>
+              </w:rPr>
+              <w:t>2024</w:t>
+            </w:r>
+          </w:p>
+        </w:tc>
+        <w:tc>
+          <w:tcPr>
+            <w:tcW w:type="dxa" w:w="4176"/>
+          </w:tcPr>
+          <w:p>
+            <w:pPr>
+              <w:spacing w:after="40"/>
+            </w:pPr>
+            <w:r/>
+            <w:r>
+              <w:rPr>
+                <w:sz w:val="18"/>
+              </w:rPr>
+              <w:t>Digital-twin synchronisation using a surrogate model and in-service data to determine impending faults</w:t>
+            </w:r>
+          </w:p>
+        </w:tc>
+      </w:tr>
+      <w:tr>
+        <w:tc>
+          <w:tcPr>
+            <w:tcW w:type="dxa" w:w="432"/>
+          </w:tcPr>
+          <w:p>
+            <w:pPr>
+              <w:spacing w:after="40"/>
+            </w:pPr>
+            <w:r/>
+            <w:r>
+              <w:rPr>
+                <w:sz w:val="18"/>
+              </w:rPr>
+              <w:t>14</w:t>
+            </w:r>
+          </w:p>
+        </w:tc>
+        <w:tc>
+          <w:tcPr>
+            <w:tcW w:type="dxa" w:w="3384"/>
+          </w:tcPr>
+          <w:p>
+            <w:pPr>
+              <w:spacing w:after="40"/>
+            </w:pPr>
+            <w:r/>
+            <w:r>
+              <w:rPr>
+                <w:sz w:val="18"/>
+              </w:rPr>
+              <w:t>US 11,488,063 B2</w:t>
+            </w:r>
+          </w:p>
+        </w:tc>
+        <w:tc>
+          <w:tcPr>
+            <w:tcW w:type="dxa" w:w="1656"/>
+          </w:tcPr>
+          <w:p>
+            <w:pPr>
+              <w:spacing w:after="40"/>
+            </w:pPr>
+            <w:r/>
+            <w:r>
+              <w:rPr>
+                <w:sz w:val="18"/>
+              </w:rPr>
+              <w:t>Honeywell</w:t>
+            </w:r>
+          </w:p>
+        </w:tc>
+        <w:tc>
+          <w:tcPr>
+            <w:tcW w:type="dxa" w:w="1368"/>
+          </w:tcPr>
+          <w:p>
+            <w:pPr>
+              <w:spacing w:after="40"/>
+            </w:pPr>
+            <w:r/>
+            <w:r>
+              <w:rPr>
+                <w:sz w:val="18"/>
+              </w:rPr>
+              <w:t>2019</w:t>
+            </w:r>
+          </w:p>
+        </w:tc>
+        <w:tc>
+          <w:tcPr>
+            <w:tcW w:type="dxa" w:w="4176"/>
+          </w:tcPr>
+          <w:p>
+            <w:pPr>
+              <w:spacing w:after="40"/>
+            </w:pPr>
+            <w:r/>
+            <w:r>
+              <w:rPr>
+                <w:sz w:val="18"/>
+              </w:rPr>
+              <w:t>Cloud-trained machine-learning models served to connected avionics</w:t>
+            </w:r>
+          </w:p>
+        </w:tc>
+      </w:tr>
+      <w:tr>
+        <w:tc>
+          <w:tcPr>
+            <w:tcW w:type="dxa" w:w="432"/>
+          </w:tcPr>
+          <w:p>
+            <w:pPr>
+              <w:spacing w:after="40"/>
+            </w:pPr>
+            <w:r/>
+            <w:r>
+              <w:rPr>
+                <w:sz w:val="18"/>
+              </w:rPr>
+              <w:t>15</w:t>
+            </w:r>
+          </w:p>
+        </w:tc>
+        <w:tc>
+          <w:tcPr>
+            <w:tcW w:type="dxa" w:w="3384"/>
+          </w:tcPr>
+          <w:p>
+            <w:pPr>
+              <w:spacing w:after="40"/>
+            </w:pPr>
+            <w:r/>
+            <w:r>
+              <w:rPr>
+                <w:sz w:val="18"/>
+              </w:rPr>
+              <w:t>US 2020/0167677 A1</w:t>
+            </w:r>
+          </w:p>
+        </w:tc>
+        <w:tc>
+          <w:tcPr>
+            <w:tcW w:type="dxa" w:w="1656"/>
+          </w:tcPr>
+          <w:p>
+            <w:pPr>
+              <w:spacing w:after="40"/>
+            </w:pPr>
+            <w:r/>
+            <w:r>
+              <w:rPr>
+                <w:sz w:val="18"/>
+              </w:rPr>
+              <w:t>IBM</w:t>
+            </w:r>
+          </w:p>
+        </w:tc>
+        <w:tc>
+          <w:tcPr>
+            <w:tcW w:type="dxa" w:w="1368"/>
+          </w:tcPr>
+          <w:p>
+            <w:pPr>
+              <w:spacing w:after="40"/>
+            </w:pPr>
+            <w:r/>
+            <w:r>
+              <w:rPr>
+                <w:sz w:val="18"/>
+              </w:rPr>
+              <w:t>2020</w:t>
+            </w:r>
+          </w:p>
+        </w:tc>
+        <w:tc>
+          <w:tcPr>
+            <w:tcW w:type="dxa" w:w="4176"/>
+          </w:tcPr>
+          <w:p>
+            <w:pPr>
+              <w:spacing w:after="40"/>
+            </w:pPr>
+            <w:r/>
+            <w:r>
+              <w:rPr>
+                <w:sz w:val="18"/>
+              </w:rPr>
+              <w:t>Surrogate-model explanations of neural networks — blocks generic explainability claims</w:t>
             </w:r>
           </w:p>
         </w:tc>
@@ -3524,7 +4878,7 @@
         <w:pStyle w:val="ListBullet"/>
       </w:pPr>
       <w:r>
-        <w:t>ICAO Doc 9869 — Performance-based Communication and Surveillance manual (defines ACTP, PORT, ACP, ASP, RCP 240, RSP 180).</w:t>
+        <w:t>ICAO Doc 9869 — PBCS manual: defines ACTP, PORT, ACP, ASP, RCP 240 and RSP 180.</w:t>
       </w:r>
     </w:p>
     <w:p>
@@ -3540,7 +4894,7 @@
         <w:pStyle w:val="ListBullet"/>
       </w:pPr>
       <w:r>
-        <w:t>EASA CoDANN I (2020) and CoDANN II (2024) concept papers; RTCA SC-240 and SC-228.</w:t>
+        <w:t>DO-178C, DO-254, DO-330 and ARP4754A — the assurance standards whose requirement baselines are the ground truth of this invention.</w:t>
       </w:r>
     </w:p>
     <w:p>
@@ -3548,7 +4902,7 @@
         <w:pStyle w:val="ListBullet"/>
       </w:pPr>
       <w:r>
-        <w:t>NASA NTRS 20210019093 and 20210025705 — certification and design assurance of machine-learning airborne systems.</w:t>
+        <w:t>RTLola / Volocopter, "Monitoring Unmanned Aircraft: Specification, Integration, and Lessons-Learned" (arXiv 2404.12035, 2024).</w:t>
       </w:r>
     </w:p>
     <w:p>
@@ -3556,7 +4910,7 @@
         <w:pStyle w:val="ListBullet"/>
       </w:pPr>
       <w:r>
-        <w:t>Simplex architecture literature: Sha et al. (IEEE Software, 2001), Neural Simplex Architecture (arXiv 1908.00528), NASA DASC 2024 runtime-assurance verification framework.</w:t>
+        <w:t>Three-valued runtime verification of spoken ATC operational procedures (2026).</w:t>
       </w:r>
     </w:p>
     <w:p>
@@ -3564,7 +4918,7 @@
         <w:pStyle w:val="ListBullet"/>
       </w:pPr>
       <w:r>
-        <w:t>arXiv 2504.14443 SkyNetPredictor — machine-learning prediction of avionic network performance.</w:t>
+        <w:t>"A Verification Framework for Certifying Learning-Based Safety-Critical Aviation Systems" (arXiv 2205.04590).</w:t>
       </w:r>
     </w:p>
     <w:p>
@@ -3572,7 +4926,31 @@
         <w:pStyle w:val="ListBullet"/>
       </w:pPr>
       <w:r>
-        <w:t>Stanford GPS Lab ION GNSS+ 2021 — GNSS interference detection in ADS-B data using neural networks; Journal of Navigation 2024 — semi-supervised GNSS RFI detection on real aircraft data.</w:t>
+        <w:t>EASA CoDANN I and II concept papers; RTCA SC-240 and SC-228.</w:t>
+      </w:r>
+    </w:p>
+    <w:p>
+      <w:pPr>
+        <w:pStyle w:val="ListBullet"/>
+      </w:pPr>
+      <w:r>
+        <w:t>NASA NTRS 20210019093 and 20210025705 on certification and design assurance of machine-learning airborne systems.</w:t>
+      </w:r>
+    </w:p>
+    <w:p>
+      <w:pPr>
+        <w:pStyle w:val="ListBullet"/>
+      </w:pPr>
+      <w:r>
+        <w:t>Simplex architecture literature: Sha et al. (2001); Neural Simplex Architecture (arXiv 1908.00528); NASA DASC 2024 runtime-assurance verification framework.</w:t>
+      </w:r>
+    </w:p>
+    <w:p>
+      <w:pPr>
+        <w:pStyle w:val="ListBullet"/>
+      </w:pPr>
+      <w:r>
+        <w:t>Commercial DO-178C tooling and lifecycle platforms: LDRA, VectorCAST, Parasoft, MathWorks DO Qualification Kit, Ketryx, Visure, Polarion.</w:t>
       </w:r>
     </w:p>
     <w:p/>
@@ -3590,7 +4968,7 @@
     </w:p>
     <w:sectPr>
       <w:pgSz w:w="12240" w:h="15840"/>
-      <w:pgMar w:top="1080" w:right="1224" w:bottom="1080" w:left="1224" w:header="720" w:footer="720" w:gutter="0"/>
+      <w:pgMar w:top="1008" w:right="1152" w:bottom="1008" w:left="1152" w:header="720" w:footer="720" w:gutter="0"/>
       <w:cols w:space="720"/>
       <w:docGrid w:linePitch="360"/>
     </w:sectPr>
@@ -4032,7 +5410,7 @@
       <w:b/>
       <w:bCs/>
       <w:color w:val="1F3355"/>
-      <w:sz w:val="32"/>
+      <w:sz w:val="31"/>
       <w:szCs w:val="28"/>
     </w:rPr>
   </w:style>
@@ -4048,7 +5426,7 @@
     <w:pPr>
       <w:keepNext/>
       <w:keepLines/>
-      <w:spacing w:before="200" w:after="80"/>
+      <w:spacing w:before="180" w:after="80"/>
       <w:outlineLvl w:val="1"/>
     </w:pPr>
     <w:rPr>
@@ -4056,7 +5434,7 @@
       <w:b/>
       <w:bCs/>
       <w:color w:val="1F3355"/>
-      <w:sz w:val="26"/>
+      <w:sz w:val="25"/>
       <w:szCs w:val="26"/>
     </w:rPr>
   </w:style>
@@ -4072,7 +5450,7 @@
     <w:pPr>
       <w:keepNext/>
       <w:keepLines/>
-      <w:spacing w:before="200" w:after="80"/>
+      <w:spacing w:before="180" w:after="80"/>
       <w:outlineLvl w:val="2"/>
     </w:pPr>
     <w:rPr>
@@ -4080,7 +5458,7 @@
       <w:b/>
       <w:bCs/>
       <w:color w:val="1F3355"/>
-      <w:sz w:val="23"/>
+      <w:sz w:val="22"/>
     </w:rPr>
   </w:style>
   <w:style w:type="paragraph" w:styleId="Heading4">
